--- a/03-振荡电路/03-晶体振荡器/温度补偿晶振TCXO/温度补偿晶振TCXO.docx
+++ b/03-振荡电路/03-晶体振荡器/温度补偿晶振TCXO/温度补偿晶振TCXO.docx
@@ -2818,6 +2818,20 @@
     </w:p>
     <w:bookmarkEnd w:id="26"/>
     <w:bookmarkEnd w:id="27"/>
+    <w:p>
+      <w:pPr>
+        <w:spacing w:before="360"/>
+        <w:jc w:val="center"/>
+      </w:pPr>
+      <w:r>
+        <w:rPr>
+          <w:rFonts w:ascii="Times New Roman" w:hAnsi="Times New Roman"/>
+          <w:color w:val="555555"/>
+          <w:sz w:val="21"/>
+        </w:rPr>
+        <w:t>材料收集者：杜文杰</w:t>
+      </w:r>
+    </w:p>
     <w:sectPr>
       <w:headerReference r:id="rId9" w:type="default"/>
       <w:footerReference r:id="rId10" w:type="default"/>

--- a/03-振荡电路/03-晶体振荡器/温度补偿晶振TCXO/温度补偿晶振TCXO.docx
+++ b/03-振荡电路/03-晶体振荡器/温度补偿晶振TCXO/温度补偿晶振TCXO.docx
@@ -1,6 +1,6 @@
 
 <file path=word/document.xml><?xml version="1.0" encoding="utf-8"?>
-<w:document xmlns:w="http://schemas.openxmlformats.org/wordprocessingml/2006/main" xmlns:m="http://schemas.openxmlformats.org/officeDocument/2006/math" xmlns:r="http://schemas.openxmlformats.org/officeDocument/2006/relationships" xmlns:o="urn:schemas-microsoft-com:office:office" xmlns:v="urn:schemas-microsoft-com:vml" xmlns:w10="urn:schemas-microsoft-com:office:word" xmlns:a="http://schemas.openxmlformats.org/drawingml/2006/main" xmlns:pic="http://schemas.openxmlformats.org/drawingml/2006/picture" xmlns:wp="http://schemas.openxmlformats.org/drawingml/2006/wordprocessingDrawing">
+<w:document xmlns:m="http://schemas.openxmlformats.org/officeDocument/2006/math" xmlns:r="http://schemas.openxmlformats.org/officeDocument/2006/relationships" xmlns:w="http://schemas.openxmlformats.org/wordprocessingml/2006/main" xmlns:o="urn:schemas-microsoft-com:office:office" xmlns:v="urn:schemas-microsoft-com:vml" xmlns:w10="urn:schemas-microsoft-com:office:word" xmlns:a="http://schemas.openxmlformats.org/drawingml/2006/main" xmlns:pic="http://schemas.openxmlformats.org/drawingml/2006/picture" xmlns:wp="http://schemas.openxmlformats.org/drawingml/2006/wordprocessingDrawing">
   <w:body>
     <w:bookmarkStart w:id="27" w:name="温度补偿晶振-tcxo"/>
     <w:p>
@@ -9,11 +9,14 @@
       </w:pPr>
       <w:r>
         <w:rPr>
-          <w:rFonts w:hint="eastAsia"/>
+          <w:rFonts w:hint="eastAsia" w:eastAsia="黑体"/>
         </w:rPr>
         <w:t xml:space="preserve">温度补偿晶振</w:t>
       </w:r>
       <w:r>
+        <w:rPr>
+          <w:rFonts w:eastAsia="黑体"/>
+        </w:rPr>
         <w:t xml:space="preserve"> TCXO</w:t>
       </w:r>
     </w:p>
@@ -24,7 +27,7 @@
       </w:pPr>
       <w:r>
         <w:rPr>
-          <w:rFonts w:hint="eastAsia"/>
+          <w:rFonts w:hint="eastAsia" w:eastAsia="黑体"/>
         </w:rPr>
         <w:t xml:space="preserve">拓扑描述</w:t>
       </w:r>
@@ -35,11 +38,14 @@
       </w:pPr>
       <w:r>
         <w:rPr>
-          <w:rFonts w:hint="eastAsia"/>
+          <w:rFonts w:hint="eastAsia" w:eastAsia="黑体"/>
         </w:rPr>
         <w:t xml:space="preserve">温度补偿晶振由石英晶体</w:t>
       </w:r>
       <w:r>
+        <w:rPr>
+          <w:rFonts w:eastAsia="黑体"/>
+        </w:rPr>
         <w:t xml:space="preserve"> </w:t>
       </w:r>
       <m:oMath>
@@ -58,11 +64,14 @@
       </m:oMath>
       <w:r>
         <w:rPr>
-          <w:rFonts w:hint="eastAsia"/>
+          <w:rFonts w:hint="eastAsia" w:eastAsia="黑体"/>
         </w:rPr>
         <w:t xml:space="preserve">、振荡放大器</w:t>
       </w:r>
       <w:r>
+        <w:rPr>
+          <w:rFonts w:eastAsia="黑体"/>
+        </w:rPr>
         <w:t xml:space="preserve"> </w:t>
       </w:r>
       <m:oMath>
@@ -81,11 +90,14 @@
       </m:oMath>
       <w:r>
         <w:rPr>
-          <w:rFonts w:hint="eastAsia"/>
+          <w:rFonts w:hint="eastAsia" w:eastAsia="黑体"/>
         </w:rPr>
         <w:t xml:space="preserve">、温度传感器</w:t>
       </w:r>
       <w:r>
+        <w:rPr>
+          <w:rFonts w:eastAsia="黑体"/>
+        </w:rPr>
         <w:t xml:space="preserve"> </w:t>
       </w:r>
       <m:oMath>
@@ -104,11 +116,14 @@
       </m:oMath>
       <w:r>
         <w:rPr>
-          <w:rFonts w:hint="eastAsia"/>
+          <w:rFonts w:hint="eastAsia" w:eastAsia="黑体"/>
         </w:rPr>
         <w:t xml:space="preserve">、补偿网络</w:t>
       </w:r>
       <w:r>
+        <w:rPr>
+          <w:rFonts w:eastAsia="黑体"/>
+        </w:rPr>
         <w:t xml:space="preserve"> </w:t>
       </w:r>
       <m:oMath>
@@ -127,11 +142,14 @@
       </m:oMath>
       <w:r>
         <w:rPr>
-          <w:rFonts w:hint="eastAsia"/>
+          <w:rFonts w:hint="eastAsia" w:eastAsia="黑体"/>
         </w:rPr>
         <w:t xml:space="preserve">（模拟或数字查表）及变容二极管</w:t>
       </w:r>
       <w:r>
+        <w:rPr>
+          <w:rFonts w:eastAsia="黑体"/>
+        </w:rPr>
         <w:t xml:space="preserve"> </w:t>
       </w:r>
       <m:oMath>
@@ -149,15 +167,21 @@
         </m:sSub>
       </m:oMath>
       <w:r>
+        <w:rPr>
+          <w:rFonts w:eastAsia="黑体"/>
+        </w:rPr>
         <w:t xml:space="preserve"> </w:t>
       </w:r>
       <w:r>
         <w:rPr>
-          <w:rFonts w:hint="eastAsia"/>
+          <w:rFonts w:hint="eastAsia" w:eastAsia="黑体"/>
         </w:rPr>
         <w:t xml:space="preserve">组成。节点定义如下：振荡输入节点</w:t>
       </w:r>
       <w:r>
+        <w:rPr>
+          <w:rFonts w:eastAsia="黑体"/>
+        </w:rPr>
         <w:t xml:space="preserve"> </w:t>
       </w:r>
       <m:oMath>
@@ -178,15 +202,21 @@
         </m:sSub>
       </m:oMath>
       <w:r>
+        <w:rPr>
+          <w:rFonts w:eastAsia="黑体"/>
+        </w:rPr>
         <w:t xml:space="preserve"> </w:t>
       </w:r>
       <w:r>
         <w:rPr>
-          <w:rFonts w:hint="eastAsia"/>
+          <w:rFonts w:hint="eastAsia" w:eastAsia="黑体"/>
         </w:rPr>
         <w:t xml:space="preserve">与输出节点</w:t>
       </w:r>
       <w:r>
+        <w:rPr>
+          <w:rFonts w:eastAsia="黑体"/>
+        </w:rPr>
         <w:t xml:space="preserve"> </w:t>
       </w:r>
       <m:oMath>
@@ -210,15 +240,21 @@
         </m:sSub>
       </m:oMath>
       <w:r>
+        <w:rPr>
+          <w:rFonts w:eastAsia="黑体"/>
+        </w:rPr>
         <w:t xml:space="preserve"> </w:t>
       </w:r>
       <w:r>
         <w:rPr>
-          <w:rFonts w:hint="eastAsia"/>
+          <w:rFonts w:hint="eastAsia" w:eastAsia="黑体"/>
         </w:rPr>
         <w:t xml:space="preserve">为</w:t>
       </w:r>
       <w:r>
+        <w:rPr>
+          <w:rFonts w:eastAsia="黑体"/>
+        </w:rPr>
         <w:t xml:space="preserve"> </w:t>
       </w:r>
       <m:oMath>
@@ -236,15 +272,21 @@
         </m:sSub>
       </m:oMath>
       <w:r>
+        <w:rPr>
+          <w:rFonts w:eastAsia="黑体"/>
+        </w:rPr>
         <w:t xml:space="preserve"> </w:t>
       </w:r>
       <w:r>
         <w:rPr>
-          <w:rFonts w:hint="eastAsia"/>
+          <w:rFonts w:hint="eastAsia" w:eastAsia="黑体"/>
         </w:rPr>
         <w:t xml:space="preserve">两端，晶体跨接其间；晶体负载节点</w:t>
       </w:r>
       <w:r>
+        <w:rPr>
+          <w:rFonts w:eastAsia="黑体"/>
+        </w:rPr>
         <w:t xml:space="preserve"> </w:t>
       </w:r>
       <m:oMath>
@@ -262,15 +304,21 @@
         </m:sSub>
       </m:oMath>
       <w:r>
+        <w:rPr>
+          <w:rFonts w:eastAsia="黑体"/>
+        </w:rPr>
         <w:t xml:space="preserve"> </w:t>
       </w:r>
       <w:r>
         <w:rPr>
-          <w:rFonts w:hint="eastAsia"/>
+          <w:rFonts w:hint="eastAsia" w:eastAsia="黑体"/>
         </w:rPr>
         <w:t xml:space="preserve">为晶体一端与变容管的连接点；温度传感输出节点</w:t>
       </w:r>
       <w:r>
+        <w:rPr>
+          <w:rFonts w:eastAsia="黑体"/>
+        </w:rPr>
         <w:t xml:space="preserve"> </w:t>
       </w:r>
       <m:oMath>
@@ -294,15 +342,21 @@
         </m:sSub>
       </m:oMath>
       <w:r>
+        <w:rPr>
+          <w:rFonts w:eastAsia="黑体"/>
+        </w:rPr>
         <w:t xml:space="preserve"> </w:t>
       </w:r>
       <w:r>
         <w:rPr>
-          <w:rFonts w:hint="eastAsia"/>
+          <w:rFonts w:hint="eastAsia" w:eastAsia="黑体"/>
         </w:rPr>
         <w:t xml:space="preserve">为</w:t>
       </w:r>
       <w:r>
+        <w:rPr>
+          <w:rFonts w:eastAsia="黑体"/>
+        </w:rPr>
         <w:t xml:space="preserve"> </w:t>
       </w:r>
       <m:oMath>
@@ -320,15 +374,21 @@
         </m:sSub>
       </m:oMath>
       <w:r>
+        <w:rPr>
+          <w:rFonts w:eastAsia="黑体"/>
+        </w:rPr>
         <w:t xml:space="preserve"> </w:t>
       </w:r>
       <w:r>
         <w:rPr>
-          <w:rFonts w:hint="eastAsia"/>
+          <w:rFonts w:hint="eastAsia" w:eastAsia="黑体"/>
         </w:rPr>
         <w:t xml:space="preserve">输出；补偿电压节点</w:t>
       </w:r>
       <w:r>
+        <w:rPr>
+          <w:rFonts w:eastAsia="黑体"/>
+        </w:rPr>
         <w:t xml:space="preserve"> </w:t>
       </w:r>
       <m:oMath>
@@ -355,15 +415,21 @@
         </m:sSub>
       </m:oMath>
       <w:r>
+        <w:rPr>
+          <w:rFonts w:eastAsia="黑体"/>
+        </w:rPr>
         <w:t xml:space="preserve"> </w:t>
       </w:r>
       <w:r>
         <w:rPr>
-          <w:rFonts w:hint="eastAsia"/>
+          <w:rFonts w:hint="eastAsia" w:eastAsia="黑体"/>
         </w:rPr>
         <w:t xml:space="preserve">为</w:t>
       </w:r>
       <w:r>
+        <w:rPr>
+          <w:rFonts w:eastAsia="黑体"/>
+        </w:rPr>
         <w:t xml:space="preserve"> </w:t>
       </w:r>
       <m:oMath>
@@ -381,15 +447,21 @@
         </m:sSub>
       </m:oMath>
       <w:r>
+        <w:rPr>
+          <w:rFonts w:eastAsia="黑体"/>
+        </w:rPr>
         <w:t xml:space="preserve"> </w:t>
       </w:r>
       <w:r>
         <w:rPr>
-          <w:rFonts w:hint="eastAsia"/>
+          <w:rFonts w:hint="eastAsia" w:eastAsia="黑体"/>
         </w:rPr>
         <w:t xml:space="preserve">输出、驱动变容管；控制/牵引节点</w:t>
       </w:r>
       <w:r>
+        <w:rPr>
+          <w:rFonts w:eastAsia="黑体"/>
+        </w:rPr>
         <w:t xml:space="preserve"> </w:t>
       </w:r>
       <m:oMath>
@@ -416,15 +488,21 @@
         </m:sSub>
       </m:oMath>
       <w:r>
+        <w:rPr>
+          <w:rFonts w:eastAsia="黑体"/>
+        </w:rPr>
         <w:t xml:space="preserve"> </w:t>
       </w:r>
       <w:r>
         <w:rPr>
-          <w:rFonts w:hint="eastAsia"/>
+          <w:rFonts w:hint="eastAsia" w:eastAsia="黑体"/>
         </w:rPr>
         <w:t xml:space="preserve">为</w:t>
       </w:r>
       <w:r>
+        <w:rPr>
+          <w:rFonts w:eastAsia="黑体"/>
+        </w:rPr>
         <w:t xml:space="preserve"> </w:t>
       </w:r>
       <m:oMath>
@@ -442,20 +520,26 @@
         </m:sSub>
       </m:oMath>
       <w:r>
+        <w:rPr>
+          <w:rFonts w:eastAsia="黑体"/>
+        </w:rPr>
         <w:t xml:space="preserve"> </w:t>
       </w:r>
       <w:r>
         <w:rPr>
-          <w:rFonts w:hint="eastAsia"/>
+          <w:rFonts w:hint="eastAsia" w:eastAsia="黑体"/>
         </w:rPr>
         <w:t xml:space="preserve">阴极接入点；地节点</w:t>
       </w:r>
       <w:r>
+        <w:rPr>
+          <w:rFonts w:eastAsia="黑体"/>
+        </w:rPr>
         <w:t xml:space="preserve"> GND </w:t>
       </w:r>
       <w:r>
         <w:rPr>
-          <w:rFonts w:hint="eastAsia"/>
+          <w:rFonts w:hint="eastAsia" w:eastAsia="黑体"/>
         </w:rPr>
         <w:t xml:space="preserve">汇集变容管阳极与回路接地端。</w:t>
       </w:r>
@@ -464,11 +548,14 @@
       <w:pPr/>
       <w:r>
         <w:rPr>
-          <w:rFonts w:hint="eastAsia"/>
+          <w:rFonts w:hint="eastAsia" w:eastAsia="黑体"/>
         </w:rPr>
         <w:t xml:space="preserve">各元件管脚连接：晶体</w:t>
       </w:r>
       <w:r>
+        <w:rPr>
+          <w:rFonts w:eastAsia="黑体"/>
+        </w:rPr>
         <w:t xml:space="preserve"> </w:t>
       </w:r>
       <m:oMath>
@@ -486,15 +573,21 @@
         </m:sSub>
       </m:oMath>
       <w:r>
+        <w:rPr>
+          <w:rFonts w:eastAsia="黑体"/>
+        </w:rPr>
         <w:t xml:space="preserve"> </w:t>
       </w:r>
       <w:r>
         <w:rPr>
-          <w:rFonts w:hint="eastAsia"/>
+          <w:rFonts w:hint="eastAsia" w:eastAsia="黑体"/>
         </w:rPr>
         <w:t xml:space="preserve">两引脚一端接</w:t>
       </w:r>
       <w:r>
+        <w:rPr>
+          <w:rFonts w:eastAsia="黑体"/>
+        </w:rPr>
         <w:t xml:space="preserve"> </w:t>
       </w:r>
       <m:oMath>
@@ -516,11 +609,14 @@
       </m:oMath>
       <w:r>
         <w:rPr>
-          <w:rFonts w:hint="eastAsia"/>
+          <w:rFonts w:hint="eastAsia" w:eastAsia="黑体"/>
         </w:rPr>
         <w:t xml:space="preserve">、另一端接</w:t>
       </w:r>
       <w:r>
+        <w:rPr>
+          <w:rFonts w:eastAsia="黑体"/>
+        </w:rPr>
         <w:t xml:space="preserve"> </w:t>
       </w:r>
       <m:oMath>
@@ -539,11 +635,14 @@
       </m:oMath>
       <w:r>
         <w:rPr>
-          <w:rFonts w:hint="eastAsia"/>
+          <w:rFonts w:hint="eastAsia" w:eastAsia="黑体"/>
         </w:rPr>
         <w:t xml:space="preserve">；振荡放大器</w:t>
       </w:r>
       <w:r>
+        <w:rPr>
+          <w:rFonts w:eastAsia="黑体"/>
+        </w:rPr>
         <w:t xml:space="preserve"> </w:t>
       </w:r>
       <m:oMath>
@@ -561,24 +660,33 @@
         </m:sSub>
       </m:oMath>
       <w:r>
+        <w:rPr>
+          <w:rFonts w:eastAsia="黑体"/>
+        </w:rPr>
         <w:t xml:space="preserve"> </w:t>
       </w:r>
       <w:r>
         <w:rPr>
-          <w:rFonts w:hint="eastAsia"/>
+          <w:rFonts w:hint="eastAsia" w:eastAsia="黑体"/>
         </w:rPr>
         <w:t xml:space="preserve">的</w:t>
       </w:r>
       <w:r>
+        <w:rPr>
+          <w:rFonts w:eastAsia="黑体"/>
+        </w:rPr>
         <w:t xml:space="preserve"> IN </w:t>
       </w:r>
       <w:r>
         <w:rPr>
-          <w:rFonts w:hint="eastAsia"/>
+          <w:rFonts w:hint="eastAsia" w:eastAsia="黑体"/>
         </w:rPr>
         <w:t xml:space="preserve">接</w:t>
       </w:r>
       <w:r>
+        <w:rPr>
+          <w:rFonts w:eastAsia="黑体"/>
+        </w:rPr>
         <w:t xml:space="preserve"> </w:t>
       </w:r>
       <m:oMath>
@@ -599,15 +707,21 @@
         </m:sSub>
       </m:oMath>
       <w:r>
+        <w:rPr>
+          <w:rFonts w:eastAsia="黑体"/>
+        </w:rPr>
         <w:t xml:space="preserve">、OUT </w:t>
       </w:r>
       <w:r>
         <w:rPr>
-          <w:rFonts w:hint="eastAsia"/>
+          <w:rFonts w:hint="eastAsia" w:eastAsia="黑体"/>
         </w:rPr>
         <w:t xml:space="preserve">接</w:t>
       </w:r>
       <w:r>
+        <w:rPr>
+          <w:rFonts w:eastAsia="黑体"/>
+        </w:rPr>
         <w:t xml:space="preserve"> </w:t>
       </w:r>
       <m:oMath>
@@ -631,15 +745,21 @@
         </m:sSub>
       </m:oMath>
       <w:r>
+        <w:rPr>
+          <w:rFonts w:eastAsia="黑体"/>
+        </w:rPr>
         <w:t xml:space="preserve">、V+/V− </w:t>
       </w:r>
       <w:r>
         <w:rPr>
-          <w:rFonts w:hint="eastAsia"/>
+          <w:rFonts w:hint="eastAsia" w:eastAsia="黑体"/>
         </w:rPr>
         <w:t xml:space="preserve">接电源；温度传感器</w:t>
       </w:r>
       <w:r>
+        <w:rPr>
+          <w:rFonts w:eastAsia="黑体"/>
+        </w:rPr>
         <w:t xml:space="preserve"> </w:t>
       </w:r>
       <m:oMath>
@@ -657,15 +777,21 @@
         </m:sSub>
       </m:oMath>
       <w:r>
+        <w:rPr>
+          <w:rFonts w:eastAsia="黑体"/>
+        </w:rPr>
         <w:t xml:space="preserve"> </w:t>
       </w:r>
       <w:r>
         <w:rPr>
-          <w:rFonts w:hint="eastAsia"/>
+          <w:rFonts w:hint="eastAsia" w:eastAsia="黑体"/>
         </w:rPr>
         <w:t xml:space="preserve">感温端位于晶体附近、输出端接</w:t>
       </w:r>
       <w:r>
+        <w:rPr>
+          <w:rFonts w:eastAsia="黑体"/>
+        </w:rPr>
         <w:t xml:space="preserve"> </w:t>
       </w:r>
       <m:oMath>
@@ -690,11 +816,14 @@
       </m:oMath>
       <w:r>
         <w:rPr>
-          <w:rFonts w:hint="eastAsia"/>
+          <w:rFonts w:hint="eastAsia" w:eastAsia="黑体"/>
         </w:rPr>
         <w:t xml:space="preserve">；补偿网络</w:t>
       </w:r>
       <w:r>
+        <w:rPr>
+          <w:rFonts w:eastAsia="黑体"/>
+        </w:rPr>
         <w:t xml:space="preserve"> </w:t>
       </w:r>
       <m:oMath>
@@ -712,24 +841,33 @@
         </m:sSub>
       </m:oMath>
       <w:r>
+        <w:rPr>
+          <w:rFonts w:eastAsia="黑体"/>
+        </w:rPr>
         <w:t xml:space="preserve"> </w:t>
       </w:r>
       <w:r>
         <w:rPr>
-          <w:rFonts w:hint="eastAsia"/>
+          <w:rFonts w:hint="eastAsia" w:eastAsia="黑体"/>
         </w:rPr>
         <w:t xml:space="preserve">的</w:t>
       </w:r>
       <w:r>
+        <w:rPr>
+          <w:rFonts w:eastAsia="黑体"/>
+        </w:rPr>
         <w:t xml:space="preserve"> IN </w:t>
       </w:r>
       <w:r>
         <w:rPr>
-          <w:rFonts w:hint="eastAsia"/>
+          <w:rFonts w:hint="eastAsia" w:eastAsia="黑体"/>
         </w:rPr>
         <w:t xml:space="preserve">接</w:t>
       </w:r>
       <w:r>
+        <w:rPr>
+          <w:rFonts w:eastAsia="黑体"/>
+        </w:rPr>
         <w:t xml:space="preserve"> </w:t>
       </w:r>
       <m:oMath>
@@ -753,15 +891,21 @@
         </m:sSub>
       </m:oMath>
       <w:r>
+        <w:rPr>
+          <w:rFonts w:eastAsia="黑体"/>
+        </w:rPr>
         <w:t xml:space="preserve">、OUT </w:t>
       </w:r>
       <w:r>
         <w:rPr>
-          <w:rFonts w:hint="eastAsia"/>
+          <w:rFonts w:hint="eastAsia" w:eastAsia="黑体"/>
         </w:rPr>
         <w:t xml:space="preserve">接</w:t>
       </w:r>
       <w:r>
+        <w:rPr>
+          <w:rFonts w:eastAsia="黑体"/>
+        </w:rPr>
         <w:t xml:space="preserve"> </w:t>
       </w:r>
       <m:oMath>
@@ -789,11 +933,14 @@
       </m:oMath>
       <w:r>
         <w:rPr>
-          <w:rFonts w:hint="eastAsia"/>
+          <w:rFonts w:hint="eastAsia" w:eastAsia="黑体"/>
         </w:rPr>
         <w:t xml:space="preserve">；变容二极管</w:t>
       </w:r>
       <w:r>
+        <w:rPr>
+          <w:rFonts w:eastAsia="黑体"/>
+        </w:rPr>
         <w:t xml:space="preserve"> </w:t>
       </w:r>
       <m:oMath>
@@ -811,15 +958,21 @@
         </m:sSub>
       </m:oMath>
       <w:r>
+        <w:rPr>
+          <w:rFonts w:eastAsia="黑体"/>
+        </w:rPr>
         <w:t xml:space="preserve"> </w:t>
       </w:r>
       <w:r>
         <w:rPr>
-          <w:rFonts w:hint="eastAsia"/>
+          <w:rFonts w:hint="eastAsia" w:eastAsia="黑体"/>
         </w:rPr>
         <w:t xml:space="preserve">的阴极接</w:t>
       </w:r>
       <w:r>
+        <w:rPr>
+          <w:rFonts w:eastAsia="黑体"/>
+        </w:rPr>
         <w:t xml:space="preserve"> </w:t>
       </w:r>
       <m:oMath>
@@ -847,11 +1000,14 @@
       </m:oMath>
       <w:r>
         <w:rPr>
-          <w:rFonts w:hint="eastAsia"/>
+          <w:rFonts w:hint="eastAsia" w:eastAsia="黑体"/>
         </w:rPr>
         <w:t xml:space="preserve">（经耦合电容/隔离电阻接入回路，与</w:t>
       </w:r>
       <w:r>
+        <w:rPr>
+          <w:rFonts w:eastAsia="黑体"/>
+        </w:rPr>
         <w:t xml:space="preserve"> </w:t>
       </w:r>
       <m:oMath>
@@ -869,24 +1025,33 @@
         </m:sSub>
       </m:oMath>
       <w:r>
+        <w:rPr>
+          <w:rFonts w:eastAsia="黑体"/>
+        </w:rPr>
         <w:t xml:space="preserve"> </w:t>
       </w:r>
       <w:r>
         <w:rPr>
-          <w:rFonts w:hint="eastAsia"/>
+          <w:rFonts w:hint="eastAsia" w:eastAsia="黑体"/>
         </w:rPr>
         <w:t xml:space="preserve">相连）、阳极接</w:t>
       </w:r>
       <w:r>
+        <w:rPr>
+          <w:rFonts w:eastAsia="黑体"/>
+        </w:rPr>
         <w:t xml:space="preserve"> </w:t>
       </w:r>
       <w:r>
         <w:rPr>
-          <w:rFonts w:hint="eastAsia"/>
+          <w:rFonts w:hint="eastAsia" w:eastAsia="黑体"/>
         </w:rPr>
         <w:t xml:space="preserve">GND，用</w:t>
       </w:r>
       <w:r>
+        <w:rPr>
+          <w:rFonts w:eastAsia="黑体"/>
+        </w:rPr>
         <w:t xml:space="preserve"> </w:t>
       </w:r>
       <m:oMath>
@@ -913,11 +1078,14 @@
         </m:sSub>
       </m:oMath>
       <w:r>
+        <w:rPr>
+          <w:rFonts w:eastAsia="黑体"/>
+        </w:rPr>
         <w:t xml:space="preserve"> </w:t>
       </w:r>
       <w:r>
         <w:rPr>
-          <w:rFonts w:hint="eastAsia"/>
+          <w:rFonts w:hint="eastAsia" w:eastAsia="黑体"/>
         </w:rPr>
         <w:t xml:space="preserve">的反偏电压改变结电容，抵消晶体的频率—温度漂移。</w:t>
       </w:r>
@@ -926,7 +1094,7 @@
       <w:pPr/>
       <w:r>
         <w:rPr>
-          <w:rFonts w:hint="eastAsia"/>
+          <w:rFonts w:hint="eastAsia" w:eastAsia="黑体"/>
         </w:rPr>
         <w:t xml:space="preserve">该电路为晶体振荡器加温度传感与压控补偿闭环，</w:t>
       </w:r>
@@ -945,11 +1113,14 @@
         </m:sSub>
       </m:oMath>
       <w:r>
+        <w:rPr>
+          <w:rFonts w:eastAsia="黑体"/>
+        </w:rPr>
         <w:t xml:space="preserve"> </w:t>
       </w:r>
       <w:r>
         <w:rPr>
-          <w:rFonts w:hint="eastAsia"/>
+          <w:rFonts w:hint="eastAsia" w:eastAsia="黑体"/>
         </w:rPr>
         <w:t xml:space="preserve">测温度、</w:t>
       </w:r>
@@ -968,15 +1139,21 @@
         </m:sSub>
       </m:oMath>
       <w:r>
+        <w:rPr>
+          <w:rFonts w:eastAsia="黑体"/>
+        </w:rPr>
         <w:t xml:space="preserve"> </w:t>
       </w:r>
       <w:r>
         <w:rPr>
-          <w:rFonts w:hint="eastAsia"/>
+          <w:rFonts w:hint="eastAsia" w:eastAsia="黑体"/>
         </w:rPr>
         <w:t xml:space="preserve">生成补偿电压驱动</w:t>
       </w:r>
       <w:r>
+        <w:rPr>
+          <w:rFonts w:eastAsia="黑体"/>
+        </w:rPr>
         <w:t xml:space="preserve"> </w:t>
       </w:r>
       <m:oMath>
@@ -994,11 +1171,14 @@
         </m:sSub>
       </m:oMath>
       <w:r>
+        <w:rPr>
+          <w:rFonts w:eastAsia="黑体"/>
+        </w:rPr>
         <w:t xml:space="preserve"> </w:t>
       </w:r>
       <w:r>
         <w:rPr>
-          <w:rFonts w:hint="eastAsia"/>
+          <w:rFonts w:hint="eastAsia" w:eastAsia="黑体"/>
         </w:rPr>
         <w:t xml:space="preserve">微调负载电容，实现宽温区频率补偿。</w:t>
       </w:r>
@@ -1011,7 +1191,7 @@
       </w:pPr>
       <w:r>
         <w:rPr>
-          <w:rFonts w:hint="eastAsia"/>
+          <w:rFonts w:hint="eastAsia" w:eastAsia="黑体"/>
         </w:rPr>
         <w:t xml:space="preserve">工作原理</w:t>
       </w:r>
@@ -1022,11 +1202,14 @@
       </w:pPr>
       <w:r>
         <w:rPr>
-          <w:rFonts w:hint="eastAsia"/>
+          <w:rFonts w:hint="eastAsia" w:eastAsia="黑体"/>
         </w:rPr>
         <w:t xml:space="preserve">晶体的</w:t>
       </w:r>
       <w:r>
+        <w:rPr>
+          <w:rFonts w:eastAsia="黑体"/>
+        </w:rPr>
         <w:t xml:space="preserve"> </w:t>
       </w:r>
       <m:oMath>
@@ -1044,20 +1227,26 @@
         </m:r>
       </m:oMath>
       <w:r>
+        <w:rPr>
+          <w:rFonts w:eastAsia="黑体"/>
+        </w:rPr>
         <w:t xml:space="preserve"> </w:t>
       </w:r>
       <w:r>
         <w:rPr>
-          <w:rFonts w:hint="eastAsia"/>
+          <w:rFonts w:hint="eastAsia" w:eastAsia="黑体"/>
         </w:rPr>
         <w:t xml:space="preserve">曲线近似二次抛物线，TCXO</w:t>
       </w:r>
       <w:r>
+        <w:rPr>
+          <w:rFonts w:eastAsia="黑体"/>
+        </w:rPr>
         <w:t xml:space="preserve"> </w:t>
       </w:r>
       <w:r>
         <w:rPr>
-          <w:rFonts w:hint="eastAsia"/>
+          <w:rFonts w:hint="eastAsia" w:eastAsia="黑体"/>
         </w:rPr>
         <w:t xml:space="preserve">用温度传感器得到温度量，通过补偿电路改变变容二极管电容，使振荡频率随温度的变化被反向抵消，最终在全温度范围内获得较平坦的频率—温度特性。</w:t>
       </w:r>
@@ -1070,7 +1259,7 @@
       </w:pPr>
       <w:r>
         <w:rPr>
-          <w:rFonts w:hint="eastAsia"/>
+          <w:rFonts w:hint="eastAsia" w:eastAsia="黑体"/>
         </w:rPr>
         <w:t xml:space="preserve">关键计算公式</w:t>
       </w:r>
@@ -1084,16 +1273,19 @@
       </w:pPr>
       <w:r>
         <w:rPr>
-          <w:rFonts w:hint="eastAsia"/>
+          <w:rFonts w:hint="eastAsia" w:eastAsia="黑体"/>
         </w:rPr>
         <w:t xml:space="preserve">频率—温度近似（晶体</w:t>
       </w:r>
       <w:r>
+        <w:rPr>
+          <w:rFonts w:eastAsia="黑体"/>
+        </w:rPr>
         <w:t xml:space="preserve"> AT </w:t>
       </w:r>
       <w:r>
         <w:rPr>
-          <w:rFonts w:hint="eastAsia"/>
+          <w:rFonts w:hint="eastAsia" w:eastAsia="黑体"/>
         </w:rPr>
         <w:t xml:space="preserve">切三次曲线）：</w:t>
       </w:r>
@@ -1294,7 +1486,7 @@
       </w:pPr>
       <w:r>
         <w:rPr>
-          <w:rFonts w:hint="eastAsia"/>
+          <w:rFonts w:hint="eastAsia" w:eastAsia="黑体"/>
         </w:rPr>
         <w:t xml:space="preserve">变容管牵引灵敏度：</w:t>
       </w:r>
@@ -1450,7 +1642,7 @@
       </w:pPr>
       <w:r>
         <w:rPr>
-          <w:rFonts w:hint="eastAsia"/>
+          <w:rFonts w:hint="eastAsia" w:eastAsia="黑体"/>
         </w:rPr>
         <w:t xml:space="preserve">压控牵引率（用于补偿量核算）：</w:t>
       </w:r>
@@ -1566,7 +1758,7 @@
             </w:pPr>
             <w:r>
               <w:rPr>
-                <w:rFonts w:hint="eastAsia"/>
+                <w:rFonts w:hint="eastAsia" w:eastAsia="黑体"/>
               </w:rPr>
               <w:t xml:space="preserve">符号</w:t>
             </w:r>
@@ -1580,7 +1772,7 @@
             </w:pPr>
             <w:r>
               <w:rPr>
-                <w:rFonts w:hint="eastAsia"/>
+                <w:rFonts w:hint="eastAsia" w:eastAsia="黑体"/>
               </w:rPr>
               <w:t xml:space="preserve">含义</w:t>
             </w:r>
@@ -1594,7 +1786,7 @@
             </w:pPr>
             <w:r>
               <w:rPr>
-                <w:rFonts w:hint="eastAsia"/>
+                <w:rFonts w:hint="eastAsia" w:eastAsia="黑体"/>
               </w:rPr>
               <w:t xml:space="preserve">单位</w:t>
             </w:r>
@@ -1623,6 +1815,9 @@
               </m:sSub>
             </m:oMath>
             <w:r>
+              <w:rPr>
+                <w:rFonts w:eastAsia="黑体"/>
+              </w:rPr>
               <w:t xml:space="preserve">​</w:t>
             </w:r>
           </w:p>
@@ -1635,7 +1830,7 @@
             </w:pPr>
             <w:r>
               <w:rPr>
-                <w:rFonts w:hint="eastAsia"/>
+                <w:rFonts w:hint="eastAsia" w:eastAsia="黑体"/>
               </w:rPr>
               <w:t xml:space="preserve">标称频率</w:t>
             </w:r>
@@ -1648,6 +1843,9 @@
               <w:pStyle w:val="Compact"/>
             </w:pPr>
             <w:r>
+              <w:rPr>
+                <w:rFonts w:eastAsia="黑体"/>
+              </w:rPr>
               <w:t xml:space="preserve">Hz</w:t>
             </w:r>
           </w:p>
@@ -1672,6 +1870,9 @@
               </m:r>
             </m:oMath>
             <w:r>
+              <w:rPr>
+                <w:rFonts w:eastAsia="黑体"/>
+              </w:rPr>
               <w:t xml:space="preserve">​</w:t>
             </w:r>
           </w:p>
@@ -1684,7 +1885,7 @@
             </w:pPr>
             <w:r>
               <w:rPr>
-                <w:rFonts w:hint="eastAsia"/>
+                <w:rFonts w:hint="eastAsia" w:eastAsia="黑体"/>
               </w:rPr>
               <w:t xml:space="preserve">频率偏移</w:t>
             </w:r>
@@ -1697,6 +1898,9 @@
               <w:pStyle w:val="Compact"/>
             </w:pPr>
             <w:r>
+              <w:rPr>
+                <w:rFonts w:eastAsia="黑体"/>
+              </w:rPr>
               <w:t xml:space="preserve">Hz</w:t>
             </w:r>
           </w:p>
@@ -1715,6 +1919,9 @@
               </m:r>
             </m:oMath>
             <w:r>
+              <w:rPr>
+                <w:rFonts w:eastAsia="黑体"/>
+              </w:rPr>
               <w:t xml:space="preserve">​</w:t>
             </w:r>
           </w:p>
@@ -1727,7 +1934,7 @@
             </w:pPr>
             <w:r>
               <w:rPr>
-                <w:rFonts w:hint="eastAsia"/>
+                <w:rFonts w:hint="eastAsia" w:eastAsia="黑体"/>
               </w:rPr>
               <w:t xml:space="preserve">温度</w:t>
             </w:r>
@@ -1741,16 +1948,19 @@
             </w:pPr>
             <w:r>
               <w:rPr>
-                <w:rFonts w:hint="eastAsia"/>
+                <w:rFonts w:hint="eastAsia" w:eastAsia="黑体"/>
               </w:rPr>
               <w:t xml:space="preserve">K（或</w:t>
             </w:r>
             <w:r>
+              <w:rPr>
+                <w:rFonts w:eastAsia="黑体"/>
+              </w:rPr>
               <w:t xml:space="preserve"> </w:t>
             </w:r>
             <w:r>
               <w:rPr>
-                <w:rFonts w:hint="eastAsia"/>
+                <w:rFonts w:hint="eastAsia" w:eastAsia="黑体"/>
               </w:rPr>
               <w:t xml:space="preserve">℃）</w:t>
             </w:r>
@@ -1779,6 +1989,9 @@
               </m:sSub>
             </m:oMath>
             <w:r>
+              <w:rPr>
+                <w:rFonts w:eastAsia="黑体"/>
+              </w:rPr>
               <w:t xml:space="preserve">​</w:t>
             </w:r>
           </w:p>
@@ -1791,7 +2004,7 @@
             </w:pPr>
             <w:r>
               <w:rPr>
-                <w:rFonts w:hint="eastAsia"/>
+                <w:rFonts w:hint="eastAsia" w:eastAsia="黑体"/>
               </w:rPr>
               <w:t xml:space="preserve">参考温度</w:t>
             </w:r>
@@ -1805,16 +2018,19 @@
             </w:pPr>
             <w:r>
               <w:rPr>
-                <w:rFonts w:hint="eastAsia"/>
+                <w:rFonts w:hint="eastAsia" w:eastAsia="黑体"/>
               </w:rPr>
               <w:t xml:space="preserve">K（或</w:t>
             </w:r>
             <w:r>
+              <w:rPr>
+                <w:rFonts w:eastAsia="黑体"/>
+              </w:rPr>
               <w:t xml:space="preserve"> </w:t>
             </w:r>
             <w:r>
               <w:rPr>
-                <w:rFonts w:hint="eastAsia"/>
+                <w:rFonts w:hint="eastAsia" w:eastAsia="黑体"/>
               </w:rPr>
               <w:t xml:space="preserve">℃）</w:t>
             </w:r>
@@ -1852,6 +2068,9 @@
               </m:r>
             </m:oMath>
             <w:r>
+              <w:rPr>
+                <w:rFonts w:eastAsia="黑体"/>
+              </w:rPr>
               <w:t xml:space="preserve">​</w:t>
             </w:r>
           </w:p>
@@ -1864,7 +2083,7 @@
             </w:pPr>
             <w:r>
               <w:rPr>
-                <w:rFonts w:hint="eastAsia"/>
+                <w:rFonts w:hint="eastAsia" w:eastAsia="黑体"/>
               </w:rPr>
               <w:t xml:space="preserve">温度系数</w:t>
             </w:r>
@@ -1878,16 +2097,19 @@
             </w:pPr>
             <w:r>
               <w:rPr>
-                <w:rFonts w:hint="eastAsia"/>
+                <w:rFonts w:hint="eastAsia" w:eastAsia="黑体"/>
               </w:rPr>
               <w:t xml:space="preserve">无量纲（或</w:t>
             </w:r>
             <w:r>
+              <w:rPr>
+                <w:rFonts w:eastAsia="黑体"/>
+              </w:rPr>
               <w:t xml:space="preserve"> 1/K </w:t>
             </w:r>
             <w:r>
               <w:rPr>
-                <w:rFonts w:hint="eastAsia"/>
+                <w:rFonts w:hint="eastAsia" w:eastAsia="黑体"/>
               </w:rPr>
               <w:t xml:space="preserve">幂次）</w:t>
             </w:r>
@@ -1916,6 +2138,9 @@
               </m:sSub>
             </m:oMath>
             <w:r>
+              <w:rPr>
+                <w:rFonts w:eastAsia="黑体"/>
+              </w:rPr>
               <w:t xml:space="preserve">​</w:t>
             </w:r>
           </w:p>
@@ -1928,7 +2153,7 @@
             </w:pPr>
             <w:r>
               <w:rPr>
-                <w:rFonts w:hint="eastAsia"/>
+                <w:rFonts w:hint="eastAsia" w:eastAsia="黑体"/>
               </w:rPr>
               <w:t xml:space="preserve">晶体动态电容</w:t>
             </w:r>
@@ -1941,6 +2166,9 @@
               <w:pStyle w:val="Compact"/>
             </w:pPr>
             <w:r>
+              <w:rPr>
+                <w:rFonts w:eastAsia="黑体"/>
+              </w:rPr>
               <w:t xml:space="preserve">F</w:t>
             </w:r>
           </w:p>
@@ -1968,6 +2196,9 @@
               </m:sSub>
             </m:oMath>
             <w:r>
+              <w:rPr>
+                <w:rFonts w:eastAsia="黑体"/>
+              </w:rPr>
               <w:t xml:space="preserve">​</w:t>
             </w:r>
           </w:p>
@@ -1980,7 +2211,7 @@
             </w:pPr>
             <w:r>
               <w:rPr>
-                <w:rFonts w:hint="eastAsia"/>
+                <w:rFonts w:hint="eastAsia" w:eastAsia="黑体"/>
               </w:rPr>
               <w:t xml:space="preserve">晶体静电容</w:t>
             </w:r>
@@ -1993,6 +2224,9 @@
               <w:pStyle w:val="Compact"/>
             </w:pPr>
             <w:r>
+              <w:rPr>
+                <w:rFonts w:eastAsia="黑体"/>
+              </w:rPr>
               <w:t xml:space="preserve">F</w:t>
             </w:r>
           </w:p>
@@ -2020,6 +2254,9 @@
               </m:sSub>
             </m:oMath>
             <w:r>
+              <w:rPr>
+                <w:rFonts w:eastAsia="黑体"/>
+              </w:rPr>
               <w:t xml:space="preserve">​</w:t>
             </w:r>
           </w:p>
@@ -2032,7 +2269,7 @@
             </w:pPr>
             <w:r>
               <w:rPr>
-                <w:rFonts w:hint="eastAsia"/>
+                <w:rFonts w:hint="eastAsia" w:eastAsia="黑体"/>
               </w:rPr>
               <w:t xml:space="preserve">负载电容</w:t>
             </w:r>
@@ -2045,6 +2282,9 @@
               <w:pStyle w:val="Compact"/>
             </w:pPr>
             <w:r>
+              <w:rPr>
+                <w:rFonts w:eastAsia="黑体"/>
+              </w:rPr>
               <w:t xml:space="preserve">F</w:t>
             </w:r>
           </w:p>
@@ -2078,6 +2318,9 @@
               </m:sSub>
             </m:oMath>
             <w:r>
+              <w:rPr>
+                <w:rFonts w:eastAsia="黑体"/>
+              </w:rPr>
               <w:t xml:space="preserve">​</w:t>
             </w:r>
           </w:p>
@@ -2090,7 +2333,7 @@
             </w:pPr>
             <w:r>
               <w:rPr>
-                <w:rFonts w:hint="eastAsia"/>
+                <w:rFonts w:hint="eastAsia" w:eastAsia="黑体"/>
               </w:rPr>
               <w:t xml:space="preserve">补偿导致的电容变化</w:t>
             </w:r>
@@ -2103,6 +2346,9 @@
               <w:pStyle w:val="Compact"/>
             </w:pPr>
             <w:r>
+              <w:rPr>
+                <w:rFonts w:eastAsia="黑体"/>
+              </w:rPr>
               <w:t xml:space="preserve">F</w:t>
             </w:r>
           </w:p>
@@ -2130,6 +2376,9 @@
               </m:sSub>
             </m:oMath>
             <w:r>
+              <w:rPr>
+                <w:rFonts w:eastAsia="黑体"/>
+              </w:rPr>
               <w:t xml:space="preserve">​</w:t>
             </w:r>
           </w:p>
@@ -2142,7 +2391,7 @@
             </w:pPr>
             <w:r>
               <w:rPr>
-                <w:rFonts w:hint="eastAsia"/>
+                <w:rFonts w:hint="eastAsia" w:eastAsia="黑体"/>
               </w:rPr>
               <w:t xml:space="preserve">补偿控制电压</w:t>
             </w:r>
@@ -2155,6 +2404,9 @@
               <w:pStyle w:val="Compact"/>
             </w:pPr>
             <w:r>
+              <w:rPr>
+                <w:rFonts w:eastAsia="黑体"/>
+              </w:rPr>
               <w:t xml:space="preserve">V</w:t>
             </w:r>
           </w:p>
@@ -2169,7 +2421,7 @@
       </w:pPr>
       <w:r>
         <w:rPr>
-          <w:rFonts w:hint="eastAsia"/>
+          <w:rFonts w:hint="eastAsia" w:eastAsia="黑体"/>
         </w:rPr>
         <w:t xml:space="preserve">元件调整影响</w:t>
       </w:r>
@@ -2184,21 +2436,27 @@
       </w:pPr>
       <w:r>
         <w:rPr>
-          <w:rFonts w:hint="eastAsia"/>
+          <w:rFonts w:hint="eastAsia" w:eastAsia="黑体"/>
           <w:b/>
           <w:bCs/>
         </w:rPr>
         <w:t xml:space="preserve">变容管电容变化范围增大</w:t>
       </w:r>
       <w:r>
+        <w:rPr>
+          <w:rFonts w:eastAsia="黑体"/>
+        </w:rPr>
         <w:t xml:space="preserve"> </w:t>
       </w:r>
       <w:r>
+        <w:rPr>
+          <w:rFonts w:eastAsia="黑体"/>
+        </w:rPr>
         <w:t xml:space="preserve">→ </w:t>
       </w:r>
       <w:r>
         <w:rPr>
-          <w:rFonts w:hint="eastAsia"/>
+          <w:rFonts w:hint="eastAsia" w:eastAsia="黑体"/>
         </w:rPr>
         <w:t xml:space="preserve">可补偿更大的频率偏差，但相位噪声可能变差。</w:t>
       </w:r>
@@ -2213,7 +2471,7 @@
       </w:pPr>
       <w:r>
         <w:rPr>
-          <w:rFonts w:hint="eastAsia"/>
+          <w:rFonts w:hint="eastAsia" w:eastAsia="黑体"/>
           <w:b/>
           <w:bCs/>
         </w:rPr>
@@ -2221,6 +2479,7 @@
       </w:r>
       <w:r>
         <w:rPr>
+          <w:rFonts w:eastAsia="黑体"/>
           <w:b/>
           <w:bCs/>
         </w:rPr>
@@ -2242,6 +2501,7 @@
       </m:oMath>
       <w:r>
         <w:rPr>
+          <w:rFonts w:eastAsia="黑体"/>
           <w:b/>
           <w:bCs/>
         </w:rPr>
@@ -2249,21 +2509,27 @@
       </w:r>
       <w:r>
         <w:rPr>
-          <w:rFonts w:hint="eastAsia"/>
+          <w:rFonts w:hint="eastAsia" w:eastAsia="黑体"/>
           <w:b/>
           <w:bCs/>
         </w:rPr>
         <w:t xml:space="preserve">曲线失配</w:t>
       </w:r>
       <w:r>
+        <w:rPr>
+          <w:rFonts w:eastAsia="黑体"/>
+        </w:rPr>
         <w:t xml:space="preserve"> </w:t>
       </w:r>
       <w:r>
+        <w:rPr>
+          <w:rFonts w:eastAsia="黑体"/>
+        </w:rPr>
         <w:t xml:space="preserve">→ </w:t>
       </w:r>
       <w:r>
         <w:rPr>
-          <w:rFonts w:hint="eastAsia"/>
+          <w:rFonts w:hint="eastAsia" w:eastAsia="黑体"/>
         </w:rPr>
         <w:t xml:space="preserve">温度补偿不足或过补偿，稳定度下降。</w:t>
       </w:r>
@@ -2278,21 +2544,27 @@
       </w:pPr>
       <w:r>
         <w:rPr>
-          <w:rFonts w:hint="eastAsia"/>
+          <w:rFonts w:hint="eastAsia" w:eastAsia="黑体"/>
           <w:b/>
           <w:bCs/>
         </w:rPr>
         <w:t xml:space="preserve">温度传感器精度提高</w:t>
       </w:r>
       <w:r>
+        <w:rPr>
+          <w:rFonts w:eastAsia="黑体"/>
+        </w:rPr>
         <w:t xml:space="preserve"> </w:t>
       </w:r>
       <w:r>
+        <w:rPr>
+          <w:rFonts w:eastAsia="黑体"/>
+        </w:rPr>
         <w:t xml:space="preserve">→ </w:t>
       </w:r>
       <w:r>
         <w:rPr>
-          <w:rFonts w:hint="eastAsia"/>
+          <w:rFonts w:hint="eastAsia" w:eastAsia="黑体"/>
         </w:rPr>
         <w:t xml:space="preserve">补偿更准，全温度频率平坦度更好。</w:t>
       </w:r>
@@ -2307,21 +2579,27 @@
       </w:pPr>
       <w:r>
         <w:rPr>
-          <w:rFonts w:hint="eastAsia"/>
+          <w:rFonts w:hint="eastAsia" w:eastAsia="黑体"/>
           <w:b/>
           <w:bCs/>
         </w:rPr>
         <w:t xml:space="preserve">数字查表（DTCXO）替代模拟补偿</w:t>
       </w:r>
       <w:r>
+        <w:rPr>
+          <w:rFonts w:eastAsia="黑体"/>
+        </w:rPr>
         <w:t xml:space="preserve"> </w:t>
       </w:r>
       <w:r>
+        <w:rPr>
+          <w:rFonts w:eastAsia="黑体"/>
+        </w:rPr>
         <w:t xml:space="preserve">→ </w:t>
       </w:r>
       <w:r>
         <w:rPr>
-          <w:rFonts w:hint="eastAsia"/>
+          <w:rFonts w:hint="eastAsia" w:eastAsia="黑体"/>
         </w:rPr>
         <w:t xml:space="preserve">可拟合高阶曲线，温度稳定度进一步提升。</w:t>
       </w:r>
@@ -2334,7 +2612,7 @@
       </w:pPr>
       <w:r>
         <w:rPr>
-          <w:rFonts w:hint="eastAsia"/>
+          <w:rFonts w:hint="eastAsia" w:eastAsia="黑体"/>
         </w:rPr>
         <w:t xml:space="preserve">典型参数示例</w:t>
       </w:r>
@@ -2349,11 +2627,14 @@
       </w:pPr>
       <w:r>
         <w:rPr>
-          <w:rFonts w:hint="eastAsia"/>
+          <w:rFonts w:hint="eastAsia" w:eastAsia="黑体"/>
         </w:rPr>
         <w:t xml:space="preserve">标称</w:t>
       </w:r>
       <w:r>
+        <w:rPr>
+          <w:rFonts w:eastAsia="黑体"/>
+        </w:rPr>
         <w:t xml:space="preserve"> </w:t>
       </w:r>
       <m:oMath>
@@ -2391,11 +2672,14 @@
       </m:oMath>
       <w:r>
         <w:rPr>
-          <w:rFonts w:hint="eastAsia"/>
+          <w:rFonts w:hint="eastAsia" w:eastAsia="黑体"/>
         </w:rPr>
         <w:t xml:space="preserve">、温度稳定度</w:t>
       </w:r>
       <w:r>
+        <w:rPr>
+          <w:rFonts w:eastAsia="黑体"/>
+        </w:rPr>
         <w:t xml:space="preserve"> </w:t>
       </w:r>
       <m:oMath>
@@ -2421,7 +2705,7 @@
       </m:oMath>
       <w:r>
         <w:rPr>
-          <w:rFonts w:hint="eastAsia"/>
+          <w:rFonts w:hint="eastAsia" w:eastAsia="黑体"/>
         </w:rPr>
         <w:t xml:space="preserve">（</w:t>
       </w:r>
@@ -2463,11 +2747,14 @@
       </m:oMath>
       <w:r>
         <w:rPr>
-          <w:rFonts w:hint="eastAsia"/>
+          <w:rFonts w:hint="eastAsia" w:eastAsia="黑体"/>
         </w:rPr>
         <w:t xml:space="preserve">）：最大频率偏差</w:t>
       </w:r>
       <w:r>
+        <w:rPr>
+          <w:rFonts w:eastAsia="黑体"/>
+        </w:rPr>
         <w:t xml:space="preserve"> </w:t>
       </w:r>
       <m:oMath>
@@ -2561,6 +2848,9 @@
         </m:r>
       </m:oMath>
       <w:r>
+        <w:rPr>
+          <w:rFonts w:eastAsia="黑体"/>
+        </w:rPr>
         <w:t xml:space="preserve">。</w:t>
       </w:r>
     </w:p>
@@ -2574,11 +2864,14 @@
       </w:pPr>
       <w:r>
         <w:rPr>
-          <w:rFonts w:hint="eastAsia"/>
+          <w:rFonts w:hint="eastAsia" w:eastAsia="黑体"/>
         </w:rPr>
         <w:t xml:space="preserve">未补偿晶体温度系数约</w:t>
       </w:r>
       <w:r>
+        <w:rPr>
+          <w:rFonts w:eastAsia="黑体"/>
+        </w:rPr>
         <w:t xml:space="preserve"> </w:t>
       </w:r>
       <m:oMath>
@@ -2598,11 +2891,14 @@
       </m:oMath>
       <w:r>
         <w:rPr>
-          <w:rFonts w:hint="eastAsia"/>
+          <w:rFonts w:hint="eastAsia" w:eastAsia="黑体"/>
         </w:rPr>
         <w:t xml:space="preserve">，全温</w:t>
       </w:r>
       <w:r>
+        <w:rPr>
+          <w:rFonts w:eastAsia="黑体"/>
+        </w:rPr>
         <w:t xml:space="preserve"> </w:t>
       </w:r>
       <m:oMath>
@@ -2621,33 +2917,45 @@
         </m:r>
       </m:oMath>
       <w:r>
+        <w:rPr>
+          <w:rFonts w:eastAsia="黑体"/>
+        </w:rPr>
         <w:t xml:space="preserve"> </w:t>
       </w:r>
       <w:r>
         <w:rPr>
-          <w:rFonts w:hint="eastAsia"/>
+          <w:rFonts w:hint="eastAsia" w:eastAsia="黑体"/>
         </w:rPr>
         <w:t xml:space="preserve">变化将漂移</w:t>
       </w:r>
       <w:r>
+        <w:rPr>
+          <w:rFonts w:eastAsia="黑体"/>
+        </w:rPr>
         <w:t xml:space="preserve"> 115 </w:t>
       </w:r>
       <w:r>
         <w:rPr>
-          <w:rFonts w:hint="eastAsia"/>
+          <w:rFonts w:hint="eastAsia" w:eastAsia="黑体"/>
         </w:rPr>
         <w:t xml:space="preserve">ppm，而</w:t>
       </w:r>
       <w:r>
+        <w:rPr>
+          <w:rFonts w:eastAsia="黑体"/>
+        </w:rPr>
         <w:t xml:space="preserve"> TCXO </w:t>
       </w:r>
       <w:r>
         <w:rPr>
-          <w:rFonts w:hint="eastAsia"/>
+          <w:rFonts w:hint="eastAsia" w:eastAsia="黑体"/>
         </w:rPr>
         <w:t xml:space="preserve">将其压缩到约</w:t>
       </w:r>
       <w:r>
+        <w:rPr>
+          <w:rFonts w:eastAsia="黑体"/>
+        </w:rPr>
         <w:t xml:space="preserve"> 0.5 ppm。</w:t>
       </w:r>
     </w:p>
@@ -2659,7 +2967,7 @@
       </w:pPr>
       <w:r>
         <w:rPr>
-          <w:rFonts w:hint="eastAsia"/>
+          <w:rFonts w:hint="eastAsia" w:eastAsia="黑体"/>
         </w:rPr>
         <w:t xml:space="preserve">常见器件型号</w:t>
       </w:r>
@@ -2674,11 +2982,14 @@
       </w:pPr>
       <w:r>
         <w:rPr>
-          <w:rFonts w:hint="eastAsia"/>
+          <w:rFonts w:hint="eastAsia" w:eastAsia="黑体"/>
         </w:rPr>
         <w:t xml:space="preserve">熟称：TCXO、DTCXO（数字温补），常见频率</w:t>
       </w:r>
       <w:r>
+        <w:rPr>
+          <w:rFonts w:eastAsia="黑体"/>
+        </w:rPr>
         <w:t xml:space="preserve"> 19.2 / 26 / 38.4 MHz。</w:t>
       </w:r>
     </w:p>
@@ -2692,16 +3003,19 @@
       </w:pPr>
       <w:r>
         <w:rPr>
-          <w:rFonts w:hint="eastAsia"/>
+          <w:rFonts w:hint="eastAsia" w:eastAsia="黑体"/>
         </w:rPr>
         <w:t xml:space="preserve">常用：按需选型（GNSS、手机、无线模块内置</w:t>
       </w:r>
       <w:r>
+        <w:rPr>
+          <w:rFonts w:eastAsia="黑体"/>
+        </w:rPr>
         <w:t xml:space="preserve"> </w:t>
       </w:r>
       <w:r>
         <w:rPr>
-          <w:rFonts w:hint="eastAsia"/>
+          <w:rFonts w:hint="eastAsia" w:eastAsia="黑体"/>
         </w:rPr>
         <w:t xml:space="preserve">TCXO）。</w:t>
       </w:r>
@@ -2714,7 +3028,7 @@
       </w:pPr>
       <w:r>
         <w:rPr>
-          <w:rFonts w:hint="eastAsia"/>
+          <w:rFonts w:hint="eastAsia" w:eastAsia="黑体"/>
         </w:rPr>
         <w:t xml:space="preserve">注意事项</w:t>
       </w:r>
@@ -2729,20 +3043,26 @@
       </w:pPr>
       <w:r>
         <w:rPr>
-          <w:rFonts w:hint="eastAsia"/>
+          <w:rFonts w:hint="eastAsia" w:eastAsia="黑体"/>
         </w:rPr>
         <w:t xml:space="preserve">精度介于普通晶振与</w:t>
       </w:r>
       <w:r>
+        <w:rPr>
+          <w:rFonts w:eastAsia="黑体"/>
+        </w:rPr>
         <w:t xml:space="preserve"> OCXO </w:t>
       </w:r>
       <w:r>
         <w:rPr>
-          <w:rFonts w:hint="eastAsia"/>
+          <w:rFonts w:hint="eastAsia" w:eastAsia="黑体"/>
         </w:rPr>
         <w:t xml:space="preserve">之间，功耗远低于</w:t>
       </w:r>
       <w:r>
+        <w:rPr>
+          <w:rFonts w:eastAsia="黑体"/>
+        </w:rPr>
         <w:t xml:space="preserve"> OCXO。</w:t>
       </w:r>
     </w:p>
@@ -2756,7 +3076,7 @@
       </w:pPr>
       <w:r>
         <w:rPr>
-          <w:rFonts w:hint="eastAsia"/>
+          <w:rFonts w:hint="eastAsia" w:eastAsia="黑体"/>
         </w:rPr>
         <w:t xml:space="preserve">补偿需针对具体晶体批次标定，更换晶体后需重新校准。</w:t>
       </w:r>
@@ -2771,7 +3091,7 @@
       </w:pPr>
       <w:r>
         <w:rPr>
-          <w:rFonts w:hint="eastAsia"/>
+          <w:rFonts w:hint="eastAsia" w:eastAsia="黑体"/>
         </w:rPr>
         <w:t xml:space="preserve">快速温度突变时补偿存在热滞后，可能瞬时超差。</w:t>
       </w:r>
@@ -2784,7 +3104,7 @@
       </w:pPr>
       <w:r>
         <w:rPr>
-          <w:rFonts w:hint="eastAsia"/>
+          <w:rFonts w:hint="eastAsia" w:eastAsia="黑体"/>
         </w:rPr>
         <w:t xml:space="preserve">参考资料</w:t>
       </w:r>
@@ -2798,6 +3118,9 @@
         </w:numPr>
       </w:pPr>
       <w:r>
+        <w:rPr>
+          <w:rFonts w:eastAsia="黑体"/>
+        </w:rPr>
         <w:t xml:space="preserve">Wikipedia: Crystal oscillator。</w:t>
       </w:r>
     </w:p>
@@ -2811,7 +3134,7 @@
       </w:pPr>
       <w:r>
         <w:rPr>
-          <w:rFonts w:hint="eastAsia"/>
+          <w:rFonts w:hint="eastAsia" w:eastAsia="黑体"/>
         </w:rPr>
         <w:t xml:space="preserve">《移动通信》相关章节。</w:t>
       </w:r>
@@ -2825,11 +3148,11 @@
       </w:pPr>
       <w:r>
         <w:rPr>
-          <w:rFonts w:ascii="Times New Roman" w:hAnsi="Times New Roman"/>
+          <w:rFonts w:ascii="Times New Roman" w:hAnsi="Times New Roman" w:eastAsia="黑体"/>
           <w:color w:val="555555"/>
           <w:sz w:val="21"/>
         </w:rPr>
-        <w:t>材料收集者：杜文杰</w:t>
+        <w:t>材料收集者：杜文杰，WX手机：19519196569，QQ:3478827729</w:t>
       </w:r>
     </w:p>
     <w:sectPr>
@@ -2849,7 +3172,7 @@
 </file>
 
 <file path=word/footer1.xml><?xml version="1.0" encoding="utf-8"?>
-<w:ftr xmlns:m="http://schemas.openxmlformats.org/officeDocument/2006/math" xmlns:mc="http://schemas.openxmlformats.org/markup-compatibility/2006" xmlns:mo="http://schemas.microsoft.com/office/mac/office/2008/main" xmlns:mv="urn:schemas-microsoft-com:mac:vml" xmlns:o="urn:schemas-microsoft-com:office:office" xmlns:r="http://schemas.openxmlformats.org/officeDocument/2006/relationships" xmlns:v="urn:schemas-microsoft-com:vml" xmlns:w10="urn:schemas-microsoft-com:office:word" xmlns:w14="http://schemas.microsoft.com/office/word/2010/wordml" xmlns:w="http://schemas.openxmlformats.org/wordprocessingml/2006/main" xmlns:wne="http://schemas.microsoft.com/office/word/2006/wordml" xmlns:wp14="http://schemas.microsoft.com/office/word/2010/wordprocessingDrawing" xmlns:wp="http://schemas.openxmlformats.org/drawingml/2006/wordprocessingDrawing" xmlns:wpc="http://schemas.microsoft.com/office/word/2010/wordprocessingCanvas" xmlns:wpg="http://schemas.microsoft.com/office/word/2010/wordprocessingGroup" xmlns:wpi="http://schemas.microsoft.com/office/word/2010/wordprocessingInk" xmlns:wps="http://schemas.microsoft.com/office/word/2010/wordprocessingShape" mc:Ignorable="w14 wp14">
+<w:ftr xmlns:mc="http://schemas.openxmlformats.org/markup-compatibility/2006" xmlns:w="http://schemas.openxmlformats.org/wordprocessingml/2006/main" xmlns:m="http://schemas.openxmlformats.org/officeDocument/2006/math" xmlns:mo="http://schemas.microsoft.com/office/mac/office/2008/main" xmlns:mv="urn:schemas-microsoft-com:mac:vml" xmlns:o="urn:schemas-microsoft-com:office:office" xmlns:r="http://schemas.openxmlformats.org/officeDocument/2006/relationships" xmlns:v="urn:schemas-microsoft-com:vml" xmlns:w10="urn:schemas-microsoft-com:office:word" xmlns:w14="http://schemas.microsoft.com/office/word/2010/wordml" xmlns:wne="http://schemas.microsoft.com/office/word/2006/wordml" xmlns:wp14="http://schemas.microsoft.com/office/word/2010/wordprocessingDrawing" xmlns:wp="http://schemas.openxmlformats.org/drawingml/2006/wordprocessingDrawing" xmlns:wpc="http://schemas.microsoft.com/office/word/2010/wordprocessingCanvas" xmlns:wpg="http://schemas.microsoft.com/office/word/2010/wordprocessingGroup" xmlns:wpi="http://schemas.microsoft.com/office/word/2010/wordprocessingInk" xmlns:wps="http://schemas.microsoft.com/office/word/2010/wordprocessingShape" mc:Ignorable="w14 wp14">
   <w:p>
     <w:pPr>
       <w:pStyle w:val="Footer"/>
@@ -2857,12 +3180,14 @@
     </w:pPr>
     <w:r>
       <w:rPr>
+        <w:rFonts w:eastAsia="黑体"/>
         <w:sz w:val="18"/>
       </w:rPr>
       <w:t xml:space="preserve">第 </w:t>
     </w:r>
     <w:r>
       <w:rPr>
+        <w:rFonts w:eastAsia="黑体"/>
         <w:sz w:val="18"/>
       </w:rPr>
       <w:fldChar w:fldCharType="begin"/>
@@ -2871,6 +3196,7 @@
     </w:r>
     <w:r>
       <w:rPr>
+        <w:rFonts w:eastAsia="黑体"/>
         <w:sz w:val="18"/>
       </w:rPr>
       <w:t xml:space="preserve"> 页</w:t>
@@ -2884,6 +3210,9 @@
   <w:footnote w:type="continuationSeparator" w:id="0">
     <w:p>
       <w:r>
+        <w:rPr>
+          <w:rFonts w:eastAsia="黑体"/>
+        </w:rPr>
         <w:continuationSeparator/>
       </w:r>
     </w:p>
@@ -2891,6 +3220,9 @@
   <w:footnote w:type="separator" w:id="-1">
     <w:p>
       <w:r>
+        <w:rPr>
+          <w:rFonts w:eastAsia="黑体"/>
+        </w:rPr>
         <w:separator/>
       </w:r>
     </w:p>
@@ -2899,7 +3231,7 @@
 </file>
 
 <file path=word/header1.xml><?xml version="1.0" encoding="utf-8"?>
-<w:hdr xmlns:m="http://schemas.openxmlformats.org/officeDocument/2006/math" xmlns:mc="http://schemas.openxmlformats.org/markup-compatibility/2006" xmlns:mo="http://schemas.microsoft.com/office/mac/office/2008/main" xmlns:mv="urn:schemas-microsoft-com:mac:vml" xmlns:o="urn:schemas-microsoft-com:office:office" xmlns:r="http://schemas.openxmlformats.org/officeDocument/2006/relationships" xmlns:v="urn:schemas-microsoft-com:vml" xmlns:w10="urn:schemas-microsoft-com:office:word" xmlns:w14="http://schemas.microsoft.com/office/word/2010/wordml" xmlns:w="http://schemas.openxmlformats.org/wordprocessingml/2006/main" xmlns:wne="http://schemas.microsoft.com/office/word/2006/wordml" xmlns:wp14="http://schemas.microsoft.com/office/word/2010/wordprocessingDrawing" xmlns:wp="http://schemas.openxmlformats.org/drawingml/2006/wordprocessingDrawing" xmlns:wpc="http://schemas.microsoft.com/office/word/2010/wordprocessingCanvas" xmlns:wpg="http://schemas.microsoft.com/office/word/2010/wordprocessingGroup" xmlns:wpi="http://schemas.microsoft.com/office/word/2010/wordprocessingInk" xmlns:wps="http://schemas.microsoft.com/office/word/2010/wordprocessingShape" mc:Ignorable="w14 wp14">
+<w:hdr xmlns:mc="http://schemas.openxmlformats.org/markup-compatibility/2006" xmlns:w="http://schemas.openxmlformats.org/wordprocessingml/2006/main" xmlns:m="http://schemas.openxmlformats.org/officeDocument/2006/math" xmlns:mo="http://schemas.microsoft.com/office/mac/office/2008/main" xmlns:mv="urn:schemas-microsoft-com:mac:vml" xmlns:o="urn:schemas-microsoft-com:office:office" xmlns:r="http://schemas.openxmlformats.org/officeDocument/2006/relationships" xmlns:v="urn:schemas-microsoft-com:vml" xmlns:w10="urn:schemas-microsoft-com:office:word" xmlns:w14="http://schemas.microsoft.com/office/word/2010/wordml" xmlns:wne="http://schemas.microsoft.com/office/word/2006/wordml" xmlns:wp14="http://schemas.microsoft.com/office/word/2010/wordprocessingDrawing" xmlns:wp="http://schemas.openxmlformats.org/drawingml/2006/wordprocessingDrawing" xmlns:wpc="http://schemas.microsoft.com/office/word/2010/wordprocessingCanvas" xmlns:wpg="http://schemas.microsoft.com/office/word/2010/wordprocessingGroup" xmlns:wpi="http://schemas.microsoft.com/office/word/2010/wordprocessingInk" xmlns:wps="http://schemas.microsoft.com/office/word/2010/wordprocessingShape" mc:Ignorable="w14 wp14">
   <w:p>
     <w:pPr>
       <w:pStyle w:val="Header"/>
@@ -2907,7 +3239,7 @@
     </w:pPr>
     <w:r>
       <w:rPr>
-        <w:rFonts w:ascii="Times New Roman" w:hAnsi="Times New Roman"/>
+        <w:rFonts w:ascii="Times New Roman" w:hAnsi="Times New Roman" w:eastAsia="黑体"/>
         <w:sz w:val="18"/>
         <w:rFonts w:eastAsia="黑体"/>
         <w:rFonts w:eastAsia="黑体"/>
@@ -2919,7 +3251,7 @@
 </file>
 
 <file path=word/numbering.xml><?xml version="1.0" encoding="utf-8"?>
-<w:numbering xmlns:m="http://schemas.openxmlformats.org/officeDocument/2006/math" xmlns:mc="http://schemas.openxmlformats.org/markup-compatibility/2006" xmlns:mo="http://schemas.microsoft.com/office/mac/office/2008/main" xmlns:mv="urn:schemas-microsoft-com:mac:vml" xmlns:o="urn:schemas-microsoft-com:office:office" xmlns:r="http://schemas.openxmlformats.org/officeDocument/2006/relationships" xmlns:v="urn:schemas-microsoft-com:vml" xmlns:w="http://schemas.openxmlformats.org/wordprocessingml/2006/main" xmlns:w10="urn:schemas-microsoft-com:office:word" xmlns:w14="http://schemas.microsoft.com/office/word/2010/wordml" xmlns:wne="http://schemas.microsoft.com/office/word/2006/wordml" xmlns:wp="http://schemas.openxmlformats.org/drawingml/2006/wordprocessingDrawing" xmlns:wp14="http://schemas.microsoft.com/office/word/2010/wordprocessingDrawing" xmlns:wpc="http://schemas.microsoft.com/office/word/2010/wordprocessingCanvas" xmlns:wpg="http://schemas.microsoft.com/office/word/2010/wordprocessingGroup" xmlns:wpi="http://schemas.microsoft.com/office/word/2010/wordprocessingInk" xmlns:wps="http://schemas.microsoft.com/office/word/2010/wordprocessingShape" mc:Ignorable="w14 wp14">
+<w:numbering xmlns:mc="http://schemas.openxmlformats.org/markup-compatibility/2006" xmlns:w="http://schemas.openxmlformats.org/wordprocessingml/2006/main" xmlns:m="http://schemas.openxmlformats.org/officeDocument/2006/math" xmlns:mo="http://schemas.microsoft.com/office/mac/office/2008/main" xmlns:mv="urn:schemas-microsoft-com:mac:vml" xmlns:o="urn:schemas-microsoft-com:office:office" xmlns:r="http://schemas.openxmlformats.org/officeDocument/2006/relationships" xmlns:v="urn:schemas-microsoft-com:vml" xmlns:w10="urn:schemas-microsoft-com:office:word" xmlns:w14="http://schemas.microsoft.com/office/word/2010/wordml" xmlns:wne="http://schemas.microsoft.com/office/word/2006/wordml" xmlns:wp="http://schemas.openxmlformats.org/drawingml/2006/wordprocessingDrawing" xmlns:wp14="http://schemas.microsoft.com/office/word/2010/wordprocessingDrawing" xmlns:wpc="http://schemas.microsoft.com/office/word/2010/wordprocessingCanvas" xmlns:wpg="http://schemas.microsoft.com/office/word/2010/wordprocessingGroup" xmlns:wpi="http://schemas.microsoft.com/office/word/2010/wordprocessingInk" xmlns:wps="http://schemas.microsoft.com/office/word/2010/wordprocessingShape" mc:Ignorable="w14 wp14">
   <w:abstractNum w:abstractNumId="0">
     <w:nsid w:val="FFFFFF7C"/>
     <w:multiLevelType w:val="singleLevel"/>
@@ -3006,7 +3338,7 @@
         <w:ind w:hanging="360" w:left="1440"/>
       </w:pPr>
       <w:rPr>
-        <w:rFonts w:ascii="Symbol" w:hAnsi="Symbol" w:hint="default"/>
+        <w:rFonts w:ascii="Symbol" w:hAnsi="Symbol" w:hint="default" w:eastAsia="黑体"/>
       </w:rPr>
     </w:lvl>
   </w:abstractNum>
@@ -3027,7 +3359,7 @@
         <w:ind w:hanging="360" w:left="1080"/>
       </w:pPr>
       <w:rPr>
-        <w:rFonts w:ascii="Symbol" w:hAnsi="Symbol" w:hint="default"/>
+        <w:rFonts w:ascii="Symbol" w:hAnsi="Symbol" w:hint="default" w:eastAsia="黑体"/>
       </w:rPr>
     </w:lvl>
   </w:abstractNum>
@@ -3048,7 +3380,7 @@
         <w:ind w:hanging="360" w:left="720"/>
       </w:pPr>
       <w:rPr>
-        <w:rFonts w:ascii="Symbol" w:hAnsi="Symbol" w:hint="default"/>
+        <w:rFonts w:ascii="Symbol" w:hAnsi="Symbol" w:hint="default" w:eastAsia="黑体"/>
       </w:rPr>
     </w:lvl>
   </w:abstractNum>
@@ -3087,7 +3419,7 @@
         <w:ind w:hanging="360" w:left="360"/>
       </w:pPr>
       <w:rPr>
-        <w:rFonts w:ascii="Symbol" w:hAnsi="Symbol" w:hint="default"/>
+        <w:rFonts w:ascii="Symbol" w:hAnsi="Symbol" w:hint="default" w:eastAsia="黑体"/>
       </w:rPr>
     </w:lvl>
   </w:abstractNum>
@@ -3178,7 +3510,7 @@
         <w:ind w:left="720" w:hanging="360"/>
       </w:pPr>
       <w:rPr>
-        <w:rFonts w:ascii="Symbol" w:hAnsi="Symbol" w:cs="Symbol" w:hint="default"/>
+        <w:rFonts w:ascii="Symbol" w:hAnsi="Symbol" w:cs="Symbol" w:hint="default" w:eastAsia="黑体"/>
       </w:rPr>
     </w:lvl>
     <w:lvl w:ilvl="1">
@@ -3189,7 +3521,7 @@
         <w:ind w:left="1440" w:hanging="360"/>
       </w:pPr>
       <w:rPr>
-        <w:rFonts w:ascii="Courier New" w:hAnsi="Courier New" w:cs="Courier New" w:hint="default"/>
+        <w:rFonts w:ascii="Courier New" w:hAnsi="Courier New" w:cs="Courier New" w:hint="default" w:eastAsia="黑体"/>
       </w:rPr>
     </w:lvl>
     <w:lvl w:ilvl="2">
@@ -3200,7 +3532,7 @@
         <w:ind w:left="2160" w:hanging="360"/>
       </w:pPr>
       <w:rPr>
-        <w:rFonts w:ascii="Wingdings" w:hAnsi="Wingdings" w:cs="Wingdings" w:hint="default"/>
+        <w:rFonts w:ascii="Wingdings" w:hAnsi="Wingdings" w:cs="Wingdings" w:hint="default" w:eastAsia="黑体"/>
       </w:rPr>
     </w:lvl>
     <w:lvl w:ilvl="3">
@@ -3211,7 +3543,7 @@
         <w:ind w:left="2880" w:hanging="360"/>
       </w:pPr>
       <w:rPr>
-        <w:rFonts w:ascii="Symbol" w:hAnsi="Symbol" w:cs="Symbol" w:hint="default"/>
+        <w:rFonts w:ascii="Symbol" w:hAnsi="Symbol" w:cs="Symbol" w:hint="default" w:eastAsia="黑体"/>
       </w:rPr>
     </w:lvl>
     <w:lvl w:ilvl="4">
@@ -3222,7 +3554,7 @@
         <w:ind w:left="3600" w:hanging="360"/>
       </w:pPr>
       <w:rPr>
-        <w:rFonts w:ascii="Courier New" w:hAnsi="Courier New" w:cs="Courier New" w:hint="default"/>
+        <w:rFonts w:ascii="Courier New" w:hAnsi="Courier New" w:cs="Courier New" w:hint="default" w:eastAsia="黑体"/>
       </w:rPr>
     </w:lvl>
     <w:lvl w:ilvl="5">
@@ -3233,7 +3565,7 @@
         <w:ind w:left="4320" w:hanging="360"/>
       </w:pPr>
       <w:rPr>
-        <w:rFonts w:ascii="Wingdings" w:hAnsi="Wingdings" w:cs="Wingdings" w:hint="default"/>
+        <w:rFonts w:ascii="Wingdings" w:hAnsi="Wingdings" w:cs="Wingdings" w:hint="default" w:eastAsia="黑体"/>
       </w:rPr>
     </w:lvl>
     <w:lvl w:ilvl="6">
@@ -3244,7 +3576,7 @@
         <w:ind w:left="5040" w:hanging="360"/>
       </w:pPr>
       <w:rPr>
-        <w:rFonts w:ascii="Symbol" w:hAnsi="Symbol" w:cs="Symbol" w:hint="default"/>
+        <w:rFonts w:ascii="Symbol" w:hAnsi="Symbol" w:cs="Symbol" w:hint="default" w:eastAsia="黑体"/>
       </w:rPr>
     </w:lvl>
     <w:lvl w:ilvl="7">
@@ -3255,7 +3587,7 @@
         <w:ind w:left="5760" w:hanging="360"/>
       </w:pPr>
       <w:rPr>
-        <w:rFonts w:ascii="Courier New" w:hAnsi="Courier New" w:cs="Courier New" w:hint="default"/>
+        <w:rFonts w:ascii="Courier New" w:hAnsi="Courier New" w:cs="Courier New" w:hint="default" w:eastAsia="黑体"/>
       </w:rPr>
     </w:lvl>
     <w:lvl w:ilvl="8">
@@ -3266,7 +3598,7 @@
         <w:ind w:left="6480" w:hanging="360"/>
       </w:pPr>
       <w:rPr>
-        <w:rFonts w:ascii="Wingdings" w:hAnsi="Wingdings" w:cs="Wingdings" w:hint="default"/>
+        <w:rFonts w:ascii="Wingdings" w:hAnsi="Wingdings" w:cs="Wingdings" w:hint="default" w:eastAsia="黑体"/>
       </w:rPr>
     </w:lvl>
   </w:abstractNum>
@@ -3322,11 +3654,11 @@
 </file>
 
 <file path=word/styles.xml><?xml version="1.0" encoding="utf-8"?>
-<w:styles xmlns:mc="http://schemas.openxmlformats.org/markup-compatibility/2006" xmlns:r="http://schemas.openxmlformats.org/officeDocument/2006/relationships" xmlns:w="http://schemas.openxmlformats.org/wordprocessingml/2006/main" xmlns:w14="http://schemas.microsoft.com/office/word/2010/wordml" mc:Ignorable="w14">
+<w:styles xmlns:mc="http://schemas.openxmlformats.org/markup-compatibility/2006" xmlns:w="http://schemas.openxmlformats.org/wordprocessingml/2006/main" xmlns:r="http://schemas.openxmlformats.org/officeDocument/2006/relationships" xmlns:w14="http://schemas.microsoft.com/office/word/2010/wordml" mc:Ignorable="w14">
   <w:docDefaults>
     <w:rPrDefault>
       <w:rPr>
-        <w:rFonts w:asciiTheme="minorHAnsi" w:cstheme="minorBidi" w:eastAsiaTheme="minorEastAsia" w:hAnsiTheme="minorHAnsi"/>
+        <w:rFonts w:asciiTheme="minorHAnsi" w:cstheme="minorBidi" w:hAnsiTheme="minorHAnsi" w:eastAsia="黑体"/>
         <w:sz w:val="22"/>
         <w:szCs w:val="22"/>
         <w:lang w:bidi="ar-SA" w:eastAsia="en-US" w:val="en-US"/>
@@ -3548,7 +3880,7 @@
       <w:outlineLvl w:val="0"/>
     </w:pPr>
     <w:rPr>
-      <w:rFonts w:ascii="Times New Roman" w:asciiTheme="majorHAnsi" w:cstheme="majorBidi" w:eastAsia="黑体" w:eastAsiaTheme="majorEastAsia" w:hAnsi="Times New Roman" w:hAnsiTheme="majorHAnsi"/>
+      <w:rFonts w:ascii="Times New Roman" w:asciiTheme="majorHAnsi" w:cstheme="majorBidi" w:eastAsia="黑体" w:hAnsi="Times New Roman" w:hAnsiTheme="majorHAnsi"/>
       <w:b/>
       <w:bCs/>
       <w:color w:val="1F3864"/>
@@ -3572,7 +3904,7 @@
       <w:outlineLvl w:val="1"/>
     </w:pPr>
     <w:rPr>
-      <w:rFonts w:ascii="Times New Roman" w:asciiTheme="majorHAnsi" w:cstheme="majorBidi" w:eastAsia="黑体" w:eastAsiaTheme="majorEastAsia" w:hAnsi="Times New Roman" w:hAnsiTheme="majorHAnsi"/>
+      <w:rFonts w:ascii="Times New Roman" w:asciiTheme="majorHAnsi" w:cstheme="majorBidi" w:eastAsia="黑体" w:hAnsi="Times New Roman" w:hAnsiTheme="majorHAnsi"/>
       <w:b/>
       <w:bCs/>
       <w:color w:val="2E4E7E"/>
@@ -3596,7 +3928,7 @@
       <w:outlineLvl w:val="2"/>
     </w:pPr>
     <w:rPr>
-      <w:rFonts w:ascii="Times New Roman" w:asciiTheme="majorHAnsi" w:cstheme="majorBidi" w:eastAsia="黑体" w:eastAsiaTheme="majorEastAsia" w:hAnsi="Times New Roman" w:hAnsiTheme="majorHAnsi"/>
+      <w:rFonts w:ascii="Times New Roman" w:asciiTheme="majorHAnsi" w:cstheme="majorBidi" w:eastAsia="黑体" w:hAnsi="Times New Roman" w:hAnsiTheme="majorHAnsi"/>
       <w:b/>
       <w:bCs/>
       <w:color w:val="2E4E7E"/>
@@ -3620,7 +3952,7 @@
       <w:outlineLvl w:val="3"/>
     </w:pPr>
     <w:rPr>
-      <w:rFonts w:ascii="Times New Roman" w:asciiTheme="majorHAnsi" w:cstheme="majorBidi" w:eastAsia="黑体" w:eastAsiaTheme="majorEastAsia" w:hAnsi="Times New Roman" w:hAnsiTheme="majorHAnsi"/>
+      <w:rFonts w:ascii="Times New Roman" w:asciiTheme="majorHAnsi" w:cstheme="majorBidi" w:eastAsia="黑体" w:hAnsi="Times New Roman" w:hAnsiTheme="majorHAnsi"/>
       <w:b/>
       <w:bCs/>
       <w:i/>
@@ -3646,7 +3978,7 @@
       <w:outlineLvl w:val="4"/>
     </w:pPr>
     <w:rPr>
-      <w:rFonts w:ascii="Times New Roman" w:asciiTheme="majorHAnsi" w:cstheme="majorBidi" w:eastAsia="黑体" w:eastAsiaTheme="majorEastAsia" w:hAnsi="Times New Roman" w:hAnsiTheme="majorHAnsi"/>
+      <w:rFonts w:ascii="Times New Roman" w:asciiTheme="majorHAnsi" w:cstheme="majorBidi" w:eastAsia="黑体" w:hAnsi="Times New Roman" w:hAnsiTheme="majorHAnsi"/>
       <w:b/>
       <w:color w:val="333333"/>
       <w:sz w:val="22"/>
@@ -3669,7 +4001,7 @@
       <w:outlineLvl w:val="5"/>
     </w:pPr>
     <w:rPr>
-      <w:rFonts w:asciiTheme="majorHAnsi" w:cstheme="majorBidi" w:eastAsiaTheme="majorEastAsia" w:hAnsiTheme="majorHAnsi"/>
+      <w:rFonts w:asciiTheme="majorHAnsi" w:cstheme="majorBidi" w:hAnsiTheme="majorHAnsi" w:eastAsia="黑体"/>
       <w:i/>
       <w:iCs/>
       <w:color w:themeColor="accent1" w:themeShade="7F" w:val="243F60"/>
@@ -3692,7 +4024,7 @@
       <w:outlineLvl w:val="6"/>
     </w:pPr>
     <w:rPr>
-      <w:rFonts w:asciiTheme="majorHAnsi" w:cstheme="majorBidi" w:eastAsiaTheme="majorEastAsia" w:hAnsiTheme="majorHAnsi"/>
+      <w:rFonts w:asciiTheme="majorHAnsi" w:cstheme="majorBidi" w:hAnsiTheme="majorHAnsi" w:eastAsia="黑体"/>
       <w:i/>
       <w:iCs/>
       <w:color w:themeColor="text1" w:themeTint="BF" w:val="404040"/>
@@ -3715,7 +4047,7 @@
       <w:outlineLvl w:val="7"/>
     </w:pPr>
     <w:rPr>
-      <w:rFonts w:asciiTheme="majorHAnsi" w:cstheme="majorBidi" w:eastAsiaTheme="majorEastAsia" w:hAnsiTheme="majorHAnsi"/>
+      <w:rFonts w:asciiTheme="majorHAnsi" w:cstheme="majorBidi" w:hAnsiTheme="majorHAnsi" w:eastAsia="黑体"/>
       <w:color w:themeColor="accent1" w:val="4F81BD"/>
       <w:sz w:val="20"/>
       <w:szCs w:val="20"/>
@@ -3738,7 +4070,7 @@
       <w:outlineLvl w:val="8"/>
     </w:pPr>
     <w:rPr>
-      <w:rFonts w:asciiTheme="majorHAnsi" w:cstheme="majorBidi" w:eastAsiaTheme="majorEastAsia" w:hAnsiTheme="majorHAnsi"/>
+      <w:rFonts w:asciiTheme="majorHAnsi" w:cstheme="majorBidi" w:hAnsiTheme="majorHAnsi" w:eastAsia="黑体"/>
       <w:i/>
       <w:iCs/>
       <w:color w:themeColor="text1" w:themeTint="BF" w:val="404040"/>
@@ -3789,7 +4121,7 @@
     <w:uiPriority w:val="9"/>
     <w:rsid w:val="00FC693F"/>
     <w:rPr>
-      <w:rFonts w:asciiTheme="majorHAnsi" w:cstheme="majorBidi" w:eastAsiaTheme="majorEastAsia" w:hAnsiTheme="majorHAnsi"/>
+      <w:rFonts w:asciiTheme="majorHAnsi" w:cstheme="majorBidi" w:hAnsiTheme="majorHAnsi" w:eastAsia="黑体"/>
       <w:b/>
       <w:bCs/>
       <w:color w:themeColor="accent1" w:themeShade="BF" w:val="365F91"/>
@@ -3804,7 +4136,7 @@
     <w:uiPriority w:val="9"/>
     <w:rsid w:val="00FC693F"/>
     <w:rPr>
-      <w:rFonts w:asciiTheme="majorHAnsi" w:cstheme="majorBidi" w:eastAsiaTheme="majorEastAsia" w:hAnsiTheme="majorHAnsi"/>
+      <w:rFonts w:asciiTheme="majorHAnsi" w:cstheme="majorBidi" w:hAnsiTheme="majorHAnsi" w:eastAsia="黑体"/>
       <w:b/>
       <w:bCs/>
       <w:color w:themeColor="accent1" w:val="4F81BD"/>
@@ -3819,7 +4151,7 @@
     <w:uiPriority w:val="9"/>
     <w:rsid w:val="00FC693F"/>
     <w:rPr>
-      <w:rFonts w:asciiTheme="majorHAnsi" w:cstheme="majorBidi" w:eastAsiaTheme="majorEastAsia" w:hAnsiTheme="majorHAnsi"/>
+      <w:rFonts w:asciiTheme="majorHAnsi" w:cstheme="majorBidi" w:hAnsiTheme="majorHAnsi" w:eastAsia="黑体"/>
       <w:b/>
       <w:bCs/>
       <w:color w:themeColor="accent1" w:val="4F81BD"/>
@@ -3842,7 +4174,7 @@
       <w:contextualSpacing/>
     </w:pPr>
     <w:rPr>
-      <w:rFonts w:ascii="Times New Roman" w:asciiTheme="majorHAnsi" w:cstheme="majorBidi" w:eastAsia="黑体" w:eastAsiaTheme="majorEastAsia" w:hAnsi="Times New Roman" w:hAnsiTheme="majorHAnsi"/>
+      <w:rFonts w:ascii="Times New Roman" w:asciiTheme="majorHAnsi" w:cstheme="majorBidi" w:eastAsia="黑体" w:hAnsi="Times New Roman" w:hAnsiTheme="majorHAnsi"/>
       <w:b/>
       <w:color w:val="1F3864"/>
       <w:spacing w:val="5"/>
@@ -3858,7 +4190,7 @@
     <w:uiPriority w:val="10"/>
     <w:rsid w:val="00FC693F"/>
     <w:rPr>
-      <w:rFonts w:asciiTheme="majorHAnsi" w:cstheme="majorBidi" w:eastAsiaTheme="majorEastAsia" w:hAnsiTheme="majorHAnsi"/>
+      <w:rFonts w:asciiTheme="majorHAnsi" w:cstheme="majorBidi" w:hAnsiTheme="majorHAnsi" w:eastAsia="黑体"/>
       <w:color w:themeColor="text2" w:themeShade="BF" w:val="17365D"/>
       <w:spacing w:val="5"/>
       <w:kern w:val="28"/>
@@ -3880,7 +4212,7 @@
       </w:numPr>
     </w:pPr>
     <w:rPr>
-      <w:rFonts w:asciiTheme="majorHAnsi" w:cstheme="majorBidi" w:eastAsiaTheme="majorEastAsia" w:hAnsiTheme="majorHAnsi"/>
+      <w:rFonts w:asciiTheme="majorHAnsi" w:cstheme="majorBidi" w:hAnsiTheme="majorHAnsi" w:eastAsia="黑体"/>
       <w:i/>
       <w:iCs/>
       <w:color w:themeColor="accent1" w:val="4F81BD"/>
@@ -3896,7 +4228,7 @@
     <w:uiPriority w:val="11"/>
     <w:rsid w:val="00FC693F"/>
     <w:rPr>
-      <w:rFonts w:asciiTheme="majorHAnsi" w:cstheme="majorBidi" w:eastAsiaTheme="majorEastAsia" w:hAnsiTheme="majorHAnsi"/>
+      <w:rFonts w:asciiTheme="majorHAnsi" w:cstheme="majorBidi" w:hAnsiTheme="majorHAnsi" w:eastAsia="黑体"/>
       <w:i/>
       <w:iCs/>
       <w:color w:themeColor="accent1" w:val="4F81BD"/>
@@ -3963,6 +4295,7 @@
       <w:spacing w:after="120"/>
     </w:pPr>
     <w:rPr>
+      <w:rFonts w:eastAsia="黑体"/>
       <w:sz w:val="16"/>
       <w:szCs w:val="16"/>
     </w:rPr>
@@ -3974,6 +4307,7 @@
     <w:uiPriority w:val="99"/>
     <w:rsid w:val="00AA1D8D"/>
     <w:rPr>
+      <w:rFonts w:eastAsia="黑体"/>
       <w:sz w:val="16"/>
       <w:szCs w:val="16"/>
     </w:rPr>
@@ -4143,7 +4477,7 @@
       </w:tabs>
     </w:pPr>
     <w:rPr>
-      <w:rFonts w:ascii="Courier" w:hAnsi="Courier"/>
+      <w:rFonts w:ascii="Courier" w:hAnsi="Courier" w:eastAsia="黑体"/>
       <w:sz w:val="20"/>
       <w:szCs w:val="20"/>
     </w:rPr>
@@ -4155,7 +4489,7 @@
     <w:uiPriority w:val="99"/>
     <w:rsid w:val="0029639D"/>
     <w:rPr>
-      <w:rFonts w:ascii="Courier" w:hAnsi="Courier"/>
+      <w:rFonts w:ascii="Courier" w:hAnsi="Courier" w:eastAsia="黑体"/>
       <w:sz w:val="20"/>
       <w:szCs w:val="20"/>
     </w:rPr>
@@ -4191,6 +4525,7 @@
     <w:uiPriority w:val="29"/>
     <w:rsid w:val="00FC693F"/>
     <w:rPr>
+      <w:rFonts w:eastAsia="黑体"/>
       <w:i/>
       <w:iCs/>
       <w:color w:themeColor="text1" w:val="000000"/>
@@ -4204,7 +4539,7 @@
     <w:semiHidden/>
     <w:rsid w:val="00FC693F"/>
     <w:rPr>
-      <w:rFonts w:asciiTheme="majorHAnsi" w:cstheme="majorBidi" w:eastAsiaTheme="majorEastAsia" w:hAnsiTheme="majorHAnsi"/>
+      <w:rFonts w:asciiTheme="majorHAnsi" w:cstheme="majorBidi" w:hAnsiTheme="majorHAnsi" w:eastAsia="黑体"/>
       <w:b/>
       <w:bCs/>
       <w:i/>
@@ -4220,7 +4555,7 @@
     <w:semiHidden/>
     <w:rsid w:val="00FC693F"/>
     <w:rPr>
-      <w:rFonts w:asciiTheme="majorHAnsi" w:cstheme="majorBidi" w:eastAsiaTheme="majorEastAsia" w:hAnsiTheme="majorHAnsi"/>
+      <w:rFonts w:asciiTheme="majorHAnsi" w:cstheme="majorBidi" w:hAnsiTheme="majorHAnsi" w:eastAsia="黑体"/>
       <w:color w:themeColor="accent1" w:themeShade="7F" w:val="243F60"/>
     </w:rPr>
   </w:style>
@@ -4232,7 +4567,7 @@
     <w:semiHidden/>
     <w:rsid w:val="00FC693F"/>
     <w:rPr>
-      <w:rFonts w:asciiTheme="majorHAnsi" w:cstheme="majorBidi" w:eastAsiaTheme="majorEastAsia" w:hAnsiTheme="majorHAnsi"/>
+      <w:rFonts w:asciiTheme="majorHAnsi" w:cstheme="majorBidi" w:hAnsiTheme="majorHAnsi" w:eastAsia="黑体"/>
       <w:i/>
       <w:iCs/>
       <w:color w:themeColor="accent1" w:themeShade="7F" w:val="243F60"/>
@@ -4246,7 +4581,7 @@
     <w:semiHidden/>
     <w:rsid w:val="00FC693F"/>
     <w:rPr>
-      <w:rFonts w:asciiTheme="majorHAnsi" w:cstheme="majorBidi" w:eastAsiaTheme="majorEastAsia" w:hAnsiTheme="majorHAnsi"/>
+      <w:rFonts w:asciiTheme="majorHAnsi" w:cstheme="majorBidi" w:hAnsiTheme="majorHAnsi" w:eastAsia="黑体"/>
       <w:i/>
       <w:iCs/>
       <w:color w:themeColor="text1" w:themeTint="BF" w:val="404040"/>
@@ -4260,7 +4595,7 @@
     <w:semiHidden/>
     <w:rsid w:val="00FC693F"/>
     <w:rPr>
-      <w:rFonts w:asciiTheme="majorHAnsi" w:cstheme="majorBidi" w:eastAsiaTheme="majorEastAsia" w:hAnsiTheme="majorHAnsi"/>
+      <w:rFonts w:asciiTheme="majorHAnsi" w:cstheme="majorBidi" w:hAnsiTheme="majorHAnsi" w:eastAsia="黑体"/>
       <w:color w:themeColor="accent1" w:val="4F81BD"/>
       <w:sz w:val="20"/>
       <w:szCs w:val="20"/>
@@ -4274,7 +4609,7 @@
     <w:semiHidden/>
     <w:rsid w:val="00FC693F"/>
     <w:rPr>
-      <w:rFonts w:asciiTheme="majorHAnsi" w:cstheme="majorBidi" w:eastAsiaTheme="majorEastAsia" w:hAnsiTheme="majorHAnsi"/>
+      <w:rFonts w:asciiTheme="majorHAnsi" w:cstheme="majorBidi" w:hAnsiTheme="majorHAnsi" w:eastAsia="黑体"/>
       <w:i/>
       <w:iCs/>
       <w:color w:themeColor="text1" w:themeTint="BF" w:val="404040"/>
@@ -4295,6 +4630,7 @@
       <w:spacing w:line="240" w:lineRule="auto"/>
     </w:pPr>
     <w:rPr>
+      <w:rFonts w:eastAsia="黑体"/>
       <w:b/>
       <w:bCs/>
       <w:color w:themeColor="accent1" w:val="4F81BD"/>
@@ -4309,6 +4645,7 @@
     <w:qFormat/>
     <w:rsid w:val="00FC693F"/>
     <w:rPr>
+      <w:rFonts w:eastAsia="黑体"/>
       <w:b/>
       <w:bCs/>
     </w:rPr>
@@ -4320,6 +4657,7 @@
     <w:qFormat/>
     <w:rsid w:val="00FC693F"/>
     <w:rPr>
+      <w:rFonts w:eastAsia="黑体"/>
       <w:i/>
       <w:iCs/>
     </w:rPr>
@@ -4340,6 +4678,7 @@
       <w:ind w:left="936" w:right="936"/>
     </w:pPr>
     <w:rPr>
+      <w:rFonts w:eastAsia="黑体"/>
       <w:b/>
       <w:bCs/>
       <w:i/>
@@ -4354,6 +4693,7 @@
     <w:uiPriority w:val="30"/>
     <w:rsid w:val="00FC693F"/>
     <w:rPr>
+      <w:rFonts w:eastAsia="黑体"/>
       <w:b/>
       <w:bCs/>
       <w:i/>
@@ -4368,6 +4708,7 @@
     <w:qFormat/>
     <w:rsid w:val="00FC693F"/>
     <w:rPr>
+      <w:rFonts w:eastAsia="黑体"/>
       <w:i/>
       <w:iCs/>
       <w:color w:themeColor="text1" w:themeTint="7F" w:val="808080"/>
@@ -4380,6 +4721,7 @@
     <w:qFormat/>
     <w:rsid w:val="00FC693F"/>
     <w:rPr>
+      <w:rFonts w:eastAsia="黑体"/>
       <w:b/>
       <w:bCs/>
       <w:i/>
@@ -4394,6 +4736,7 @@
     <w:qFormat/>
     <w:rsid w:val="00FC693F"/>
     <w:rPr>
+      <w:rFonts w:eastAsia="黑体"/>
       <w:smallCaps/>
       <w:color w:themeColor="accent2" w:val="C0504D"/>
       <w:u w:val="single"/>
@@ -4406,6 +4749,7 @@
     <w:qFormat/>
     <w:rsid w:val="00FC693F"/>
     <w:rPr>
+      <w:rFonts w:eastAsia="黑体"/>
       <w:b/>
       <w:bCs/>
       <w:smallCaps/>
@@ -4421,6 +4765,7 @@
     <w:qFormat/>
     <w:rsid w:val="00FC693F"/>
     <w:rPr>
+      <w:rFonts w:eastAsia="黑体"/>
       <w:b/>
       <w:bCs/>
       <w:smallCaps/>
@@ -4475,6 +4820,7 @@
       <w:spacing w:after="0" w:line="240" w:lineRule="auto"/>
     </w:pPr>
     <w:rPr>
+      <w:rFonts w:eastAsia="黑体"/>
       <w:color w:themeColor="text1" w:themeShade="BF" w:val="000000"/>
     </w:rPr>
     <w:tblPr>
@@ -4497,6 +4843,7 @@
         <w:spacing w:after="0" w:before="0" w:line="240" w:lineRule="auto"/>
       </w:pPr>
       <w:rPr>
+        <w:rFonts w:eastAsia="黑体"/>
         <w:b/>
         <w:bCs/>
       </w:rPr>
@@ -4517,6 +4864,7 @@
         <w:spacing w:after="0" w:before="0" w:line="240" w:lineRule="auto"/>
       </w:pPr>
       <w:rPr>
+        <w:rFonts w:eastAsia="黑体"/>
         <w:b/>
         <w:bCs/>
       </w:rPr>
@@ -4534,12 +4882,14 @@
     </w:tblStylePr>
     <w:tblStylePr w:type="firstCol">
       <w:rPr>
+        <w:rFonts w:eastAsia="黑体"/>
         <w:b/>
         <w:bCs/>
       </w:rPr>
     </w:tblStylePr>
     <w:tblStylePr w:type="lastCol">
       <w:rPr>
+        <w:rFonts w:eastAsia="黑体"/>
         <w:b/>
         <w:bCs/>
       </w:rPr>
@@ -4578,6 +4928,7 @@
       <w:spacing w:after="0" w:line="240" w:lineRule="auto"/>
     </w:pPr>
     <w:rPr>
+      <w:rFonts w:eastAsia="黑体"/>
       <w:color w:themeColor="accent1" w:themeShade="BF" w:val="365F91"/>
     </w:rPr>
     <w:tblPr>
@@ -4600,6 +4951,7 @@
         <w:spacing w:after="0" w:before="0" w:line="240" w:lineRule="auto"/>
       </w:pPr>
       <w:rPr>
+        <w:rFonts w:eastAsia="黑体"/>
         <w:b/>
         <w:bCs/>
       </w:rPr>
@@ -4620,6 +4972,7 @@
         <w:spacing w:after="0" w:before="0" w:line="240" w:lineRule="auto"/>
       </w:pPr>
       <w:rPr>
+        <w:rFonts w:eastAsia="黑体"/>
         <w:b/>
         <w:bCs/>
       </w:rPr>
@@ -4637,12 +4990,14 @@
     </w:tblStylePr>
     <w:tblStylePr w:type="firstCol">
       <w:rPr>
+        <w:rFonts w:eastAsia="黑体"/>
         <w:b/>
         <w:bCs/>
       </w:rPr>
     </w:tblStylePr>
     <w:tblStylePr w:type="lastCol">
       <w:rPr>
+        <w:rFonts w:eastAsia="黑体"/>
         <w:b/>
         <w:bCs/>
       </w:rPr>
@@ -4681,6 +5036,7 @@
       <w:spacing w:after="0" w:line="240" w:lineRule="auto"/>
     </w:pPr>
     <w:rPr>
+      <w:rFonts w:eastAsia="黑体"/>
       <w:color w:themeColor="accent2" w:themeShade="BF" w:val="943634"/>
     </w:rPr>
     <w:tblPr>
@@ -4703,6 +5059,7 @@
         <w:spacing w:after="0" w:before="0" w:line="240" w:lineRule="auto"/>
       </w:pPr>
       <w:rPr>
+        <w:rFonts w:eastAsia="黑体"/>
         <w:b/>
         <w:bCs/>
       </w:rPr>
@@ -4723,6 +5080,7 @@
         <w:spacing w:after="0" w:before="0" w:line="240" w:lineRule="auto"/>
       </w:pPr>
       <w:rPr>
+        <w:rFonts w:eastAsia="黑体"/>
         <w:b/>
         <w:bCs/>
       </w:rPr>
@@ -4740,12 +5098,14 @@
     </w:tblStylePr>
     <w:tblStylePr w:type="firstCol">
       <w:rPr>
+        <w:rFonts w:eastAsia="黑体"/>
         <w:b/>
         <w:bCs/>
       </w:rPr>
     </w:tblStylePr>
     <w:tblStylePr w:type="lastCol">
       <w:rPr>
+        <w:rFonts w:eastAsia="黑体"/>
         <w:b/>
         <w:bCs/>
       </w:rPr>
@@ -4784,6 +5144,7 @@
       <w:spacing w:after="0" w:line="240" w:lineRule="auto"/>
     </w:pPr>
     <w:rPr>
+      <w:rFonts w:eastAsia="黑体"/>
       <w:color w:themeColor="accent3" w:themeShade="BF" w:val="76923C"/>
     </w:rPr>
     <w:tblPr>
@@ -4806,6 +5167,7 @@
         <w:spacing w:after="0" w:before="0" w:line="240" w:lineRule="auto"/>
       </w:pPr>
       <w:rPr>
+        <w:rFonts w:eastAsia="黑体"/>
         <w:b/>
         <w:bCs/>
       </w:rPr>
@@ -4826,6 +5188,7 @@
         <w:spacing w:after="0" w:before="0" w:line="240" w:lineRule="auto"/>
       </w:pPr>
       <w:rPr>
+        <w:rFonts w:eastAsia="黑体"/>
         <w:b/>
         <w:bCs/>
       </w:rPr>
@@ -4843,12 +5206,14 @@
     </w:tblStylePr>
     <w:tblStylePr w:type="firstCol">
       <w:rPr>
+        <w:rFonts w:eastAsia="黑体"/>
         <w:b/>
         <w:bCs/>
       </w:rPr>
     </w:tblStylePr>
     <w:tblStylePr w:type="lastCol">
       <w:rPr>
+        <w:rFonts w:eastAsia="黑体"/>
         <w:b/>
         <w:bCs/>
       </w:rPr>
@@ -4887,6 +5252,7 @@
       <w:spacing w:after="0" w:line="240" w:lineRule="auto"/>
     </w:pPr>
     <w:rPr>
+      <w:rFonts w:eastAsia="黑体"/>
       <w:color w:themeColor="accent4" w:themeShade="BF" w:val="5F497A"/>
     </w:rPr>
     <w:tblPr>
@@ -4909,6 +5275,7 @@
         <w:spacing w:after="0" w:before="0" w:line="240" w:lineRule="auto"/>
       </w:pPr>
       <w:rPr>
+        <w:rFonts w:eastAsia="黑体"/>
         <w:b/>
         <w:bCs/>
       </w:rPr>
@@ -4929,6 +5296,7 @@
         <w:spacing w:after="0" w:before="0" w:line="240" w:lineRule="auto"/>
       </w:pPr>
       <w:rPr>
+        <w:rFonts w:eastAsia="黑体"/>
         <w:b/>
         <w:bCs/>
       </w:rPr>
@@ -4946,12 +5314,14 @@
     </w:tblStylePr>
     <w:tblStylePr w:type="firstCol">
       <w:rPr>
+        <w:rFonts w:eastAsia="黑体"/>
         <w:b/>
         <w:bCs/>
       </w:rPr>
     </w:tblStylePr>
     <w:tblStylePr w:type="lastCol">
       <w:rPr>
+        <w:rFonts w:eastAsia="黑体"/>
         <w:b/>
         <w:bCs/>
       </w:rPr>
@@ -4990,6 +5360,7 @@
       <w:spacing w:after="0" w:line="240" w:lineRule="auto"/>
     </w:pPr>
     <w:rPr>
+      <w:rFonts w:eastAsia="黑体"/>
       <w:color w:themeColor="accent5" w:themeShade="BF" w:val="31849B"/>
     </w:rPr>
     <w:tblPr>
@@ -5012,6 +5383,7 @@
         <w:spacing w:after="0" w:before="0" w:line="240" w:lineRule="auto"/>
       </w:pPr>
       <w:rPr>
+        <w:rFonts w:eastAsia="黑体"/>
         <w:b/>
         <w:bCs/>
       </w:rPr>
@@ -5032,6 +5404,7 @@
         <w:spacing w:after="0" w:before="0" w:line="240" w:lineRule="auto"/>
       </w:pPr>
       <w:rPr>
+        <w:rFonts w:eastAsia="黑体"/>
         <w:b/>
         <w:bCs/>
       </w:rPr>
@@ -5049,12 +5422,14 @@
     </w:tblStylePr>
     <w:tblStylePr w:type="firstCol">
       <w:rPr>
+        <w:rFonts w:eastAsia="黑体"/>
         <w:b/>
         <w:bCs/>
       </w:rPr>
     </w:tblStylePr>
     <w:tblStylePr w:type="lastCol">
       <w:rPr>
+        <w:rFonts w:eastAsia="黑体"/>
         <w:b/>
         <w:bCs/>
       </w:rPr>
@@ -5093,6 +5468,7 @@
       <w:spacing w:after="0" w:line="240" w:lineRule="auto"/>
     </w:pPr>
     <w:rPr>
+      <w:rFonts w:eastAsia="黑体"/>
       <w:color w:themeColor="accent6" w:themeShade="BF" w:val="E36C0A"/>
     </w:rPr>
     <w:tblPr>
@@ -5115,6 +5491,7 @@
         <w:spacing w:after="0" w:before="0" w:line="240" w:lineRule="auto"/>
       </w:pPr>
       <w:rPr>
+        <w:rFonts w:eastAsia="黑体"/>
         <w:b/>
         <w:bCs/>
       </w:rPr>
@@ -5135,6 +5512,7 @@
         <w:spacing w:after="0" w:before="0" w:line="240" w:lineRule="auto"/>
       </w:pPr>
       <w:rPr>
+        <w:rFonts w:eastAsia="黑体"/>
         <w:b/>
         <w:bCs/>
       </w:rPr>
@@ -5152,12 +5530,14 @@
     </w:tblStylePr>
     <w:tblStylePr w:type="firstCol">
       <w:rPr>
+        <w:rFonts w:eastAsia="黑体"/>
         <w:b/>
         <w:bCs/>
       </w:rPr>
     </w:tblStylePr>
     <w:tblStylePr w:type="lastCol">
       <w:rPr>
+        <w:rFonts w:eastAsia="黑体"/>
         <w:b/>
         <w:bCs/>
       </w:rPr>
@@ -5217,6 +5597,7 @@
         <w:spacing w:after="0" w:before="0" w:line="240" w:lineRule="auto"/>
       </w:pPr>
       <w:rPr>
+        <w:rFonts w:eastAsia="黑体"/>
         <w:b/>
         <w:bCs/>
         <w:color w:themeColor="background1" w:val="FFFFFF"/>
@@ -5231,6 +5612,7 @@
         <w:spacing w:after="0" w:before="0" w:line="240" w:lineRule="auto"/>
       </w:pPr>
       <w:rPr>
+        <w:rFonts w:eastAsia="黑体"/>
         <w:b/>
         <w:bCs/>
       </w:rPr>
@@ -5246,12 +5628,14 @@
     </w:tblStylePr>
     <w:tblStylePr w:type="firstCol">
       <w:rPr>
+        <w:rFonts w:eastAsia="黑体"/>
         <w:b/>
         <w:bCs/>
       </w:rPr>
     </w:tblStylePr>
     <w:tblStylePr w:type="lastCol">
       <w:rPr>
+        <w:rFonts w:eastAsia="黑体"/>
         <w:b/>
         <w:bCs/>
       </w:rPr>
@@ -5309,6 +5693,7 @@
         <w:spacing w:after="0" w:before="0" w:line="240" w:lineRule="auto"/>
       </w:pPr>
       <w:rPr>
+        <w:rFonts w:eastAsia="黑体"/>
         <w:b/>
         <w:bCs/>
         <w:color w:themeColor="background1" w:val="FFFFFF"/>
@@ -5323,6 +5708,7 @@
         <w:spacing w:after="0" w:before="0" w:line="240" w:lineRule="auto"/>
       </w:pPr>
       <w:rPr>
+        <w:rFonts w:eastAsia="黑体"/>
         <w:b/>
         <w:bCs/>
       </w:rPr>
@@ -5338,12 +5724,14 @@
     </w:tblStylePr>
     <w:tblStylePr w:type="firstCol">
       <w:rPr>
+        <w:rFonts w:eastAsia="黑体"/>
         <w:b/>
         <w:bCs/>
       </w:rPr>
     </w:tblStylePr>
     <w:tblStylePr w:type="lastCol">
       <w:rPr>
+        <w:rFonts w:eastAsia="黑体"/>
         <w:b/>
         <w:bCs/>
       </w:rPr>
@@ -5401,6 +5789,7 @@
         <w:spacing w:after="0" w:before="0" w:line="240" w:lineRule="auto"/>
       </w:pPr>
       <w:rPr>
+        <w:rFonts w:eastAsia="黑体"/>
         <w:b/>
         <w:bCs/>
         <w:color w:themeColor="background1" w:val="FFFFFF"/>
@@ -5415,6 +5804,7 @@
         <w:spacing w:after="0" w:before="0" w:line="240" w:lineRule="auto"/>
       </w:pPr>
       <w:rPr>
+        <w:rFonts w:eastAsia="黑体"/>
         <w:b/>
         <w:bCs/>
       </w:rPr>
@@ -5430,12 +5820,14 @@
     </w:tblStylePr>
     <w:tblStylePr w:type="firstCol">
       <w:rPr>
+        <w:rFonts w:eastAsia="黑体"/>
         <w:b/>
         <w:bCs/>
       </w:rPr>
     </w:tblStylePr>
     <w:tblStylePr w:type="lastCol">
       <w:rPr>
+        <w:rFonts w:eastAsia="黑体"/>
         <w:b/>
         <w:bCs/>
       </w:rPr>
@@ -5493,6 +5885,7 @@
         <w:spacing w:after="0" w:before="0" w:line="240" w:lineRule="auto"/>
       </w:pPr>
       <w:rPr>
+        <w:rFonts w:eastAsia="黑体"/>
         <w:b/>
         <w:bCs/>
         <w:color w:themeColor="background1" w:val="FFFFFF"/>
@@ -5507,6 +5900,7 @@
         <w:spacing w:after="0" w:before="0" w:line="240" w:lineRule="auto"/>
       </w:pPr>
       <w:rPr>
+        <w:rFonts w:eastAsia="黑体"/>
         <w:b/>
         <w:bCs/>
       </w:rPr>
@@ -5522,12 +5916,14 @@
     </w:tblStylePr>
     <w:tblStylePr w:type="firstCol">
       <w:rPr>
+        <w:rFonts w:eastAsia="黑体"/>
         <w:b/>
         <w:bCs/>
       </w:rPr>
     </w:tblStylePr>
     <w:tblStylePr w:type="lastCol">
       <w:rPr>
+        <w:rFonts w:eastAsia="黑体"/>
         <w:b/>
         <w:bCs/>
       </w:rPr>
@@ -5585,6 +5981,7 @@
         <w:spacing w:after="0" w:before="0" w:line="240" w:lineRule="auto"/>
       </w:pPr>
       <w:rPr>
+        <w:rFonts w:eastAsia="黑体"/>
         <w:b/>
         <w:bCs/>
         <w:color w:themeColor="background1" w:val="FFFFFF"/>
@@ -5599,6 +5996,7 @@
         <w:spacing w:after="0" w:before="0" w:line="240" w:lineRule="auto"/>
       </w:pPr>
       <w:rPr>
+        <w:rFonts w:eastAsia="黑体"/>
         <w:b/>
         <w:bCs/>
       </w:rPr>
@@ -5614,12 +6012,14 @@
     </w:tblStylePr>
     <w:tblStylePr w:type="firstCol">
       <w:rPr>
+        <w:rFonts w:eastAsia="黑体"/>
         <w:b/>
         <w:bCs/>
       </w:rPr>
     </w:tblStylePr>
     <w:tblStylePr w:type="lastCol">
       <w:rPr>
+        <w:rFonts w:eastAsia="黑体"/>
         <w:b/>
         <w:bCs/>
       </w:rPr>
@@ -5677,6 +6077,7 @@
         <w:spacing w:after="0" w:before="0" w:line="240" w:lineRule="auto"/>
       </w:pPr>
       <w:rPr>
+        <w:rFonts w:eastAsia="黑体"/>
         <w:b/>
         <w:bCs/>
         <w:color w:themeColor="background1" w:val="FFFFFF"/>
@@ -5691,6 +6092,7 @@
         <w:spacing w:after="0" w:before="0" w:line="240" w:lineRule="auto"/>
       </w:pPr>
       <w:rPr>
+        <w:rFonts w:eastAsia="黑体"/>
         <w:b/>
         <w:bCs/>
       </w:rPr>
@@ -5706,12 +6108,14 @@
     </w:tblStylePr>
     <w:tblStylePr w:type="firstCol">
       <w:rPr>
+        <w:rFonts w:eastAsia="黑体"/>
         <w:b/>
         <w:bCs/>
       </w:rPr>
     </w:tblStylePr>
     <w:tblStylePr w:type="lastCol">
       <w:rPr>
+        <w:rFonts w:eastAsia="黑体"/>
         <w:b/>
         <w:bCs/>
       </w:rPr>
@@ -5769,6 +6173,7 @@
         <w:spacing w:after="0" w:before="0" w:line="240" w:lineRule="auto"/>
       </w:pPr>
       <w:rPr>
+        <w:rFonts w:eastAsia="黑体"/>
         <w:b/>
         <w:bCs/>
         <w:color w:themeColor="background1" w:val="FFFFFF"/>
@@ -5783,6 +6188,7 @@
         <w:spacing w:after="0" w:before="0" w:line="240" w:lineRule="auto"/>
       </w:pPr>
       <w:rPr>
+        <w:rFonts w:eastAsia="黑体"/>
         <w:b/>
         <w:bCs/>
       </w:rPr>
@@ -5798,12 +6204,14 @@
     </w:tblStylePr>
     <w:tblStylePr w:type="firstCol">
       <w:rPr>
+        <w:rFonts w:eastAsia="黑体"/>
         <w:b/>
         <w:bCs/>
       </w:rPr>
     </w:tblStylePr>
     <w:tblStylePr w:type="lastCol">
       <w:rPr>
+        <w:rFonts w:eastAsia="黑体"/>
         <w:b/>
         <w:bCs/>
       </w:rPr>
@@ -5863,7 +6271,7 @@
         <w:spacing w:after="0" w:before="0" w:line="240" w:lineRule="auto"/>
       </w:pPr>
       <w:rPr>
-        <w:rFonts w:asciiTheme="majorHAnsi" w:cstheme="majorBidi" w:eastAsiaTheme="majorEastAsia" w:hAnsiTheme="majorHAnsi"/>
+        <w:rFonts w:asciiTheme="majorHAnsi" w:cstheme="majorBidi" w:hAnsiTheme="majorHAnsi" w:eastAsia="黑体"/>
         <w:b/>
         <w:bCs/>
       </w:rPr>
@@ -5884,7 +6292,7 @@
         <w:spacing w:after="0" w:before="0" w:line="240" w:lineRule="auto"/>
       </w:pPr>
       <w:rPr>
-        <w:rFonts w:asciiTheme="majorHAnsi" w:cstheme="majorBidi" w:eastAsiaTheme="majorEastAsia" w:hAnsiTheme="majorHAnsi"/>
+        <w:rFonts w:asciiTheme="majorHAnsi" w:cstheme="majorBidi" w:hAnsiTheme="majorHAnsi" w:eastAsia="黑体"/>
         <w:b/>
         <w:bCs/>
       </w:rPr>
@@ -5902,14 +6310,14 @@
     </w:tblStylePr>
     <w:tblStylePr w:type="firstCol">
       <w:rPr>
-        <w:rFonts w:asciiTheme="majorHAnsi" w:cstheme="majorBidi" w:eastAsiaTheme="majorEastAsia" w:hAnsiTheme="majorHAnsi"/>
+        <w:rFonts w:asciiTheme="majorHAnsi" w:cstheme="majorBidi" w:hAnsiTheme="majorHAnsi" w:eastAsia="黑体"/>
         <w:b/>
         <w:bCs/>
       </w:rPr>
     </w:tblStylePr>
     <w:tblStylePr w:type="lastCol">
       <w:rPr>
-        <w:rFonts w:asciiTheme="majorHAnsi" w:cstheme="majorBidi" w:eastAsiaTheme="majorEastAsia" w:hAnsiTheme="majorHAnsi"/>
+        <w:rFonts w:asciiTheme="majorHAnsi" w:cstheme="majorBidi" w:hAnsiTheme="majorHAnsi" w:eastAsia="黑体"/>
         <w:b/>
         <w:bCs/>
       </w:rPr>
@@ -5993,7 +6401,7 @@
         <w:spacing w:after="0" w:before="0" w:line="240" w:lineRule="auto"/>
       </w:pPr>
       <w:rPr>
-        <w:rFonts w:asciiTheme="majorHAnsi" w:cstheme="majorBidi" w:eastAsiaTheme="majorEastAsia" w:hAnsiTheme="majorHAnsi"/>
+        <w:rFonts w:asciiTheme="majorHAnsi" w:cstheme="majorBidi" w:hAnsiTheme="majorHAnsi" w:eastAsia="黑体"/>
         <w:b/>
         <w:bCs/>
       </w:rPr>
@@ -6014,7 +6422,7 @@
         <w:spacing w:after="0" w:before="0" w:line="240" w:lineRule="auto"/>
       </w:pPr>
       <w:rPr>
-        <w:rFonts w:asciiTheme="majorHAnsi" w:cstheme="majorBidi" w:eastAsiaTheme="majorEastAsia" w:hAnsiTheme="majorHAnsi"/>
+        <w:rFonts w:asciiTheme="majorHAnsi" w:cstheme="majorBidi" w:hAnsiTheme="majorHAnsi" w:eastAsia="黑体"/>
         <w:b/>
         <w:bCs/>
       </w:rPr>
@@ -6032,14 +6440,14 @@
     </w:tblStylePr>
     <w:tblStylePr w:type="firstCol">
       <w:rPr>
-        <w:rFonts w:asciiTheme="majorHAnsi" w:cstheme="majorBidi" w:eastAsiaTheme="majorEastAsia" w:hAnsiTheme="majorHAnsi"/>
+        <w:rFonts w:asciiTheme="majorHAnsi" w:cstheme="majorBidi" w:hAnsiTheme="majorHAnsi" w:eastAsia="黑体"/>
         <w:b/>
         <w:bCs/>
       </w:rPr>
     </w:tblStylePr>
     <w:tblStylePr w:type="lastCol">
       <w:rPr>
-        <w:rFonts w:asciiTheme="majorHAnsi" w:cstheme="majorBidi" w:eastAsiaTheme="majorEastAsia" w:hAnsiTheme="majorHAnsi"/>
+        <w:rFonts w:asciiTheme="majorHAnsi" w:cstheme="majorBidi" w:hAnsiTheme="majorHAnsi" w:eastAsia="黑体"/>
         <w:b/>
         <w:bCs/>
       </w:rPr>
@@ -6123,7 +6531,7 @@
         <w:spacing w:after="0" w:before="0" w:line="240" w:lineRule="auto"/>
       </w:pPr>
       <w:rPr>
-        <w:rFonts w:asciiTheme="majorHAnsi" w:cstheme="majorBidi" w:eastAsiaTheme="majorEastAsia" w:hAnsiTheme="majorHAnsi"/>
+        <w:rFonts w:asciiTheme="majorHAnsi" w:cstheme="majorBidi" w:hAnsiTheme="majorHAnsi" w:eastAsia="黑体"/>
         <w:b/>
         <w:bCs/>
       </w:rPr>
@@ -6144,7 +6552,7 @@
         <w:spacing w:after="0" w:before="0" w:line="240" w:lineRule="auto"/>
       </w:pPr>
       <w:rPr>
-        <w:rFonts w:asciiTheme="majorHAnsi" w:cstheme="majorBidi" w:eastAsiaTheme="majorEastAsia" w:hAnsiTheme="majorHAnsi"/>
+        <w:rFonts w:asciiTheme="majorHAnsi" w:cstheme="majorBidi" w:hAnsiTheme="majorHAnsi" w:eastAsia="黑体"/>
         <w:b/>
         <w:bCs/>
       </w:rPr>
@@ -6162,14 +6570,14 @@
     </w:tblStylePr>
     <w:tblStylePr w:type="firstCol">
       <w:rPr>
-        <w:rFonts w:asciiTheme="majorHAnsi" w:cstheme="majorBidi" w:eastAsiaTheme="majorEastAsia" w:hAnsiTheme="majorHAnsi"/>
+        <w:rFonts w:asciiTheme="majorHAnsi" w:cstheme="majorBidi" w:hAnsiTheme="majorHAnsi" w:eastAsia="黑体"/>
         <w:b/>
         <w:bCs/>
       </w:rPr>
     </w:tblStylePr>
     <w:tblStylePr w:type="lastCol">
       <w:rPr>
-        <w:rFonts w:asciiTheme="majorHAnsi" w:cstheme="majorBidi" w:eastAsiaTheme="majorEastAsia" w:hAnsiTheme="majorHAnsi"/>
+        <w:rFonts w:asciiTheme="majorHAnsi" w:cstheme="majorBidi" w:hAnsiTheme="majorHAnsi" w:eastAsia="黑体"/>
         <w:b/>
         <w:bCs/>
       </w:rPr>
@@ -6253,7 +6661,7 @@
         <w:spacing w:after="0" w:before="0" w:line="240" w:lineRule="auto"/>
       </w:pPr>
       <w:rPr>
-        <w:rFonts w:asciiTheme="majorHAnsi" w:cstheme="majorBidi" w:eastAsiaTheme="majorEastAsia" w:hAnsiTheme="majorHAnsi"/>
+        <w:rFonts w:asciiTheme="majorHAnsi" w:cstheme="majorBidi" w:hAnsiTheme="majorHAnsi" w:eastAsia="黑体"/>
         <w:b/>
         <w:bCs/>
       </w:rPr>
@@ -6274,7 +6682,7 @@
         <w:spacing w:after="0" w:before="0" w:line="240" w:lineRule="auto"/>
       </w:pPr>
       <w:rPr>
-        <w:rFonts w:asciiTheme="majorHAnsi" w:cstheme="majorBidi" w:eastAsiaTheme="majorEastAsia" w:hAnsiTheme="majorHAnsi"/>
+        <w:rFonts w:asciiTheme="majorHAnsi" w:cstheme="majorBidi" w:hAnsiTheme="majorHAnsi" w:eastAsia="黑体"/>
         <w:b/>
         <w:bCs/>
       </w:rPr>
@@ -6292,14 +6700,14 @@
     </w:tblStylePr>
     <w:tblStylePr w:type="firstCol">
       <w:rPr>
-        <w:rFonts w:asciiTheme="majorHAnsi" w:cstheme="majorBidi" w:eastAsiaTheme="majorEastAsia" w:hAnsiTheme="majorHAnsi"/>
+        <w:rFonts w:asciiTheme="majorHAnsi" w:cstheme="majorBidi" w:hAnsiTheme="majorHAnsi" w:eastAsia="黑体"/>
         <w:b/>
         <w:bCs/>
       </w:rPr>
     </w:tblStylePr>
     <w:tblStylePr w:type="lastCol">
       <w:rPr>
-        <w:rFonts w:asciiTheme="majorHAnsi" w:cstheme="majorBidi" w:eastAsiaTheme="majorEastAsia" w:hAnsiTheme="majorHAnsi"/>
+        <w:rFonts w:asciiTheme="majorHAnsi" w:cstheme="majorBidi" w:hAnsiTheme="majorHAnsi" w:eastAsia="黑体"/>
         <w:b/>
         <w:bCs/>
       </w:rPr>
@@ -6383,7 +6791,7 @@
         <w:spacing w:after="0" w:before="0" w:line="240" w:lineRule="auto"/>
       </w:pPr>
       <w:rPr>
-        <w:rFonts w:asciiTheme="majorHAnsi" w:cstheme="majorBidi" w:eastAsiaTheme="majorEastAsia" w:hAnsiTheme="majorHAnsi"/>
+        <w:rFonts w:asciiTheme="majorHAnsi" w:cstheme="majorBidi" w:hAnsiTheme="majorHAnsi" w:eastAsia="黑体"/>
         <w:b/>
         <w:bCs/>
       </w:rPr>
@@ -6404,7 +6812,7 @@
         <w:spacing w:after="0" w:before="0" w:line="240" w:lineRule="auto"/>
       </w:pPr>
       <w:rPr>
-        <w:rFonts w:asciiTheme="majorHAnsi" w:cstheme="majorBidi" w:eastAsiaTheme="majorEastAsia" w:hAnsiTheme="majorHAnsi"/>
+        <w:rFonts w:asciiTheme="majorHAnsi" w:cstheme="majorBidi" w:hAnsiTheme="majorHAnsi" w:eastAsia="黑体"/>
         <w:b/>
         <w:bCs/>
       </w:rPr>
@@ -6422,14 +6830,14 @@
     </w:tblStylePr>
     <w:tblStylePr w:type="firstCol">
       <w:rPr>
-        <w:rFonts w:asciiTheme="majorHAnsi" w:cstheme="majorBidi" w:eastAsiaTheme="majorEastAsia" w:hAnsiTheme="majorHAnsi"/>
+        <w:rFonts w:asciiTheme="majorHAnsi" w:cstheme="majorBidi" w:hAnsiTheme="majorHAnsi" w:eastAsia="黑体"/>
         <w:b/>
         <w:bCs/>
       </w:rPr>
     </w:tblStylePr>
     <w:tblStylePr w:type="lastCol">
       <w:rPr>
-        <w:rFonts w:asciiTheme="majorHAnsi" w:cstheme="majorBidi" w:eastAsiaTheme="majorEastAsia" w:hAnsiTheme="majorHAnsi"/>
+        <w:rFonts w:asciiTheme="majorHAnsi" w:cstheme="majorBidi" w:hAnsiTheme="majorHAnsi" w:eastAsia="黑体"/>
         <w:b/>
         <w:bCs/>
       </w:rPr>
@@ -6513,7 +6921,7 @@
         <w:spacing w:after="0" w:before="0" w:line="240" w:lineRule="auto"/>
       </w:pPr>
       <w:rPr>
-        <w:rFonts w:asciiTheme="majorHAnsi" w:cstheme="majorBidi" w:eastAsiaTheme="majorEastAsia" w:hAnsiTheme="majorHAnsi"/>
+        <w:rFonts w:asciiTheme="majorHAnsi" w:cstheme="majorBidi" w:hAnsiTheme="majorHAnsi" w:eastAsia="黑体"/>
         <w:b/>
         <w:bCs/>
       </w:rPr>
@@ -6534,7 +6942,7 @@
         <w:spacing w:after="0" w:before="0" w:line="240" w:lineRule="auto"/>
       </w:pPr>
       <w:rPr>
-        <w:rFonts w:asciiTheme="majorHAnsi" w:cstheme="majorBidi" w:eastAsiaTheme="majorEastAsia" w:hAnsiTheme="majorHAnsi"/>
+        <w:rFonts w:asciiTheme="majorHAnsi" w:cstheme="majorBidi" w:hAnsiTheme="majorHAnsi" w:eastAsia="黑体"/>
         <w:b/>
         <w:bCs/>
       </w:rPr>
@@ -6552,14 +6960,14 @@
     </w:tblStylePr>
     <w:tblStylePr w:type="firstCol">
       <w:rPr>
-        <w:rFonts w:asciiTheme="majorHAnsi" w:cstheme="majorBidi" w:eastAsiaTheme="majorEastAsia" w:hAnsiTheme="majorHAnsi"/>
+        <w:rFonts w:asciiTheme="majorHAnsi" w:cstheme="majorBidi" w:hAnsiTheme="majorHAnsi" w:eastAsia="黑体"/>
         <w:b/>
         <w:bCs/>
       </w:rPr>
     </w:tblStylePr>
     <w:tblStylePr w:type="lastCol">
       <w:rPr>
-        <w:rFonts w:asciiTheme="majorHAnsi" w:cstheme="majorBidi" w:eastAsiaTheme="majorEastAsia" w:hAnsiTheme="majorHAnsi"/>
+        <w:rFonts w:asciiTheme="majorHAnsi" w:cstheme="majorBidi" w:hAnsiTheme="majorHAnsi" w:eastAsia="黑体"/>
         <w:b/>
         <w:bCs/>
       </w:rPr>
@@ -6643,7 +7051,7 @@
         <w:spacing w:after="0" w:before="0" w:line="240" w:lineRule="auto"/>
       </w:pPr>
       <w:rPr>
-        <w:rFonts w:asciiTheme="majorHAnsi" w:cstheme="majorBidi" w:eastAsiaTheme="majorEastAsia" w:hAnsiTheme="majorHAnsi"/>
+        <w:rFonts w:asciiTheme="majorHAnsi" w:cstheme="majorBidi" w:hAnsiTheme="majorHAnsi" w:eastAsia="黑体"/>
         <w:b/>
         <w:bCs/>
       </w:rPr>
@@ -6664,7 +7072,7 @@
         <w:spacing w:after="0" w:before="0" w:line="240" w:lineRule="auto"/>
       </w:pPr>
       <w:rPr>
-        <w:rFonts w:asciiTheme="majorHAnsi" w:cstheme="majorBidi" w:eastAsiaTheme="majorEastAsia" w:hAnsiTheme="majorHAnsi"/>
+        <w:rFonts w:asciiTheme="majorHAnsi" w:cstheme="majorBidi" w:hAnsiTheme="majorHAnsi" w:eastAsia="黑体"/>
         <w:b/>
         <w:bCs/>
       </w:rPr>
@@ -6682,14 +7090,14 @@
     </w:tblStylePr>
     <w:tblStylePr w:type="firstCol">
       <w:rPr>
-        <w:rFonts w:asciiTheme="majorHAnsi" w:cstheme="majorBidi" w:eastAsiaTheme="majorEastAsia" w:hAnsiTheme="majorHAnsi"/>
+        <w:rFonts w:asciiTheme="majorHAnsi" w:cstheme="majorBidi" w:hAnsiTheme="majorHAnsi" w:eastAsia="黑体"/>
         <w:b/>
         <w:bCs/>
       </w:rPr>
     </w:tblStylePr>
     <w:tblStylePr w:type="lastCol">
       <w:rPr>
-        <w:rFonts w:asciiTheme="majorHAnsi" w:cstheme="majorBidi" w:eastAsiaTheme="majorEastAsia" w:hAnsiTheme="majorHAnsi"/>
+        <w:rFonts w:asciiTheme="majorHAnsi" w:cstheme="majorBidi" w:hAnsiTheme="majorHAnsi" w:eastAsia="黑体"/>
         <w:b/>
         <w:bCs/>
       </w:rPr>
@@ -6772,6 +7180,7 @@
         <w:spacing w:after="0" w:before="0" w:line="240" w:lineRule="auto"/>
       </w:pPr>
       <w:rPr>
+        <w:rFonts w:eastAsia="黑体"/>
         <w:b/>
         <w:bCs/>
         <w:color w:themeColor="background1" w:val="FFFFFF"/>
@@ -6794,6 +7203,7 @@
         <w:spacing w:after="0" w:before="0" w:line="240" w:lineRule="auto"/>
       </w:pPr>
       <w:rPr>
+        <w:rFonts w:eastAsia="黑体"/>
         <w:b/>
         <w:bCs/>
       </w:rPr>
@@ -6811,12 +7221,14 @@
     </w:tblStylePr>
     <w:tblStylePr w:type="firstCol">
       <w:rPr>
+        <w:rFonts w:eastAsia="黑体"/>
         <w:b/>
         <w:bCs/>
       </w:rPr>
     </w:tblStylePr>
     <w:tblStylePr w:type="lastCol">
       <w:rPr>
+        <w:rFonts w:eastAsia="黑体"/>
         <w:b/>
         <w:bCs/>
       </w:rPr>
@@ -6878,6 +7290,7 @@
         <w:spacing w:after="0" w:before="0" w:line="240" w:lineRule="auto"/>
       </w:pPr>
       <w:rPr>
+        <w:rFonts w:eastAsia="黑体"/>
         <w:b/>
         <w:bCs/>
         <w:color w:themeColor="background1" w:val="FFFFFF"/>
@@ -6900,6 +7313,7 @@
         <w:spacing w:after="0" w:before="0" w:line="240" w:lineRule="auto"/>
       </w:pPr>
       <w:rPr>
+        <w:rFonts w:eastAsia="黑体"/>
         <w:b/>
         <w:bCs/>
       </w:rPr>
@@ -6917,12 +7331,14 @@
     </w:tblStylePr>
     <w:tblStylePr w:type="firstCol">
       <w:rPr>
+        <w:rFonts w:eastAsia="黑体"/>
         <w:b/>
         <w:bCs/>
       </w:rPr>
     </w:tblStylePr>
     <w:tblStylePr w:type="lastCol">
       <w:rPr>
+        <w:rFonts w:eastAsia="黑体"/>
         <w:b/>
         <w:bCs/>
       </w:rPr>
@@ -6984,6 +7400,7 @@
         <w:spacing w:after="0" w:before="0" w:line="240" w:lineRule="auto"/>
       </w:pPr>
       <w:rPr>
+        <w:rFonts w:eastAsia="黑体"/>
         <w:b/>
         <w:bCs/>
         <w:color w:themeColor="background1" w:val="FFFFFF"/>
@@ -7006,6 +7423,7 @@
         <w:spacing w:after="0" w:before="0" w:line="240" w:lineRule="auto"/>
       </w:pPr>
       <w:rPr>
+        <w:rFonts w:eastAsia="黑体"/>
         <w:b/>
         <w:bCs/>
       </w:rPr>
@@ -7023,12 +7441,14 @@
     </w:tblStylePr>
     <w:tblStylePr w:type="firstCol">
       <w:rPr>
+        <w:rFonts w:eastAsia="黑体"/>
         <w:b/>
         <w:bCs/>
       </w:rPr>
     </w:tblStylePr>
     <w:tblStylePr w:type="lastCol">
       <w:rPr>
+        <w:rFonts w:eastAsia="黑体"/>
         <w:b/>
         <w:bCs/>
       </w:rPr>
@@ -7090,6 +7510,7 @@
         <w:spacing w:after="0" w:before="0" w:line="240" w:lineRule="auto"/>
       </w:pPr>
       <w:rPr>
+        <w:rFonts w:eastAsia="黑体"/>
         <w:b/>
         <w:bCs/>
         <w:color w:themeColor="background1" w:val="FFFFFF"/>
@@ -7112,6 +7533,7 @@
         <w:spacing w:after="0" w:before="0" w:line="240" w:lineRule="auto"/>
       </w:pPr>
       <w:rPr>
+        <w:rFonts w:eastAsia="黑体"/>
         <w:b/>
         <w:bCs/>
       </w:rPr>
@@ -7129,12 +7551,14 @@
     </w:tblStylePr>
     <w:tblStylePr w:type="firstCol">
       <w:rPr>
+        <w:rFonts w:eastAsia="黑体"/>
         <w:b/>
         <w:bCs/>
       </w:rPr>
     </w:tblStylePr>
     <w:tblStylePr w:type="lastCol">
       <w:rPr>
+        <w:rFonts w:eastAsia="黑体"/>
         <w:b/>
         <w:bCs/>
       </w:rPr>
@@ -7196,6 +7620,7 @@
         <w:spacing w:after="0" w:before="0" w:line="240" w:lineRule="auto"/>
       </w:pPr>
       <w:rPr>
+        <w:rFonts w:eastAsia="黑体"/>
         <w:b/>
         <w:bCs/>
         <w:color w:themeColor="background1" w:val="FFFFFF"/>
@@ -7218,6 +7643,7 @@
         <w:spacing w:after="0" w:before="0" w:line="240" w:lineRule="auto"/>
       </w:pPr>
       <w:rPr>
+        <w:rFonts w:eastAsia="黑体"/>
         <w:b/>
         <w:bCs/>
       </w:rPr>
@@ -7235,12 +7661,14 @@
     </w:tblStylePr>
     <w:tblStylePr w:type="firstCol">
       <w:rPr>
+        <w:rFonts w:eastAsia="黑体"/>
         <w:b/>
         <w:bCs/>
       </w:rPr>
     </w:tblStylePr>
     <w:tblStylePr w:type="lastCol">
       <w:rPr>
+        <w:rFonts w:eastAsia="黑体"/>
         <w:b/>
         <w:bCs/>
       </w:rPr>
@@ -7302,6 +7730,7 @@
         <w:spacing w:after="0" w:before="0" w:line="240" w:lineRule="auto"/>
       </w:pPr>
       <w:rPr>
+        <w:rFonts w:eastAsia="黑体"/>
         <w:b/>
         <w:bCs/>
         <w:color w:themeColor="background1" w:val="FFFFFF"/>
@@ -7324,6 +7753,7 @@
         <w:spacing w:after="0" w:before="0" w:line="240" w:lineRule="auto"/>
       </w:pPr>
       <w:rPr>
+        <w:rFonts w:eastAsia="黑体"/>
         <w:b/>
         <w:bCs/>
       </w:rPr>
@@ -7341,12 +7771,14 @@
     </w:tblStylePr>
     <w:tblStylePr w:type="firstCol">
       <w:rPr>
+        <w:rFonts w:eastAsia="黑体"/>
         <w:b/>
         <w:bCs/>
       </w:rPr>
     </w:tblStylePr>
     <w:tblStylePr w:type="lastCol">
       <w:rPr>
+        <w:rFonts w:eastAsia="黑体"/>
         <w:b/>
         <w:bCs/>
       </w:rPr>
@@ -7408,6 +7840,7 @@
         <w:spacing w:after="0" w:before="0" w:line="240" w:lineRule="auto"/>
       </w:pPr>
       <w:rPr>
+        <w:rFonts w:eastAsia="黑体"/>
         <w:b/>
         <w:bCs/>
         <w:color w:themeColor="background1" w:val="FFFFFF"/>
@@ -7430,6 +7863,7 @@
         <w:spacing w:after="0" w:before="0" w:line="240" w:lineRule="auto"/>
       </w:pPr>
       <w:rPr>
+        <w:rFonts w:eastAsia="黑体"/>
         <w:b/>
         <w:bCs/>
       </w:rPr>
@@ -7447,12 +7881,14 @@
     </w:tblStylePr>
     <w:tblStylePr w:type="firstCol">
       <w:rPr>
+        <w:rFonts w:eastAsia="黑体"/>
         <w:b/>
         <w:bCs/>
       </w:rPr>
     </w:tblStylePr>
     <w:tblStylePr w:type="lastCol">
       <w:rPr>
+        <w:rFonts w:eastAsia="黑体"/>
         <w:b/>
         <w:bCs/>
       </w:rPr>
@@ -7511,6 +7947,7 @@
         <w:spacing w:after="0" w:before="0" w:line="240" w:lineRule="auto"/>
       </w:pPr>
       <w:rPr>
+        <w:rFonts w:eastAsia="黑体"/>
         <w:b/>
         <w:bCs/>
         <w:color w:themeColor="background1" w:val="FFFFFF"/>
@@ -7533,6 +7970,7 @@
         <w:spacing w:after="0" w:before="0" w:line="240" w:lineRule="auto"/>
       </w:pPr>
       <w:rPr>
+        <w:rFonts w:eastAsia="黑体"/>
         <w:color w:val="auto"/>
       </w:rPr>
       <w:tblPr/>
@@ -7550,6 +7988,7 @@
     </w:tblStylePr>
     <w:tblStylePr w:type="firstCol">
       <w:rPr>
+        <w:rFonts w:eastAsia="黑体"/>
         <w:b/>
         <w:bCs/>
         <w:color w:themeColor="background1" w:val="FFFFFF"/>
@@ -7569,6 +8008,7 @@
     </w:tblStylePr>
     <w:tblStylePr w:type="lastCol">
       <w:rPr>
+        <w:rFonts w:eastAsia="黑体"/>
         <w:b/>
         <w:bCs/>
         <w:color w:themeColor="background1" w:val="FFFFFF"/>
@@ -7617,6 +8057,7 @@
     </w:tblStylePr>
     <w:tblStylePr w:type="nwCell">
       <w:rPr>
+        <w:rFonts w:eastAsia="黑体"/>
         <w:color w:themeColor="background1" w:val="FFFFFF"/>
       </w:rPr>
       <w:tblPr/>
@@ -7660,6 +8101,7 @@
         <w:spacing w:after="0" w:before="0" w:line="240" w:lineRule="auto"/>
       </w:pPr>
       <w:rPr>
+        <w:rFonts w:eastAsia="黑体"/>
         <w:b/>
         <w:bCs/>
         <w:color w:themeColor="background1" w:val="FFFFFF"/>
@@ -7682,6 +8124,7 @@
         <w:spacing w:after="0" w:before="0" w:line="240" w:lineRule="auto"/>
       </w:pPr>
       <w:rPr>
+        <w:rFonts w:eastAsia="黑体"/>
         <w:color w:val="auto"/>
       </w:rPr>
       <w:tblPr/>
@@ -7699,6 +8142,7 @@
     </w:tblStylePr>
     <w:tblStylePr w:type="firstCol">
       <w:rPr>
+        <w:rFonts w:eastAsia="黑体"/>
         <w:b/>
         <w:bCs/>
         <w:color w:themeColor="background1" w:val="FFFFFF"/>
@@ -7718,6 +8162,7 @@
     </w:tblStylePr>
     <w:tblStylePr w:type="lastCol">
       <w:rPr>
+        <w:rFonts w:eastAsia="黑体"/>
         <w:b/>
         <w:bCs/>
         <w:color w:themeColor="background1" w:val="FFFFFF"/>
@@ -7766,6 +8211,7 @@
     </w:tblStylePr>
     <w:tblStylePr w:type="nwCell">
       <w:rPr>
+        <w:rFonts w:eastAsia="黑体"/>
         <w:color w:themeColor="background1" w:val="FFFFFF"/>
       </w:rPr>
       <w:tblPr/>
@@ -7809,6 +8255,7 @@
         <w:spacing w:after="0" w:before="0" w:line="240" w:lineRule="auto"/>
       </w:pPr>
       <w:rPr>
+        <w:rFonts w:eastAsia="黑体"/>
         <w:b/>
         <w:bCs/>
         <w:color w:themeColor="background1" w:val="FFFFFF"/>
@@ -7831,6 +8278,7 @@
         <w:spacing w:after="0" w:before="0" w:line="240" w:lineRule="auto"/>
       </w:pPr>
       <w:rPr>
+        <w:rFonts w:eastAsia="黑体"/>
         <w:color w:val="auto"/>
       </w:rPr>
       <w:tblPr/>
@@ -7848,6 +8296,7 @@
     </w:tblStylePr>
     <w:tblStylePr w:type="firstCol">
       <w:rPr>
+        <w:rFonts w:eastAsia="黑体"/>
         <w:b/>
         <w:bCs/>
         <w:color w:themeColor="background1" w:val="FFFFFF"/>
@@ -7867,6 +8316,7 @@
     </w:tblStylePr>
     <w:tblStylePr w:type="lastCol">
       <w:rPr>
+        <w:rFonts w:eastAsia="黑体"/>
         <w:b/>
         <w:bCs/>
         <w:color w:themeColor="background1" w:val="FFFFFF"/>
@@ -7915,6 +8365,7 @@
     </w:tblStylePr>
     <w:tblStylePr w:type="nwCell">
       <w:rPr>
+        <w:rFonts w:eastAsia="黑体"/>
         <w:color w:themeColor="background1" w:val="FFFFFF"/>
       </w:rPr>
       <w:tblPr/>
@@ -7958,6 +8409,7 @@
         <w:spacing w:after="0" w:before="0" w:line="240" w:lineRule="auto"/>
       </w:pPr>
       <w:rPr>
+        <w:rFonts w:eastAsia="黑体"/>
         <w:b/>
         <w:bCs/>
         <w:color w:themeColor="background1" w:val="FFFFFF"/>
@@ -7980,6 +8432,7 @@
         <w:spacing w:after="0" w:before="0" w:line="240" w:lineRule="auto"/>
       </w:pPr>
       <w:rPr>
+        <w:rFonts w:eastAsia="黑体"/>
         <w:color w:val="auto"/>
       </w:rPr>
       <w:tblPr/>
@@ -7997,6 +8450,7 @@
     </w:tblStylePr>
     <w:tblStylePr w:type="firstCol">
       <w:rPr>
+        <w:rFonts w:eastAsia="黑体"/>
         <w:b/>
         <w:bCs/>
         <w:color w:themeColor="background1" w:val="FFFFFF"/>
@@ -8016,6 +8470,7 @@
     </w:tblStylePr>
     <w:tblStylePr w:type="lastCol">
       <w:rPr>
+        <w:rFonts w:eastAsia="黑体"/>
         <w:b/>
         <w:bCs/>
         <w:color w:themeColor="background1" w:val="FFFFFF"/>
@@ -8064,6 +8519,7 @@
     </w:tblStylePr>
     <w:tblStylePr w:type="nwCell">
       <w:rPr>
+        <w:rFonts w:eastAsia="黑体"/>
         <w:color w:themeColor="background1" w:val="FFFFFF"/>
       </w:rPr>
       <w:tblPr/>
@@ -8107,6 +8563,7 @@
         <w:spacing w:after="0" w:before="0" w:line="240" w:lineRule="auto"/>
       </w:pPr>
       <w:rPr>
+        <w:rFonts w:eastAsia="黑体"/>
         <w:b/>
         <w:bCs/>
         <w:color w:themeColor="background1" w:val="FFFFFF"/>
@@ -8129,6 +8586,7 @@
         <w:spacing w:after="0" w:before="0" w:line="240" w:lineRule="auto"/>
       </w:pPr>
       <w:rPr>
+        <w:rFonts w:eastAsia="黑体"/>
         <w:color w:val="auto"/>
       </w:rPr>
       <w:tblPr/>
@@ -8146,6 +8604,7 @@
     </w:tblStylePr>
     <w:tblStylePr w:type="firstCol">
       <w:rPr>
+        <w:rFonts w:eastAsia="黑体"/>
         <w:b/>
         <w:bCs/>
         <w:color w:themeColor="background1" w:val="FFFFFF"/>
@@ -8165,6 +8624,7 @@
     </w:tblStylePr>
     <w:tblStylePr w:type="lastCol">
       <w:rPr>
+        <w:rFonts w:eastAsia="黑体"/>
         <w:b/>
         <w:bCs/>
         <w:color w:themeColor="background1" w:val="FFFFFF"/>
@@ -8213,6 +8673,7 @@
     </w:tblStylePr>
     <w:tblStylePr w:type="nwCell">
       <w:rPr>
+        <w:rFonts w:eastAsia="黑体"/>
         <w:color w:themeColor="background1" w:val="FFFFFF"/>
       </w:rPr>
       <w:tblPr/>
@@ -8256,6 +8717,7 @@
         <w:spacing w:after="0" w:before="0" w:line="240" w:lineRule="auto"/>
       </w:pPr>
       <w:rPr>
+        <w:rFonts w:eastAsia="黑体"/>
         <w:b/>
         <w:bCs/>
         <w:color w:themeColor="background1" w:val="FFFFFF"/>
@@ -8278,6 +8740,7 @@
         <w:spacing w:after="0" w:before="0" w:line="240" w:lineRule="auto"/>
       </w:pPr>
       <w:rPr>
+        <w:rFonts w:eastAsia="黑体"/>
         <w:color w:val="auto"/>
       </w:rPr>
       <w:tblPr/>
@@ -8295,6 +8758,7 @@
     </w:tblStylePr>
     <w:tblStylePr w:type="firstCol">
       <w:rPr>
+        <w:rFonts w:eastAsia="黑体"/>
         <w:b/>
         <w:bCs/>
         <w:color w:themeColor="background1" w:val="FFFFFF"/>
@@ -8314,6 +8778,7 @@
     </w:tblStylePr>
     <w:tblStylePr w:type="lastCol">
       <w:rPr>
+        <w:rFonts w:eastAsia="黑体"/>
         <w:b/>
         <w:bCs/>
         <w:color w:themeColor="background1" w:val="FFFFFF"/>
@@ -8362,6 +8827,7 @@
     </w:tblStylePr>
     <w:tblStylePr w:type="nwCell">
       <w:rPr>
+        <w:rFonts w:eastAsia="黑体"/>
         <w:color w:themeColor="background1" w:val="FFFFFF"/>
       </w:rPr>
       <w:tblPr/>
@@ -8405,6 +8871,7 @@
         <w:spacing w:after="0" w:before="0" w:line="240" w:lineRule="auto"/>
       </w:pPr>
       <w:rPr>
+        <w:rFonts w:eastAsia="黑体"/>
         <w:b/>
         <w:bCs/>
         <w:color w:themeColor="background1" w:val="FFFFFF"/>
@@ -8427,6 +8894,7 @@
         <w:spacing w:after="0" w:before="0" w:line="240" w:lineRule="auto"/>
       </w:pPr>
       <w:rPr>
+        <w:rFonts w:eastAsia="黑体"/>
         <w:color w:val="auto"/>
       </w:rPr>
       <w:tblPr/>
@@ -8444,6 +8912,7 @@
     </w:tblStylePr>
     <w:tblStylePr w:type="firstCol">
       <w:rPr>
+        <w:rFonts w:eastAsia="黑体"/>
         <w:b/>
         <w:bCs/>
         <w:color w:themeColor="background1" w:val="FFFFFF"/>
@@ -8463,6 +8932,7 @@
     </w:tblStylePr>
     <w:tblStylePr w:type="lastCol">
       <w:rPr>
+        <w:rFonts w:eastAsia="黑体"/>
         <w:b/>
         <w:bCs/>
         <w:color w:themeColor="background1" w:val="FFFFFF"/>
@@ -8511,6 +8981,7 @@
     </w:tblStylePr>
     <w:tblStylePr w:type="nwCell">
       <w:rPr>
+        <w:rFonts w:eastAsia="黑体"/>
         <w:color w:themeColor="background1" w:val="FFFFFF"/>
       </w:rPr>
       <w:tblPr/>
@@ -8535,6 +9006,7 @@
       <w:spacing w:after="0" w:line="240" w:lineRule="auto"/>
     </w:pPr>
     <w:rPr>
+      <w:rFonts w:eastAsia="黑体"/>
       <w:color w:themeColor="text1" w:val="000000"/>
     </w:rPr>
     <w:tblPr>
@@ -8554,7 +9026,7 @@
     </w:tblPr>
     <w:tblStylePr w:type="firstRow">
       <w:rPr>
-        <w:rFonts w:asciiTheme="majorHAnsi" w:cstheme="majorBidi" w:eastAsiaTheme="majorEastAsia" w:hAnsiTheme="majorHAnsi"/>
+        <w:rFonts w:asciiTheme="majorHAnsi" w:cstheme="majorBidi" w:hAnsiTheme="majorHAnsi" w:eastAsia="黑体"/>
       </w:rPr>
       <w:tblPr/>
       <w:tcPr>
@@ -8566,6 +9038,7 @@
     </w:tblStylePr>
     <w:tblStylePr w:type="lastRow">
       <w:rPr>
+        <w:rFonts w:eastAsia="黑体"/>
         <w:b/>
         <w:bCs/>
         <w:color w:themeColor="text2" w:val="1F497D"/>
@@ -8580,12 +9053,14 @@
     </w:tblStylePr>
     <w:tblStylePr w:type="firstCol">
       <w:rPr>
+        <w:rFonts w:eastAsia="黑体"/>
         <w:b/>
         <w:bCs/>
       </w:rPr>
     </w:tblStylePr>
     <w:tblStylePr w:type="lastCol">
       <w:rPr>
+        <w:rFonts w:eastAsia="黑体"/>
         <w:b/>
         <w:bCs/>
       </w:rPr>
@@ -8619,6 +9094,7 @@
       <w:spacing w:after="0" w:line="240" w:lineRule="auto"/>
     </w:pPr>
     <w:rPr>
+      <w:rFonts w:eastAsia="黑体"/>
       <w:color w:themeColor="text1" w:val="000000"/>
     </w:rPr>
     <w:tblPr>
@@ -8638,7 +9114,7 @@
     </w:tblPr>
     <w:tblStylePr w:type="firstRow">
       <w:rPr>
-        <w:rFonts w:asciiTheme="majorHAnsi" w:cstheme="majorBidi" w:eastAsiaTheme="majorEastAsia" w:hAnsiTheme="majorHAnsi"/>
+        <w:rFonts w:asciiTheme="majorHAnsi" w:cstheme="majorBidi" w:hAnsiTheme="majorHAnsi" w:eastAsia="黑体"/>
       </w:rPr>
       <w:tblPr/>
       <w:tcPr>
@@ -8650,6 +9126,7 @@
     </w:tblStylePr>
     <w:tblStylePr w:type="lastRow">
       <w:rPr>
+        <w:rFonts w:eastAsia="黑体"/>
         <w:b/>
         <w:bCs/>
         <w:color w:themeColor="text2" w:val="1F497D"/>
@@ -8664,12 +9141,14 @@
     </w:tblStylePr>
     <w:tblStylePr w:type="firstCol">
       <w:rPr>
+        <w:rFonts w:eastAsia="黑体"/>
         <w:b/>
         <w:bCs/>
       </w:rPr>
     </w:tblStylePr>
     <w:tblStylePr w:type="lastCol">
       <w:rPr>
+        <w:rFonts w:eastAsia="黑体"/>
         <w:b/>
         <w:bCs/>
       </w:rPr>
@@ -8703,6 +9182,7 @@
       <w:spacing w:after="0" w:line="240" w:lineRule="auto"/>
     </w:pPr>
     <w:rPr>
+      <w:rFonts w:eastAsia="黑体"/>
       <w:color w:themeColor="text1" w:val="000000"/>
     </w:rPr>
     <w:tblPr>
@@ -8722,7 +9202,7 @@
     </w:tblPr>
     <w:tblStylePr w:type="firstRow">
       <w:rPr>
-        <w:rFonts w:asciiTheme="majorHAnsi" w:cstheme="majorBidi" w:eastAsiaTheme="majorEastAsia" w:hAnsiTheme="majorHAnsi"/>
+        <w:rFonts w:asciiTheme="majorHAnsi" w:cstheme="majorBidi" w:hAnsiTheme="majorHAnsi" w:eastAsia="黑体"/>
       </w:rPr>
       <w:tblPr/>
       <w:tcPr>
@@ -8734,6 +9214,7 @@
     </w:tblStylePr>
     <w:tblStylePr w:type="lastRow">
       <w:rPr>
+        <w:rFonts w:eastAsia="黑体"/>
         <w:b/>
         <w:bCs/>
         <w:color w:themeColor="text2" w:val="1F497D"/>
@@ -8748,12 +9229,14 @@
     </w:tblStylePr>
     <w:tblStylePr w:type="firstCol">
       <w:rPr>
+        <w:rFonts w:eastAsia="黑体"/>
         <w:b/>
         <w:bCs/>
       </w:rPr>
     </w:tblStylePr>
     <w:tblStylePr w:type="lastCol">
       <w:rPr>
+        <w:rFonts w:eastAsia="黑体"/>
         <w:b/>
         <w:bCs/>
       </w:rPr>
@@ -8787,6 +9270,7 @@
       <w:spacing w:after="0" w:line="240" w:lineRule="auto"/>
     </w:pPr>
     <w:rPr>
+      <w:rFonts w:eastAsia="黑体"/>
       <w:color w:themeColor="text1" w:val="000000"/>
     </w:rPr>
     <w:tblPr>
@@ -8806,7 +9290,7 @@
     </w:tblPr>
     <w:tblStylePr w:type="firstRow">
       <w:rPr>
-        <w:rFonts w:asciiTheme="majorHAnsi" w:cstheme="majorBidi" w:eastAsiaTheme="majorEastAsia" w:hAnsiTheme="majorHAnsi"/>
+        <w:rFonts w:asciiTheme="majorHAnsi" w:cstheme="majorBidi" w:hAnsiTheme="majorHAnsi" w:eastAsia="黑体"/>
       </w:rPr>
       <w:tblPr/>
       <w:tcPr>
@@ -8818,6 +9302,7 @@
     </w:tblStylePr>
     <w:tblStylePr w:type="lastRow">
       <w:rPr>
+        <w:rFonts w:eastAsia="黑体"/>
         <w:b/>
         <w:bCs/>
         <w:color w:themeColor="text2" w:val="1F497D"/>
@@ -8832,12 +9317,14 @@
     </w:tblStylePr>
     <w:tblStylePr w:type="firstCol">
       <w:rPr>
+        <w:rFonts w:eastAsia="黑体"/>
         <w:b/>
         <w:bCs/>
       </w:rPr>
     </w:tblStylePr>
     <w:tblStylePr w:type="lastCol">
       <w:rPr>
+        <w:rFonts w:eastAsia="黑体"/>
         <w:b/>
         <w:bCs/>
       </w:rPr>
@@ -8871,6 +9358,7 @@
       <w:spacing w:after="0" w:line="240" w:lineRule="auto"/>
     </w:pPr>
     <w:rPr>
+      <w:rFonts w:eastAsia="黑体"/>
       <w:color w:themeColor="text1" w:val="000000"/>
     </w:rPr>
     <w:tblPr>
@@ -8890,7 +9378,7 @@
     </w:tblPr>
     <w:tblStylePr w:type="firstRow">
       <w:rPr>
-        <w:rFonts w:asciiTheme="majorHAnsi" w:cstheme="majorBidi" w:eastAsiaTheme="majorEastAsia" w:hAnsiTheme="majorHAnsi"/>
+        <w:rFonts w:asciiTheme="majorHAnsi" w:cstheme="majorBidi" w:hAnsiTheme="majorHAnsi" w:eastAsia="黑体"/>
       </w:rPr>
       <w:tblPr/>
       <w:tcPr>
@@ -8902,6 +9390,7 @@
     </w:tblStylePr>
     <w:tblStylePr w:type="lastRow">
       <w:rPr>
+        <w:rFonts w:eastAsia="黑体"/>
         <w:b/>
         <w:bCs/>
         <w:color w:themeColor="text2" w:val="1F497D"/>
@@ -8916,12 +9405,14 @@
     </w:tblStylePr>
     <w:tblStylePr w:type="firstCol">
       <w:rPr>
+        <w:rFonts w:eastAsia="黑体"/>
         <w:b/>
         <w:bCs/>
       </w:rPr>
     </w:tblStylePr>
     <w:tblStylePr w:type="lastCol">
       <w:rPr>
+        <w:rFonts w:eastAsia="黑体"/>
         <w:b/>
         <w:bCs/>
       </w:rPr>
@@ -8955,6 +9446,7 @@
       <w:spacing w:after="0" w:line="240" w:lineRule="auto"/>
     </w:pPr>
     <w:rPr>
+      <w:rFonts w:eastAsia="黑体"/>
       <w:color w:themeColor="text1" w:val="000000"/>
     </w:rPr>
     <w:tblPr>
@@ -8974,7 +9466,7 @@
     </w:tblPr>
     <w:tblStylePr w:type="firstRow">
       <w:rPr>
-        <w:rFonts w:asciiTheme="majorHAnsi" w:cstheme="majorBidi" w:eastAsiaTheme="majorEastAsia" w:hAnsiTheme="majorHAnsi"/>
+        <w:rFonts w:asciiTheme="majorHAnsi" w:cstheme="majorBidi" w:hAnsiTheme="majorHAnsi" w:eastAsia="黑体"/>
       </w:rPr>
       <w:tblPr/>
       <w:tcPr>
@@ -8986,6 +9478,7 @@
     </w:tblStylePr>
     <w:tblStylePr w:type="lastRow">
       <w:rPr>
+        <w:rFonts w:eastAsia="黑体"/>
         <w:b/>
         <w:bCs/>
         <w:color w:themeColor="text2" w:val="1F497D"/>
@@ -9000,12 +9493,14 @@
     </w:tblStylePr>
     <w:tblStylePr w:type="firstCol">
       <w:rPr>
+        <w:rFonts w:eastAsia="黑体"/>
         <w:b/>
         <w:bCs/>
       </w:rPr>
     </w:tblStylePr>
     <w:tblStylePr w:type="lastCol">
       <w:rPr>
+        <w:rFonts w:eastAsia="黑体"/>
         <w:b/>
         <w:bCs/>
       </w:rPr>
@@ -9039,6 +9534,7 @@
       <w:spacing w:after="0" w:line="240" w:lineRule="auto"/>
     </w:pPr>
     <w:rPr>
+      <w:rFonts w:eastAsia="黑体"/>
       <w:color w:themeColor="text1" w:val="000000"/>
     </w:rPr>
     <w:tblPr>
@@ -9058,7 +9554,7 @@
     </w:tblPr>
     <w:tblStylePr w:type="firstRow">
       <w:rPr>
-        <w:rFonts w:asciiTheme="majorHAnsi" w:cstheme="majorBidi" w:eastAsiaTheme="majorEastAsia" w:hAnsiTheme="majorHAnsi"/>
+        <w:rFonts w:asciiTheme="majorHAnsi" w:cstheme="majorBidi" w:hAnsiTheme="majorHAnsi" w:eastAsia="黑体"/>
       </w:rPr>
       <w:tblPr/>
       <w:tcPr>
@@ -9070,6 +9566,7 @@
     </w:tblStylePr>
     <w:tblStylePr w:type="lastRow">
       <w:rPr>
+        <w:rFonts w:eastAsia="黑体"/>
         <w:b/>
         <w:bCs/>
         <w:color w:themeColor="text2" w:val="1F497D"/>
@@ -9084,12 +9581,14 @@
     </w:tblStylePr>
     <w:tblStylePr w:type="firstCol">
       <w:rPr>
+        <w:rFonts w:eastAsia="黑体"/>
         <w:b/>
         <w:bCs/>
       </w:rPr>
     </w:tblStylePr>
     <w:tblStylePr w:type="lastCol">
       <w:rPr>
+        <w:rFonts w:eastAsia="黑体"/>
         <w:b/>
         <w:bCs/>
       </w:rPr>
@@ -9123,7 +9622,7 @@
       <w:spacing w:after="0" w:line="240" w:lineRule="auto"/>
     </w:pPr>
     <w:rPr>
-      <w:rFonts w:asciiTheme="majorHAnsi" w:cstheme="majorBidi" w:eastAsiaTheme="majorEastAsia" w:hAnsiTheme="majorHAnsi"/>
+      <w:rFonts w:asciiTheme="majorHAnsi" w:cstheme="majorBidi" w:hAnsiTheme="majorHAnsi" w:eastAsia="黑体"/>
       <w:color w:themeColor="text1" w:val="000000"/>
     </w:rPr>
     <w:tblPr>
@@ -9145,6 +9644,7 @@
     </w:tblPr>
     <w:tblStylePr w:type="firstRow">
       <w:rPr>
+        <w:rFonts w:eastAsia="黑体"/>
         <w:sz w:val="24"/>
         <w:szCs w:val="24"/>
       </w:rPr>
@@ -9251,7 +9751,7 @@
       <w:spacing w:after="0" w:line="240" w:lineRule="auto"/>
     </w:pPr>
     <w:rPr>
-      <w:rFonts w:asciiTheme="majorHAnsi" w:cstheme="majorBidi" w:eastAsiaTheme="majorEastAsia" w:hAnsiTheme="majorHAnsi"/>
+      <w:rFonts w:asciiTheme="majorHAnsi" w:cstheme="majorBidi" w:hAnsiTheme="majorHAnsi" w:eastAsia="黑体"/>
       <w:color w:themeColor="text1" w:val="000000"/>
     </w:rPr>
     <w:tblPr>
@@ -9273,6 +9773,7 @@
     </w:tblPr>
     <w:tblStylePr w:type="firstRow">
       <w:rPr>
+        <w:rFonts w:eastAsia="黑体"/>
         <w:sz w:val="24"/>
         <w:szCs w:val="24"/>
       </w:rPr>
@@ -9379,7 +9880,7 @@
       <w:spacing w:after="0" w:line="240" w:lineRule="auto"/>
     </w:pPr>
     <w:rPr>
-      <w:rFonts w:asciiTheme="majorHAnsi" w:cstheme="majorBidi" w:eastAsiaTheme="majorEastAsia" w:hAnsiTheme="majorHAnsi"/>
+      <w:rFonts w:asciiTheme="majorHAnsi" w:cstheme="majorBidi" w:hAnsiTheme="majorHAnsi" w:eastAsia="黑体"/>
       <w:color w:themeColor="text1" w:val="000000"/>
     </w:rPr>
     <w:tblPr>
@@ -9401,6 +9902,7 @@
     </w:tblPr>
     <w:tblStylePr w:type="firstRow">
       <w:rPr>
+        <w:rFonts w:eastAsia="黑体"/>
         <w:sz w:val="24"/>
         <w:szCs w:val="24"/>
       </w:rPr>
@@ -9507,7 +10009,7 @@
       <w:spacing w:after="0" w:line="240" w:lineRule="auto"/>
     </w:pPr>
     <w:rPr>
-      <w:rFonts w:asciiTheme="majorHAnsi" w:cstheme="majorBidi" w:eastAsiaTheme="majorEastAsia" w:hAnsiTheme="majorHAnsi"/>
+      <w:rFonts w:asciiTheme="majorHAnsi" w:cstheme="majorBidi" w:hAnsiTheme="majorHAnsi" w:eastAsia="黑体"/>
       <w:color w:themeColor="text1" w:val="000000"/>
     </w:rPr>
     <w:tblPr>
@@ -9529,6 +10031,7 @@
     </w:tblPr>
     <w:tblStylePr w:type="firstRow">
       <w:rPr>
+        <w:rFonts w:eastAsia="黑体"/>
         <w:sz w:val="24"/>
         <w:szCs w:val="24"/>
       </w:rPr>
@@ -9635,7 +10138,7 @@
       <w:spacing w:after="0" w:line="240" w:lineRule="auto"/>
     </w:pPr>
     <w:rPr>
-      <w:rFonts w:asciiTheme="majorHAnsi" w:cstheme="majorBidi" w:eastAsiaTheme="majorEastAsia" w:hAnsiTheme="majorHAnsi"/>
+      <w:rFonts w:asciiTheme="majorHAnsi" w:cstheme="majorBidi" w:hAnsiTheme="majorHAnsi" w:eastAsia="黑体"/>
       <w:color w:themeColor="text1" w:val="000000"/>
     </w:rPr>
     <w:tblPr>
@@ -9657,6 +10160,7 @@
     </w:tblPr>
     <w:tblStylePr w:type="firstRow">
       <w:rPr>
+        <w:rFonts w:eastAsia="黑体"/>
         <w:sz w:val="24"/>
         <w:szCs w:val="24"/>
       </w:rPr>
@@ -9763,7 +10267,7 @@
       <w:spacing w:after="0" w:line="240" w:lineRule="auto"/>
     </w:pPr>
     <w:rPr>
-      <w:rFonts w:asciiTheme="majorHAnsi" w:cstheme="majorBidi" w:eastAsiaTheme="majorEastAsia" w:hAnsiTheme="majorHAnsi"/>
+      <w:rFonts w:asciiTheme="majorHAnsi" w:cstheme="majorBidi" w:hAnsiTheme="majorHAnsi" w:eastAsia="黑体"/>
       <w:color w:themeColor="text1" w:val="000000"/>
     </w:rPr>
     <w:tblPr>
@@ -9785,6 +10289,7 @@
     </w:tblPr>
     <w:tblStylePr w:type="firstRow">
       <w:rPr>
+        <w:rFonts w:eastAsia="黑体"/>
         <w:sz w:val="24"/>
         <w:szCs w:val="24"/>
       </w:rPr>
@@ -9891,7 +10396,7 @@
       <w:spacing w:after="0" w:line="240" w:lineRule="auto"/>
     </w:pPr>
     <w:rPr>
-      <w:rFonts w:asciiTheme="majorHAnsi" w:cstheme="majorBidi" w:eastAsiaTheme="majorEastAsia" w:hAnsiTheme="majorHAnsi"/>
+      <w:rFonts w:asciiTheme="majorHAnsi" w:cstheme="majorBidi" w:hAnsiTheme="majorHAnsi" w:eastAsia="黑体"/>
       <w:color w:themeColor="text1" w:val="000000"/>
     </w:rPr>
     <w:tblPr>
@@ -9913,6 +10418,7 @@
     </w:tblPr>
     <w:tblStylePr w:type="firstRow">
       <w:rPr>
+        <w:rFonts w:eastAsia="黑体"/>
         <w:sz w:val="24"/>
         <w:szCs w:val="24"/>
       </w:rPr>
@@ -10042,12 +10548,14 @@
     </w:tcPr>
     <w:tblStylePr w:type="firstRow">
       <w:rPr>
+        <w:rFonts w:eastAsia="黑体"/>
         <w:b/>
         <w:bCs/>
       </w:rPr>
     </w:tblStylePr>
     <w:tblStylePr w:type="lastRow">
       <w:rPr>
+        <w:rFonts w:eastAsia="黑体"/>
         <w:b/>
         <w:bCs/>
       </w:rPr>
@@ -10060,12 +10568,14 @@
     </w:tblStylePr>
     <w:tblStylePr w:type="firstCol">
       <w:rPr>
+        <w:rFonts w:eastAsia="黑体"/>
         <w:b/>
         <w:bCs/>
       </w:rPr>
     </w:tblStylePr>
     <w:tblStylePr w:type="lastCol">
       <w:rPr>
+        <w:rFonts w:eastAsia="黑体"/>
         <w:b/>
         <w:bCs/>
       </w:rPr>
@@ -10115,12 +10625,14 @@
     </w:tcPr>
     <w:tblStylePr w:type="firstRow">
       <w:rPr>
+        <w:rFonts w:eastAsia="黑体"/>
         <w:b/>
         <w:bCs/>
       </w:rPr>
     </w:tblStylePr>
     <w:tblStylePr w:type="lastRow">
       <w:rPr>
+        <w:rFonts w:eastAsia="黑体"/>
         <w:b/>
         <w:bCs/>
       </w:rPr>
@@ -10133,12 +10645,14 @@
     </w:tblStylePr>
     <w:tblStylePr w:type="firstCol">
       <w:rPr>
+        <w:rFonts w:eastAsia="黑体"/>
         <w:b/>
         <w:bCs/>
       </w:rPr>
     </w:tblStylePr>
     <w:tblStylePr w:type="lastCol">
       <w:rPr>
+        <w:rFonts w:eastAsia="黑体"/>
         <w:b/>
         <w:bCs/>
       </w:rPr>
@@ -10188,12 +10702,14 @@
     </w:tcPr>
     <w:tblStylePr w:type="firstRow">
       <w:rPr>
+        <w:rFonts w:eastAsia="黑体"/>
         <w:b/>
         <w:bCs/>
       </w:rPr>
     </w:tblStylePr>
     <w:tblStylePr w:type="lastRow">
       <w:rPr>
+        <w:rFonts w:eastAsia="黑体"/>
         <w:b/>
         <w:bCs/>
       </w:rPr>
@@ -10206,12 +10722,14 @@
     </w:tblStylePr>
     <w:tblStylePr w:type="firstCol">
       <w:rPr>
+        <w:rFonts w:eastAsia="黑体"/>
         <w:b/>
         <w:bCs/>
       </w:rPr>
     </w:tblStylePr>
     <w:tblStylePr w:type="lastCol">
       <w:rPr>
+        <w:rFonts w:eastAsia="黑体"/>
         <w:b/>
         <w:bCs/>
       </w:rPr>
@@ -10261,12 +10779,14 @@
     </w:tcPr>
     <w:tblStylePr w:type="firstRow">
       <w:rPr>
+        <w:rFonts w:eastAsia="黑体"/>
         <w:b/>
         <w:bCs/>
       </w:rPr>
     </w:tblStylePr>
     <w:tblStylePr w:type="lastRow">
       <w:rPr>
+        <w:rFonts w:eastAsia="黑体"/>
         <w:b/>
         <w:bCs/>
       </w:rPr>
@@ -10279,12 +10799,14 @@
     </w:tblStylePr>
     <w:tblStylePr w:type="firstCol">
       <w:rPr>
+        <w:rFonts w:eastAsia="黑体"/>
         <w:b/>
         <w:bCs/>
       </w:rPr>
     </w:tblStylePr>
     <w:tblStylePr w:type="lastCol">
       <w:rPr>
+        <w:rFonts w:eastAsia="黑体"/>
         <w:b/>
         <w:bCs/>
       </w:rPr>
@@ -10334,12 +10856,14 @@
     </w:tcPr>
     <w:tblStylePr w:type="firstRow">
       <w:rPr>
+        <w:rFonts w:eastAsia="黑体"/>
         <w:b/>
         <w:bCs/>
       </w:rPr>
     </w:tblStylePr>
     <w:tblStylePr w:type="lastRow">
       <w:rPr>
+        <w:rFonts w:eastAsia="黑体"/>
         <w:b/>
         <w:bCs/>
       </w:rPr>
@@ -10352,12 +10876,14 @@
     </w:tblStylePr>
     <w:tblStylePr w:type="firstCol">
       <w:rPr>
+        <w:rFonts w:eastAsia="黑体"/>
         <w:b/>
         <w:bCs/>
       </w:rPr>
     </w:tblStylePr>
     <w:tblStylePr w:type="lastCol">
       <w:rPr>
+        <w:rFonts w:eastAsia="黑体"/>
         <w:b/>
         <w:bCs/>
       </w:rPr>
@@ -10407,12 +10933,14 @@
     </w:tcPr>
     <w:tblStylePr w:type="firstRow">
       <w:rPr>
+        <w:rFonts w:eastAsia="黑体"/>
         <w:b/>
         <w:bCs/>
       </w:rPr>
     </w:tblStylePr>
     <w:tblStylePr w:type="lastRow">
       <w:rPr>
+        <w:rFonts w:eastAsia="黑体"/>
         <w:b/>
         <w:bCs/>
       </w:rPr>
@@ -10425,12 +10953,14 @@
     </w:tblStylePr>
     <w:tblStylePr w:type="firstCol">
       <w:rPr>
+        <w:rFonts w:eastAsia="黑体"/>
         <w:b/>
         <w:bCs/>
       </w:rPr>
     </w:tblStylePr>
     <w:tblStylePr w:type="lastCol">
       <w:rPr>
+        <w:rFonts w:eastAsia="黑体"/>
         <w:b/>
         <w:bCs/>
       </w:rPr>
@@ -10480,12 +11010,14 @@
     </w:tcPr>
     <w:tblStylePr w:type="firstRow">
       <w:rPr>
+        <w:rFonts w:eastAsia="黑体"/>
         <w:b/>
         <w:bCs/>
       </w:rPr>
     </w:tblStylePr>
     <w:tblStylePr w:type="lastRow">
       <w:rPr>
+        <w:rFonts w:eastAsia="黑体"/>
         <w:b/>
         <w:bCs/>
       </w:rPr>
@@ -10498,12 +11030,14 @@
     </w:tblStylePr>
     <w:tblStylePr w:type="firstCol">
       <w:rPr>
+        <w:rFonts w:eastAsia="黑体"/>
         <w:b/>
         <w:bCs/>
       </w:rPr>
     </w:tblStylePr>
     <w:tblStylePr w:type="lastCol">
       <w:rPr>
+        <w:rFonts w:eastAsia="黑体"/>
         <w:b/>
         <w:bCs/>
       </w:rPr>
@@ -10530,7 +11064,7 @@
       <w:spacing w:after="0" w:line="240" w:lineRule="auto"/>
     </w:pPr>
     <w:rPr>
-      <w:rFonts w:asciiTheme="majorHAnsi" w:cstheme="majorBidi" w:eastAsiaTheme="majorEastAsia" w:hAnsiTheme="majorHAnsi"/>
+      <w:rFonts w:asciiTheme="majorHAnsi" w:cstheme="majorBidi" w:hAnsiTheme="majorHAnsi" w:eastAsia="黑体"/>
       <w:color w:themeColor="text1" w:val="000000"/>
     </w:rPr>
     <w:tblPr>
@@ -10557,6 +11091,7 @@
     </w:tcPr>
     <w:tblStylePr w:type="firstRow">
       <w:rPr>
+        <w:rFonts w:eastAsia="黑体"/>
         <w:b/>
         <w:bCs/>
         <w:color w:themeColor="text1" w:val="000000"/>
@@ -10568,6 +11103,7 @@
     </w:tblStylePr>
     <w:tblStylePr w:type="lastRow">
       <w:rPr>
+        <w:rFonts w:eastAsia="黑体"/>
         <w:b/>
         <w:bCs/>
         <w:color w:themeColor="text1" w:val="000000"/>
@@ -10587,6 +11123,7 @@
     </w:tblStylePr>
     <w:tblStylePr w:type="firstCol">
       <w:rPr>
+        <w:rFonts w:eastAsia="黑体"/>
         <w:b/>
         <w:bCs/>
         <w:color w:themeColor="text1" w:val="000000"/>
@@ -10606,6 +11143,7 @@
     </w:tblStylePr>
     <w:tblStylePr w:type="lastCol">
       <w:rPr>
+        <w:rFonts w:eastAsia="黑体"/>
         <w:b w:val="0"/>
         <w:bCs w:val="0"/>
         <w:color w:themeColor="text1" w:val="000000"/>
@@ -10655,7 +11193,7 @@
       <w:spacing w:after="0" w:line="240" w:lineRule="auto"/>
     </w:pPr>
     <w:rPr>
-      <w:rFonts w:asciiTheme="majorHAnsi" w:cstheme="majorBidi" w:eastAsiaTheme="majorEastAsia" w:hAnsiTheme="majorHAnsi"/>
+      <w:rFonts w:asciiTheme="majorHAnsi" w:cstheme="majorBidi" w:hAnsiTheme="majorHAnsi" w:eastAsia="黑体"/>
       <w:color w:themeColor="text1" w:val="000000"/>
     </w:rPr>
     <w:tblPr>
@@ -10682,6 +11220,7 @@
     </w:tcPr>
     <w:tblStylePr w:type="firstRow">
       <w:rPr>
+        <w:rFonts w:eastAsia="黑体"/>
         <w:b/>
         <w:bCs/>
         <w:color w:themeColor="text1" w:val="000000"/>
@@ -10693,6 +11232,7 @@
     </w:tblStylePr>
     <w:tblStylePr w:type="lastRow">
       <w:rPr>
+        <w:rFonts w:eastAsia="黑体"/>
         <w:b/>
         <w:bCs/>
         <w:color w:themeColor="text1" w:val="000000"/>
@@ -10712,6 +11252,7 @@
     </w:tblStylePr>
     <w:tblStylePr w:type="firstCol">
       <w:rPr>
+        <w:rFonts w:eastAsia="黑体"/>
         <w:b/>
         <w:bCs/>
         <w:color w:themeColor="text1" w:val="000000"/>
@@ -10731,6 +11272,7 @@
     </w:tblStylePr>
     <w:tblStylePr w:type="lastCol">
       <w:rPr>
+        <w:rFonts w:eastAsia="黑体"/>
         <w:b w:val="0"/>
         <w:bCs w:val="0"/>
         <w:color w:themeColor="text1" w:val="000000"/>
@@ -10780,7 +11322,7 @@
       <w:spacing w:after="0" w:line="240" w:lineRule="auto"/>
     </w:pPr>
     <w:rPr>
-      <w:rFonts w:asciiTheme="majorHAnsi" w:cstheme="majorBidi" w:eastAsiaTheme="majorEastAsia" w:hAnsiTheme="majorHAnsi"/>
+      <w:rFonts w:asciiTheme="majorHAnsi" w:cstheme="majorBidi" w:hAnsiTheme="majorHAnsi" w:eastAsia="黑体"/>
       <w:color w:themeColor="text1" w:val="000000"/>
     </w:rPr>
     <w:tblPr>
@@ -10807,6 +11349,7 @@
     </w:tcPr>
     <w:tblStylePr w:type="firstRow">
       <w:rPr>
+        <w:rFonts w:eastAsia="黑体"/>
         <w:b/>
         <w:bCs/>
         <w:color w:themeColor="text1" w:val="000000"/>
@@ -10818,6 +11361,7 @@
     </w:tblStylePr>
     <w:tblStylePr w:type="lastRow">
       <w:rPr>
+        <w:rFonts w:eastAsia="黑体"/>
         <w:b/>
         <w:bCs/>
         <w:color w:themeColor="text1" w:val="000000"/>
@@ -10837,6 +11381,7 @@
     </w:tblStylePr>
     <w:tblStylePr w:type="firstCol">
       <w:rPr>
+        <w:rFonts w:eastAsia="黑体"/>
         <w:b/>
         <w:bCs/>
         <w:color w:themeColor="text1" w:val="000000"/>
@@ -10856,6 +11401,7 @@
     </w:tblStylePr>
     <w:tblStylePr w:type="lastCol">
       <w:rPr>
+        <w:rFonts w:eastAsia="黑体"/>
         <w:b w:val="0"/>
         <w:bCs w:val="0"/>
         <w:color w:themeColor="text1" w:val="000000"/>
@@ -10905,7 +11451,7 @@
       <w:spacing w:after="0" w:line="240" w:lineRule="auto"/>
     </w:pPr>
     <w:rPr>
-      <w:rFonts w:asciiTheme="majorHAnsi" w:cstheme="majorBidi" w:eastAsiaTheme="majorEastAsia" w:hAnsiTheme="majorHAnsi"/>
+      <w:rFonts w:asciiTheme="majorHAnsi" w:cstheme="majorBidi" w:hAnsiTheme="majorHAnsi" w:eastAsia="黑体"/>
       <w:color w:themeColor="text1" w:val="000000"/>
     </w:rPr>
     <w:tblPr>
@@ -10932,6 +11478,7 @@
     </w:tcPr>
     <w:tblStylePr w:type="firstRow">
       <w:rPr>
+        <w:rFonts w:eastAsia="黑体"/>
         <w:b/>
         <w:bCs/>
         <w:color w:themeColor="text1" w:val="000000"/>
@@ -10943,6 +11490,7 @@
     </w:tblStylePr>
     <w:tblStylePr w:type="lastRow">
       <w:rPr>
+        <w:rFonts w:eastAsia="黑体"/>
         <w:b/>
         <w:bCs/>
         <w:color w:themeColor="text1" w:val="000000"/>
@@ -10962,6 +11510,7 @@
     </w:tblStylePr>
     <w:tblStylePr w:type="firstCol">
       <w:rPr>
+        <w:rFonts w:eastAsia="黑体"/>
         <w:b/>
         <w:bCs/>
         <w:color w:themeColor="text1" w:val="000000"/>
@@ -10981,6 +11530,7 @@
     </w:tblStylePr>
     <w:tblStylePr w:type="lastCol">
       <w:rPr>
+        <w:rFonts w:eastAsia="黑体"/>
         <w:b w:val="0"/>
         <w:bCs w:val="0"/>
         <w:color w:themeColor="text1" w:val="000000"/>
@@ -11030,7 +11580,7 @@
       <w:spacing w:after="0" w:line="240" w:lineRule="auto"/>
     </w:pPr>
     <w:rPr>
-      <w:rFonts w:asciiTheme="majorHAnsi" w:cstheme="majorBidi" w:eastAsiaTheme="majorEastAsia" w:hAnsiTheme="majorHAnsi"/>
+      <w:rFonts w:asciiTheme="majorHAnsi" w:cstheme="majorBidi" w:hAnsiTheme="majorHAnsi" w:eastAsia="黑体"/>
       <w:color w:themeColor="text1" w:val="000000"/>
     </w:rPr>
     <w:tblPr>
@@ -11057,6 +11607,7 @@
     </w:tcPr>
     <w:tblStylePr w:type="firstRow">
       <w:rPr>
+        <w:rFonts w:eastAsia="黑体"/>
         <w:b/>
         <w:bCs/>
         <w:color w:themeColor="text1" w:val="000000"/>
@@ -11068,6 +11619,7 @@
     </w:tblStylePr>
     <w:tblStylePr w:type="lastRow">
       <w:rPr>
+        <w:rFonts w:eastAsia="黑体"/>
         <w:b/>
         <w:bCs/>
         <w:color w:themeColor="text1" w:val="000000"/>
@@ -11087,6 +11639,7 @@
     </w:tblStylePr>
     <w:tblStylePr w:type="firstCol">
       <w:rPr>
+        <w:rFonts w:eastAsia="黑体"/>
         <w:b/>
         <w:bCs/>
         <w:color w:themeColor="text1" w:val="000000"/>
@@ -11106,6 +11659,7 @@
     </w:tblStylePr>
     <w:tblStylePr w:type="lastCol">
       <w:rPr>
+        <w:rFonts w:eastAsia="黑体"/>
         <w:b w:val="0"/>
         <w:bCs w:val="0"/>
         <w:color w:themeColor="text1" w:val="000000"/>
@@ -11155,7 +11709,7 @@
       <w:spacing w:after="0" w:line="240" w:lineRule="auto"/>
     </w:pPr>
     <w:rPr>
-      <w:rFonts w:asciiTheme="majorHAnsi" w:cstheme="majorBidi" w:eastAsiaTheme="majorEastAsia" w:hAnsiTheme="majorHAnsi"/>
+      <w:rFonts w:asciiTheme="majorHAnsi" w:cstheme="majorBidi" w:hAnsiTheme="majorHAnsi" w:eastAsia="黑体"/>
       <w:color w:themeColor="text1" w:val="000000"/>
     </w:rPr>
     <w:tblPr>
@@ -11182,6 +11736,7 @@
     </w:tcPr>
     <w:tblStylePr w:type="firstRow">
       <w:rPr>
+        <w:rFonts w:eastAsia="黑体"/>
         <w:b/>
         <w:bCs/>
         <w:color w:themeColor="text1" w:val="000000"/>
@@ -11193,6 +11748,7 @@
     </w:tblStylePr>
     <w:tblStylePr w:type="lastRow">
       <w:rPr>
+        <w:rFonts w:eastAsia="黑体"/>
         <w:b/>
         <w:bCs/>
         <w:color w:themeColor="text1" w:val="000000"/>
@@ -11212,6 +11768,7 @@
     </w:tblStylePr>
     <w:tblStylePr w:type="firstCol">
       <w:rPr>
+        <w:rFonts w:eastAsia="黑体"/>
         <w:b/>
         <w:bCs/>
         <w:color w:themeColor="text1" w:val="000000"/>
@@ -11231,6 +11788,7 @@
     </w:tblStylePr>
     <w:tblStylePr w:type="lastCol">
       <w:rPr>
+        <w:rFonts w:eastAsia="黑体"/>
         <w:b w:val="0"/>
         <w:bCs w:val="0"/>
         <w:color w:themeColor="text1" w:val="000000"/>
@@ -11280,7 +11838,7 @@
       <w:spacing w:after="0" w:line="240" w:lineRule="auto"/>
     </w:pPr>
     <w:rPr>
-      <w:rFonts w:asciiTheme="majorHAnsi" w:cstheme="majorBidi" w:eastAsiaTheme="majorEastAsia" w:hAnsiTheme="majorHAnsi"/>
+      <w:rFonts w:asciiTheme="majorHAnsi" w:cstheme="majorBidi" w:hAnsiTheme="majorHAnsi" w:eastAsia="黑体"/>
       <w:color w:themeColor="text1" w:val="000000"/>
     </w:rPr>
     <w:tblPr>
@@ -11307,6 +11865,7 @@
     </w:tcPr>
     <w:tblStylePr w:type="firstRow">
       <w:rPr>
+        <w:rFonts w:eastAsia="黑体"/>
         <w:b/>
         <w:bCs/>
         <w:color w:themeColor="text1" w:val="000000"/>
@@ -11318,6 +11877,7 @@
     </w:tblStylePr>
     <w:tblStylePr w:type="lastRow">
       <w:rPr>
+        <w:rFonts w:eastAsia="黑体"/>
         <w:b/>
         <w:bCs/>
         <w:color w:themeColor="text1" w:val="000000"/>
@@ -11337,6 +11897,7 @@
     </w:tblStylePr>
     <w:tblStylePr w:type="firstCol">
       <w:rPr>
+        <w:rFonts w:eastAsia="黑体"/>
         <w:b/>
         <w:bCs/>
         <w:color w:themeColor="text1" w:val="000000"/>
@@ -11356,6 +11917,7 @@
     </w:tblStylePr>
     <w:tblStylePr w:type="lastCol">
       <w:rPr>
+        <w:rFonts w:eastAsia="黑体"/>
         <w:b w:val="0"/>
         <w:bCs w:val="0"/>
         <w:color w:themeColor="text1" w:val="000000"/>
@@ -11428,6 +11990,7 @@
     </w:tcPr>
     <w:tblStylePr w:type="firstRow">
       <w:rPr>
+        <w:rFonts w:eastAsia="黑体"/>
         <w:b/>
         <w:bCs/>
         <w:i w:val="0"/>
@@ -11449,6 +12012,7 @@
     </w:tblStylePr>
     <w:tblStylePr w:type="lastRow">
       <w:rPr>
+        <w:rFonts w:eastAsia="黑体"/>
         <w:b/>
         <w:bCs/>
         <w:i w:val="0"/>
@@ -11470,6 +12034,7 @@
     </w:tblStylePr>
     <w:tblStylePr w:type="firstCol">
       <w:rPr>
+        <w:rFonts w:eastAsia="黑体"/>
         <w:b/>
         <w:bCs/>
         <w:i w:val="0"/>
@@ -11489,6 +12054,7 @@
     </w:tblStylePr>
     <w:tblStylePr w:type="lastCol">
       <w:rPr>
+        <w:rFonts w:eastAsia="黑体"/>
         <w:b/>
         <w:bCs/>
         <w:i w:val="0"/>
@@ -11569,6 +12135,7 @@
     </w:tcPr>
     <w:tblStylePr w:type="firstRow">
       <w:rPr>
+        <w:rFonts w:eastAsia="黑体"/>
         <w:b/>
         <w:bCs/>
         <w:i w:val="0"/>
@@ -11590,6 +12157,7 @@
     </w:tblStylePr>
     <w:tblStylePr w:type="lastRow">
       <w:rPr>
+        <w:rFonts w:eastAsia="黑体"/>
         <w:b/>
         <w:bCs/>
         <w:i w:val="0"/>
@@ -11611,6 +12179,7 @@
     </w:tblStylePr>
     <w:tblStylePr w:type="firstCol">
       <w:rPr>
+        <w:rFonts w:eastAsia="黑体"/>
         <w:b/>
         <w:bCs/>
         <w:i w:val="0"/>
@@ -11630,6 +12199,7 @@
     </w:tblStylePr>
     <w:tblStylePr w:type="lastCol">
       <w:rPr>
+        <w:rFonts w:eastAsia="黑体"/>
         <w:b/>
         <w:bCs/>
         <w:i w:val="0"/>
@@ -11710,6 +12280,7 @@
     </w:tcPr>
     <w:tblStylePr w:type="firstRow">
       <w:rPr>
+        <w:rFonts w:eastAsia="黑体"/>
         <w:b/>
         <w:bCs/>
         <w:i w:val="0"/>
@@ -11731,6 +12302,7 @@
     </w:tblStylePr>
     <w:tblStylePr w:type="lastRow">
       <w:rPr>
+        <w:rFonts w:eastAsia="黑体"/>
         <w:b/>
         <w:bCs/>
         <w:i w:val="0"/>
@@ -11752,6 +12324,7 @@
     </w:tblStylePr>
     <w:tblStylePr w:type="firstCol">
       <w:rPr>
+        <w:rFonts w:eastAsia="黑体"/>
         <w:b/>
         <w:bCs/>
         <w:i w:val="0"/>
@@ -11771,6 +12344,7 @@
     </w:tblStylePr>
     <w:tblStylePr w:type="lastCol">
       <w:rPr>
+        <w:rFonts w:eastAsia="黑体"/>
         <w:b/>
         <w:bCs/>
         <w:i w:val="0"/>
@@ -11851,6 +12425,7 @@
     </w:tcPr>
     <w:tblStylePr w:type="firstRow">
       <w:rPr>
+        <w:rFonts w:eastAsia="黑体"/>
         <w:b/>
         <w:bCs/>
         <w:i w:val="0"/>
@@ -11872,6 +12447,7 @@
     </w:tblStylePr>
     <w:tblStylePr w:type="lastRow">
       <w:rPr>
+        <w:rFonts w:eastAsia="黑体"/>
         <w:b/>
         <w:bCs/>
         <w:i w:val="0"/>
@@ -11893,6 +12469,7 @@
     </w:tblStylePr>
     <w:tblStylePr w:type="firstCol">
       <w:rPr>
+        <w:rFonts w:eastAsia="黑体"/>
         <w:b/>
         <w:bCs/>
         <w:i w:val="0"/>
@@ -11912,6 +12489,7 @@
     </w:tblStylePr>
     <w:tblStylePr w:type="lastCol">
       <w:rPr>
+        <w:rFonts w:eastAsia="黑体"/>
         <w:b/>
         <w:bCs/>
         <w:i w:val="0"/>
@@ -11992,6 +12570,7 @@
     </w:tcPr>
     <w:tblStylePr w:type="firstRow">
       <w:rPr>
+        <w:rFonts w:eastAsia="黑体"/>
         <w:b/>
         <w:bCs/>
         <w:i w:val="0"/>
@@ -12013,6 +12592,7 @@
     </w:tblStylePr>
     <w:tblStylePr w:type="lastRow">
       <w:rPr>
+        <w:rFonts w:eastAsia="黑体"/>
         <w:b/>
         <w:bCs/>
         <w:i w:val="0"/>
@@ -12034,6 +12614,7 @@
     </w:tblStylePr>
     <w:tblStylePr w:type="firstCol">
       <w:rPr>
+        <w:rFonts w:eastAsia="黑体"/>
         <w:b/>
         <w:bCs/>
         <w:i w:val="0"/>
@@ -12053,6 +12634,7 @@
     </w:tblStylePr>
     <w:tblStylePr w:type="lastCol">
       <w:rPr>
+        <w:rFonts w:eastAsia="黑体"/>
         <w:b/>
         <w:bCs/>
         <w:i w:val="0"/>
@@ -12133,6 +12715,7 @@
     </w:tcPr>
     <w:tblStylePr w:type="firstRow">
       <w:rPr>
+        <w:rFonts w:eastAsia="黑体"/>
         <w:b/>
         <w:bCs/>
         <w:i w:val="0"/>
@@ -12154,6 +12737,7 @@
     </w:tblStylePr>
     <w:tblStylePr w:type="lastRow">
       <w:rPr>
+        <w:rFonts w:eastAsia="黑体"/>
         <w:b/>
         <w:bCs/>
         <w:i w:val="0"/>
@@ -12175,6 +12759,7 @@
     </w:tblStylePr>
     <w:tblStylePr w:type="firstCol">
       <w:rPr>
+        <w:rFonts w:eastAsia="黑体"/>
         <w:b/>
         <w:bCs/>
         <w:i w:val="0"/>
@@ -12194,6 +12779,7 @@
     </w:tblStylePr>
     <w:tblStylePr w:type="lastCol">
       <w:rPr>
+        <w:rFonts w:eastAsia="黑体"/>
         <w:b/>
         <w:bCs/>
         <w:i w:val="0"/>
@@ -12274,6 +12860,7 @@
     </w:tcPr>
     <w:tblStylePr w:type="firstRow">
       <w:rPr>
+        <w:rFonts w:eastAsia="黑体"/>
         <w:b/>
         <w:bCs/>
         <w:i w:val="0"/>
@@ -12295,6 +12882,7 @@
     </w:tblStylePr>
     <w:tblStylePr w:type="lastRow">
       <w:rPr>
+        <w:rFonts w:eastAsia="黑体"/>
         <w:b/>
         <w:bCs/>
         <w:i w:val="0"/>
@@ -12316,6 +12904,7 @@
     </w:tblStylePr>
     <w:tblStylePr w:type="firstCol">
       <w:rPr>
+        <w:rFonts w:eastAsia="黑体"/>
         <w:b/>
         <w:bCs/>
         <w:i w:val="0"/>
@@ -12335,6 +12924,7 @@
     </w:tblStylePr>
     <w:tblStylePr w:type="lastCol">
       <w:rPr>
+        <w:rFonts w:eastAsia="黑体"/>
         <w:b/>
         <w:bCs/>
         <w:i w:val="0"/>
@@ -12392,6 +12982,7 @@
       <w:spacing w:after="0" w:line="240" w:lineRule="auto"/>
     </w:pPr>
     <w:rPr>
+      <w:rFonts w:eastAsia="黑体"/>
       <w:color w:themeColor="background1" w:val="FFFFFF"/>
     </w:rPr>
     <w:tblPr>
@@ -12410,6 +13001,7 @@
     </w:tcPr>
     <w:tblStylePr w:type="firstRow">
       <w:rPr>
+        <w:rFonts w:eastAsia="黑体"/>
         <w:b/>
         <w:bCs/>
       </w:rPr>
@@ -12506,6 +13098,7 @@
       <w:spacing w:after="0" w:line="240" w:lineRule="auto"/>
     </w:pPr>
     <w:rPr>
+      <w:rFonts w:eastAsia="黑体"/>
       <w:color w:themeColor="background1" w:val="FFFFFF"/>
     </w:rPr>
     <w:tblPr>
@@ -12524,6 +13117,7 @@
     </w:tcPr>
     <w:tblStylePr w:type="firstRow">
       <w:rPr>
+        <w:rFonts w:eastAsia="黑体"/>
         <w:b/>
         <w:bCs/>
       </w:rPr>
@@ -12620,6 +13214,7 @@
       <w:spacing w:after="0" w:line="240" w:lineRule="auto"/>
     </w:pPr>
     <w:rPr>
+      <w:rFonts w:eastAsia="黑体"/>
       <w:color w:themeColor="background1" w:val="FFFFFF"/>
     </w:rPr>
     <w:tblPr>
@@ -12638,6 +13233,7 @@
     </w:tcPr>
     <w:tblStylePr w:type="firstRow">
       <w:rPr>
+        <w:rFonts w:eastAsia="黑体"/>
         <w:b/>
         <w:bCs/>
       </w:rPr>
@@ -12734,6 +13330,7 @@
       <w:spacing w:after="0" w:line="240" w:lineRule="auto"/>
     </w:pPr>
     <w:rPr>
+      <w:rFonts w:eastAsia="黑体"/>
       <w:color w:themeColor="background1" w:val="FFFFFF"/>
     </w:rPr>
     <w:tblPr>
@@ -12752,6 +13349,7 @@
     </w:tcPr>
     <w:tblStylePr w:type="firstRow">
       <w:rPr>
+        <w:rFonts w:eastAsia="黑体"/>
         <w:b/>
         <w:bCs/>
       </w:rPr>
@@ -12848,6 +13446,7 @@
       <w:spacing w:after="0" w:line="240" w:lineRule="auto"/>
     </w:pPr>
     <w:rPr>
+      <w:rFonts w:eastAsia="黑体"/>
       <w:color w:themeColor="background1" w:val="FFFFFF"/>
     </w:rPr>
     <w:tblPr>
@@ -12866,6 +13465,7 @@
     </w:tcPr>
     <w:tblStylePr w:type="firstRow">
       <w:rPr>
+        <w:rFonts w:eastAsia="黑体"/>
         <w:b/>
         <w:bCs/>
       </w:rPr>
@@ -12962,6 +13562,7 @@
       <w:spacing w:after="0" w:line="240" w:lineRule="auto"/>
     </w:pPr>
     <w:rPr>
+      <w:rFonts w:eastAsia="黑体"/>
       <w:color w:themeColor="background1" w:val="FFFFFF"/>
     </w:rPr>
     <w:tblPr>
@@ -12980,6 +13581,7 @@
     </w:tcPr>
     <w:tblStylePr w:type="firstRow">
       <w:rPr>
+        <w:rFonts w:eastAsia="黑体"/>
         <w:b/>
         <w:bCs/>
       </w:rPr>
@@ -13076,6 +13678,7 @@
       <w:spacing w:after="0" w:line="240" w:lineRule="auto"/>
     </w:pPr>
     <w:rPr>
+      <w:rFonts w:eastAsia="黑体"/>
       <w:color w:themeColor="background1" w:val="FFFFFF"/>
     </w:rPr>
     <w:tblPr>
@@ -13094,6 +13697,7 @@
     </w:tcPr>
     <w:tblStylePr w:type="firstRow">
       <w:rPr>
+        <w:rFonts w:eastAsia="黑体"/>
         <w:b/>
         <w:bCs/>
       </w:rPr>
@@ -13190,6 +13794,7 @@
       <w:spacing w:after="0" w:line="240" w:lineRule="auto"/>
     </w:pPr>
     <w:rPr>
+      <w:rFonts w:eastAsia="黑体"/>
       <w:color w:themeColor="text1" w:val="000000"/>
     </w:rPr>
     <w:tblPr>
@@ -13216,6 +13821,7 @@
     </w:tcPr>
     <w:tblStylePr w:type="firstRow">
       <w:rPr>
+        <w:rFonts w:eastAsia="黑体"/>
         <w:b/>
         <w:bCs/>
       </w:rPr>
@@ -13234,6 +13840,7 @@
     </w:tblStylePr>
     <w:tblStylePr w:type="lastRow">
       <w:rPr>
+        <w:rFonts w:eastAsia="黑体"/>
         <w:b/>
         <w:bCs/>
         <w:color w:themeColor="background1" w:val="FFFFFF"/>
@@ -13248,6 +13855,7 @@
     </w:tblStylePr>
     <w:tblStylePr w:type="firstCol">
       <w:rPr>
+        <w:rFonts w:eastAsia="黑体"/>
         <w:color w:themeColor="background1" w:val="FFFFFF"/>
       </w:rPr>
       <w:tblPr/>
@@ -13265,6 +13873,7 @@
     </w:tblStylePr>
     <w:tblStylePr w:type="lastCol">
       <w:rPr>
+        <w:rFonts w:eastAsia="黑体"/>
         <w:color w:themeColor="background1" w:val="FFFFFF"/>
       </w:rPr>
       <w:tblPr/>
@@ -13294,11 +13903,13 @@
     </w:tblStylePr>
     <w:tblStylePr w:type="neCell">
       <w:rPr>
+        <w:rFonts w:eastAsia="黑体"/>
         <w:color w:themeColor="text1" w:val="000000"/>
       </w:rPr>
     </w:tblStylePr>
     <w:tblStylePr w:type="nwCell">
       <w:rPr>
+        <w:rFonts w:eastAsia="黑体"/>
         <w:color w:themeColor="text1" w:val="000000"/>
       </w:rPr>
     </w:tblStylePr>
@@ -13312,6 +13923,7 @@
       <w:spacing w:after="0" w:line="240" w:lineRule="auto"/>
     </w:pPr>
     <w:rPr>
+      <w:rFonts w:eastAsia="黑体"/>
       <w:color w:themeColor="text1" w:val="000000"/>
     </w:rPr>
     <w:tblPr>
@@ -13338,6 +13950,7 @@
     </w:tcPr>
     <w:tblStylePr w:type="firstRow">
       <w:rPr>
+        <w:rFonts w:eastAsia="黑体"/>
         <w:b/>
         <w:bCs/>
       </w:rPr>
@@ -13356,6 +13969,7 @@
     </w:tblStylePr>
     <w:tblStylePr w:type="lastRow">
       <w:rPr>
+        <w:rFonts w:eastAsia="黑体"/>
         <w:b/>
         <w:bCs/>
         <w:color w:themeColor="background1" w:val="FFFFFF"/>
@@ -13370,6 +13984,7 @@
     </w:tblStylePr>
     <w:tblStylePr w:type="firstCol">
       <w:rPr>
+        <w:rFonts w:eastAsia="黑体"/>
         <w:color w:themeColor="background1" w:val="FFFFFF"/>
       </w:rPr>
       <w:tblPr/>
@@ -13387,6 +14002,7 @@
     </w:tblStylePr>
     <w:tblStylePr w:type="lastCol">
       <w:rPr>
+        <w:rFonts w:eastAsia="黑体"/>
         <w:color w:themeColor="background1" w:val="FFFFFF"/>
       </w:rPr>
       <w:tblPr/>
@@ -13416,11 +14032,13 @@
     </w:tblStylePr>
     <w:tblStylePr w:type="neCell">
       <w:rPr>
+        <w:rFonts w:eastAsia="黑体"/>
         <w:color w:themeColor="text1" w:val="000000"/>
       </w:rPr>
     </w:tblStylePr>
     <w:tblStylePr w:type="nwCell">
       <w:rPr>
+        <w:rFonts w:eastAsia="黑体"/>
         <w:color w:themeColor="text1" w:val="000000"/>
       </w:rPr>
     </w:tblStylePr>
@@ -13434,6 +14052,7 @@
       <w:spacing w:after="0" w:line="240" w:lineRule="auto"/>
     </w:pPr>
     <w:rPr>
+      <w:rFonts w:eastAsia="黑体"/>
       <w:color w:themeColor="text1" w:val="000000"/>
     </w:rPr>
     <w:tblPr>
@@ -13460,6 +14079,7 @@
     </w:tcPr>
     <w:tblStylePr w:type="firstRow">
       <w:rPr>
+        <w:rFonts w:eastAsia="黑体"/>
         <w:b/>
         <w:bCs/>
       </w:rPr>
@@ -13478,6 +14098,7 @@
     </w:tblStylePr>
     <w:tblStylePr w:type="lastRow">
       <w:rPr>
+        <w:rFonts w:eastAsia="黑体"/>
         <w:b/>
         <w:bCs/>
         <w:color w:themeColor="background1" w:val="FFFFFF"/>
@@ -13492,6 +14113,7 @@
     </w:tblStylePr>
     <w:tblStylePr w:type="firstCol">
       <w:rPr>
+        <w:rFonts w:eastAsia="黑体"/>
         <w:color w:themeColor="background1" w:val="FFFFFF"/>
       </w:rPr>
       <w:tblPr/>
@@ -13509,6 +14131,7 @@
     </w:tblStylePr>
     <w:tblStylePr w:type="lastCol">
       <w:rPr>
+        <w:rFonts w:eastAsia="黑体"/>
         <w:color w:themeColor="background1" w:val="FFFFFF"/>
       </w:rPr>
       <w:tblPr/>
@@ -13538,11 +14161,13 @@
     </w:tblStylePr>
     <w:tblStylePr w:type="neCell">
       <w:rPr>
+        <w:rFonts w:eastAsia="黑体"/>
         <w:color w:themeColor="text1" w:val="000000"/>
       </w:rPr>
     </w:tblStylePr>
     <w:tblStylePr w:type="nwCell">
       <w:rPr>
+        <w:rFonts w:eastAsia="黑体"/>
         <w:color w:themeColor="text1" w:val="000000"/>
       </w:rPr>
     </w:tblStylePr>
@@ -13556,6 +14181,7 @@
       <w:spacing w:after="0" w:line="240" w:lineRule="auto"/>
     </w:pPr>
     <w:rPr>
+      <w:rFonts w:eastAsia="黑体"/>
       <w:color w:themeColor="text1" w:val="000000"/>
     </w:rPr>
     <w:tblPr>
@@ -13582,6 +14208,7 @@
     </w:tcPr>
     <w:tblStylePr w:type="firstRow">
       <w:rPr>
+        <w:rFonts w:eastAsia="黑体"/>
         <w:b/>
         <w:bCs/>
       </w:rPr>
@@ -13600,6 +14227,7 @@
     </w:tblStylePr>
     <w:tblStylePr w:type="lastRow">
       <w:rPr>
+        <w:rFonts w:eastAsia="黑体"/>
         <w:b/>
         <w:bCs/>
         <w:color w:themeColor="background1" w:val="FFFFFF"/>
@@ -13614,6 +14242,7 @@
     </w:tblStylePr>
     <w:tblStylePr w:type="firstCol">
       <w:rPr>
+        <w:rFonts w:eastAsia="黑体"/>
         <w:color w:themeColor="background1" w:val="FFFFFF"/>
       </w:rPr>
       <w:tblPr/>
@@ -13631,6 +14260,7 @@
     </w:tblStylePr>
     <w:tblStylePr w:type="lastCol">
       <w:rPr>
+        <w:rFonts w:eastAsia="黑体"/>
         <w:color w:themeColor="background1" w:val="FFFFFF"/>
       </w:rPr>
       <w:tblPr/>
@@ -13668,6 +14298,7 @@
       <w:spacing w:after="0" w:line="240" w:lineRule="auto"/>
     </w:pPr>
     <w:rPr>
+      <w:rFonts w:eastAsia="黑体"/>
       <w:color w:themeColor="text1" w:val="000000"/>
     </w:rPr>
     <w:tblPr>
@@ -13694,6 +14325,7 @@
     </w:tcPr>
     <w:tblStylePr w:type="firstRow">
       <w:rPr>
+        <w:rFonts w:eastAsia="黑体"/>
         <w:b/>
         <w:bCs/>
       </w:rPr>
@@ -13712,6 +14344,7 @@
     </w:tblStylePr>
     <w:tblStylePr w:type="lastRow">
       <w:rPr>
+        <w:rFonts w:eastAsia="黑体"/>
         <w:b/>
         <w:bCs/>
         <w:color w:themeColor="background1" w:val="FFFFFF"/>
@@ -13726,6 +14359,7 @@
     </w:tblStylePr>
     <w:tblStylePr w:type="firstCol">
       <w:rPr>
+        <w:rFonts w:eastAsia="黑体"/>
         <w:color w:themeColor="background1" w:val="FFFFFF"/>
       </w:rPr>
       <w:tblPr/>
@@ -13743,6 +14377,7 @@
     </w:tblStylePr>
     <w:tblStylePr w:type="lastCol">
       <w:rPr>
+        <w:rFonts w:eastAsia="黑体"/>
         <w:color w:themeColor="background1" w:val="FFFFFF"/>
       </w:rPr>
       <w:tblPr/>
@@ -13772,11 +14407,13 @@
     </w:tblStylePr>
     <w:tblStylePr w:type="neCell">
       <w:rPr>
+        <w:rFonts w:eastAsia="黑体"/>
         <w:color w:themeColor="text1" w:val="000000"/>
       </w:rPr>
     </w:tblStylePr>
     <w:tblStylePr w:type="nwCell">
       <w:rPr>
+        <w:rFonts w:eastAsia="黑体"/>
         <w:color w:themeColor="text1" w:val="000000"/>
       </w:rPr>
     </w:tblStylePr>
@@ -13790,6 +14427,7 @@
       <w:spacing w:after="0" w:line="240" w:lineRule="auto"/>
     </w:pPr>
     <w:rPr>
+      <w:rFonts w:eastAsia="黑体"/>
       <w:color w:themeColor="text1" w:val="000000"/>
     </w:rPr>
     <w:tblPr>
@@ -13816,6 +14454,7 @@
     </w:tcPr>
     <w:tblStylePr w:type="firstRow">
       <w:rPr>
+        <w:rFonts w:eastAsia="黑体"/>
         <w:b/>
         <w:bCs/>
       </w:rPr>
@@ -13834,6 +14473,7 @@
     </w:tblStylePr>
     <w:tblStylePr w:type="lastRow">
       <w:rPr>
+        <w:rFonts w:eastAsia="黑体"/>
         <w:b/>
         <w:bCs/>
         <w:color w:themeColor="background1" w:val="FFFFFF"/>
@@ -13848,6 +14488,7 @@
     </w:tblStylePr>
     <w:tblStylePr w:type="firstCol">
       <w:rPr>
+        <w:rFonts w:eastAsia="黑体"/>
         <w:color w:themeColor="background1" w:val="FFFFFF"/>
       </w:rPr>
       <w:tblPr/>
@@ -13865,6 +14506,7 @@
     </w:tblStylePr>
     <w:tblStylePr w:type="lastCol">
       <w:rPr>
+        <w:rFonts w:eastAsia="黑体"/>
         <w:color w:themeColor="background1" w:val="FFFFFF"/>
       </w:rPr>
       <w:tblPr/>
@@ -13894,11 +14536,13 @@
     </w:tblStylePr>
     <w:tblStylePr w:type="neCell">
       <w:rPr>
+        <w:rFonts w:eastAsia="黑体"/>
         <w:color w:themeColor="text1" w:val="000000"/>
       </w:rPr>
     </w:tblStylePr>
     <w:tblStylePr w:type="nwCell">
       <w:rPr>
+        <w:rFonts w:eastAsia="黑体"/>
         <w:color w:themeColor="text1" w:val="000000"/>
       </w:rPr>
     </w:tblStylePr>
@@ -13912,6 +14556,7 @@
       <w:spacing w:after="0" w:line="240" w:lineRule="auto"/>
     </w:pPr>
     <w:rPr>
+      <w:rFonts w:eastAsia="黑体"/>
       <w:color w:themeColor="text1" w:val="000000"/>
     </w:rPr>
     <w:tblPr>
@@ -13938,6 +14583,7 @@
     </w:tcPr>
     <w:tblStylePr w:type="firstRow">
       <w:rPr>
+        <w:rFonts w:eastAsia="黑体"/>
         <w:b/>
         <w:bCs/>
       </w:rPr>
@@ -13956,6 +14602,7 @@
     </w:tblStylePr>
     <w:tblStylePr w:type="lastRow">
       <w:rPr>
+        <w:rFonts w:eastAsia="黑体"/>
         <w:b/>
         <w:bCs/>
         <w:color w:themeColor="background1" w:val="FFFFFF"/>
@@ -13970,6 +14617,7 @@
     </w:tblStylePr>
     <w:tblStylePr w:type="firstCol">
       <w:rPr>
+        <w:rFonts w:eastAsia="黑体"/>
         <w:color w:themeColor="background1" w:val="FFFFFF"/>
       </w:rPr>
       <w:tblPr/>
@@ -13987,6 +14635,7 @@
     </w:tblStylePr>
     <w:tblStylePr w:type="lastCol">
       <w:rPr>
+        <w:rFonts w:eastAsia="黑体"/>
         <w:color w:themeColor="background1" w:val="FFFFFF"/>
       </w:rPr>
       <w:tblPr/>
@@ -14016,11 +14665,13 @@
     </w:tblStylePr>
     <w:tblStylePr w:type="neCell">
       <w:rPr>
+        <w:rFonts w:eastAsia="黑体"/>
         <w:color w:themeColor="text1" w:val="000000"/>
       </w:rPr>
     </w:tblStylePr>
     <w:tblStylePr w:type="nwCell">
       <w:rPr>
+        <w:rFonts w:eastAsia="黑体"/>
         <w:color w:themeColor="text1" w:val="000000"/>
       </w:rPr>
     </w:tblStylePr>
@@ -14034,6 +14685,7 @@
       <w:spacing w:after="0" w:line="240" w:lineRule="auto"/>
     </w:pPr>
     <w:rPr>
+      <w:rFonts w:eastAsia="黑体"/>
       <w:color w:themeColor="text1" w:val="000000"/>
     </w:rPr>
     <w:tblPr>
@@ -14052,6 +14704,7 @@
     </w:tcPr>
     <w:tblStylePr w:type="firstRow">
       <w:rPr>
+        <w:rFonts w:eastAsia="黑体"/>
         <w:b/>
         <w:bCs/>
         <w:color w:themeColor="background1" w:val="FFFFFF"/>
@@ -14066,6 +14719,7 @@
     </w:tblStylePr>
     <w:tblStylePr w:type="lastRow">
       <w:rPr>
+        <w:rFonts w:eastAsia="黑体"/>
         <w:b/>
         <w:bCs/>
         <w:color w:themeColor="accent2" w:themeShade="CC" w:val="9E3A38"/>
@@ -14080,12 +14734,14 @@
     </w:tblStylePr>
     <w:tblStylePr w:type="firstCol">
       <w:rPr>
+        <w:rFonts w:eastAsia="黑体"/>
         <w:b/>
         <w:bCs/>
       </w:rPr>
     </w:tblStylePr>
     <w:tblStylePr w:type="lastCol">
       <w:rPr>
+        <w:rFonts w:eastAsia="黑体"/>
         <w:b/>
         <w:bCs/>
       </w:rPr>
@@ -14120,6 +14776,7 @@
       <w:spacing w:after="0" w:line="240" w:lineRule="auto"/>
     </w:pPr>
     <w:rPr>
+      <w:rFonts w:eastAsia="黑体"/>
       <w:color w:themeColor="text1" w:val="000000"/>
     </w:rPr>
     <w:tblPr>
@@ -14138,6 +14795,7 @@
     </w:tcPr>
     <w:tblStylePr w:type="firstRow">
       <w:rPr>
+        <w:rFonts w:eastAsia="黑体"/>
         <w:b/>
         <w:bCs/>
         <w:color w:themeColor="background1" w:val="FFFFFF"/>
@@ -14152,6 +14810,7 @@
     </w:tblStylePr>
     <w:tblStylePr w:type="lastRow">
       <w:rPr>
+        <w:rFonts w:eastAsia="黑体"/>
         <w:b/>
         <w:bCs/>
         <w:color w:themeColor="accent2" w:themeShade="CC" w:val="9E3A38"/>
@@ -14166,12 +14825,14 @@
     </w:tblStylePr>
     <w:tblStylePr w:type="firstCol">
       <w:rPr>
+        <w:rFonts w:eastAsia="黑体"/>
         <w:b/>
         <w:bCs/>
       </w:rPr>
     </w:tblStylePr>
     <w:tblStylePr w:type="lastCol">
       <w:rPr>
+        <w:rFonts w:eastAsia="黑体"/>
         <w:b/>
         <w:bCs/>
       </w:rPr>
@@ -14206,6 +14867,7 @@
       <w:spacing w:after="0" w:line="240" w:lineRule="auto"/>
     </w:pPr>
     <w:rPr>
+      <w:rFonts w:eastAsia="黑体"/>
       <w:color w:themeColor="text1" w:val="000000"/>
     </w:rPr>
     <w:tblPr>
@@ -14224,6 +14886,7 @@
     </w:tcPr>
     <w:tblStylePr w:type="firstRow">
       <w:rPr>
+        <w:rFonts w:eastAsia="黑体"/>
         <w:b/>
         <w:bCs/>
         <w:color w:themeColor="background1" w:val="FFFFFF"/>
@@ -14238,6 +14901,7 @@
     </w:tblStylePr>
     <w:tblStylePr w:type="lastRow">
       <w:rPr>
+        <w:rFonts w:eastAsia="黑体"/>
         <w:b/>
         <w:bCs/>
         <w:color w:themeColor="accent2" w:themeShade="CC" w:val="9E3A38"/>
@@ -14252,12 +14916,14 @@
     </w:tblStylePr>
     <w:tblStylePr w:type="firstCol">
       <w:rPr>
+        <w:rFonts w:eastAsia="黑体"/>
         <w:b/>
         <w:bCs/>
       </w:rPr>
     </w:tblStylePr>
     <w:tblStylePr w:type="lastCol">
       <w:rPr>
+        <w:rFonts w:eastAsia="黑体"/>
         <w:b/>
         <w:bCs/>
       </w:rPr>
@@ -14292,6 +14958,7 @@
       <w:spacing w:after="0" w:line="240" w:lineRule="auto"/>
     </w:pPr>
     <w:rPr>
+      <w:rFonts w:eastAsia="黑体"/>
       <w:color w:themeColor="text1" w:val="000000"/>
     </w:rPr>
     <w:tblPr>
@@ -14310,6 +14977,7 @@
     </w:tcPr>
     <w:tblStylePr w:type="firstRow">
       <w:rPr>
+        <w:rFonts w:eastAsia="黑体"/>
         <w:b/>
         <w:bCs/>
         <w:color w:themeColor="background1" w:val="FFFFFF"/>
@@ -14324,6 +14992,7 @@
     </w:tblStylePr>
     <w:tblStylePr w:type="lastRow">
       <w:rPr>
+        <w:rFonts w:eastAsia="黑体"/>
         <w:b/>
         <w:bCs/>
         <w:color w:themeColor="accent4" w:themeShade="CC" w:val="664E82"/>
@@ -14338,12 +15007,14 @@
     </w:tblStylePr>
     <w:tblStylePr w:type="firstCol">
       <w:rPr>
+        <w:rFonts w:eastAsia="黑体"/>
         <w:b/>
         <w:bCs/>
       </w:rPr>
     </w:tblStylePr>
     <w:tblStylePr w:type="lastCol">
       <w:rPr>
+        <w:rFonts w:eastAsia="黑体"/>
         <w:b/>
         <w:bCs/>
       </w:rPr>
@@ -14378,6 +15049,7 @@
       <w:spacing w:after="0" w:line="240" w:lineRule="auto"/>
     </w:pPr>
     <w:rPr>
+      <w:rFonts w:eastAsia="黑体"/>
       <w:color w:themeColor="text1" w:val="000000"/>
     </w:rPr>
     <w:tblPr>
@@ -14396,6 +15068,7 @@
     </w:tcPr>
     <w:tblStylePr w:type="firstRow">
       <w:rPr>
+        <w:rFonts w:eastAsia="黑体"/>
         <w:b/>
         <w:bCs/>
         <w:color w:themeColor="background1" w:val="FFFFFF"/>
@@ -14410,6 +15083,7 @@
     </w:tblStylePr>
     <w:tblStylePr w:type="lastRow">
       <w:rPr>
+        <w:rFonts w:eastAsia="黑体"/>
         <w:b/>
         <w:bCs/>
         <w:color w:themeColor="accent3" w:themeShade="CC" w:val="7E9C40"/>
@@ -14424,12 +15098,14 @@
     </w:tblStylePr>
     <w:tblStylePr w:type="firstCol">
       <w:rPr>
+        <w:rFonts w:eastAsia="黑体"/>
         <w:b/>
         <w:bCs/>
       </w:rPr>
     </w:tblStylePr>
     <w:tblStylePr w:type="lastCol">
       <w:rPr>
+        <w:rFonts w:eastAsia="黑体"/>
         <w:b/>
         <w:bCs/>
       </w:rPr>
@@ -14464,6 +15140,7 @@
       <w:spacing w:after="0" w:line="240" w:lineRule="auto"/>
     </w:pPr>
     <w:rPr>
+      <w:rFonts w:eastAsia="黑体"/>
       <w:color w:themeColor="text1" w:val="000000"/>
     </w:rPr>
     <w:tblPr>
@@ -14482,6 +15159,7 @@
     </w:tcPr>
     <w:tblStylePr w:type="firstRow">
       <w:rPr>
+        <w:rFonts w:eastAsia="黑体"/>
         <w:b/>
         <w:bCs/>
         <w:color w:themeColor="background1" w:val="FFFFFF"/>
@@ -14496,6 +15174,7 @@
     </w:tblStylePr>
     <w:tblStylePr w:type="lastRow">
       <w:rPr>
+        <w:rFonts w:eastAsia="黑体"/>
         <w:b/>
         <w:bCs/>
         <w:color w:themeColor="accent6" w:themeShade="CC" w:val="F2730A"/>
@@ -14510,12 +15189,14 @@
     </w:tblStylePr>
     <w:tblStylePr w:type="firstCol">
       <w:rPr>
+        <w:rFonts w:eastAsia="黑体"/>
         <w:b/>
         <w:bCs/>
       </w:rPr>
     </w:tblStylePr>
     <w:tblStylePr w:type="lastCol">
       <w:rPr>
+        <w:rFonts w:eastAsia="黑体"/>
         <w:b/>
         <w:bCs/>
       </w:rPr>
@@ -14550,6 +15231,7 @@
       <w:spacing w:after="0" w:line="240" w:lineRule="auto"/>
     </w:pPr>
     <w:rPr>
+      <w:rFonts w:eastAsia="黑体"/>
       <w:color w:themeColor="text1" w:val="000000"/>
     </w:rPr>
     <w:tblPr>
@@ -14568,6 +15250,7 @@
     </w:tcPr>
     <w:tblStylePr w:type="firstRow">
       <w:rPr>
+        <w:rFonts w:eastAsia="黑体"/>
         <w:b/>
         <w:bCs/>
         <w:color w:themeColor="background1" w:val="FFFFFF"/>
@@ -14582,6 +15265,7 @@
     </w:tblStylePr>
     <w:tblStylePr w:type="lastRow">
       <w:rPr>
+        <w:rFonts w:eastAsia="黑体"/>
         <w:b/>
         <w:bCs/>
         <w:color w:themeColor="accent5" w:themeShade="CC" w:val="348DA5"/>
@@ -14596,12 +15280,14 @@
     </w:tblStylePr>
     <w:tblStylePr w:type="firstCol">
       <w:rPr>
+        <w:rFonts w:eastAsia="黑体"/>
         <w:b/>
         <w:bCs/>
       </w:rPr>
     </w:tblStylePr>
     <w:tblStylePr w:type="lastCol">
       <w:rPr>
+        <w:rFonts w:eastAsia="黑体"/>
         <w:b/>
         <w:bCs/>
       </w:rPr>
@@ -14636,6 +15322,7 @@
       <w:spacing w:after="0" w:line="240" w:lineRule="auto"/>
     </w:pPr>
     <w:rPr>
+      <w:rFonts w:eastAsia="黑体"/>
       <w:color w:themeColor="text1" w:val="000000"/>
     </w:rPr>
     <w:tblPr>
@@ -14657,6 +15344,7 @@
     </w:tcPr>
     <w:tblStylePr w:type="firstRow">
       <w:rPr>
+        <w:rFonts w:eastAsia="黑体"/>
         <w:b/>
         <w:bCs/>
       </w:rPr>
@@ -14667,6 +15355,7 @@
     </w:tblStylePr>
     <w:tblStylePr w:type="lastRow">
       <w:rPr>
+        <w:rFonts w:eastAsia="黑体"/>
         <w:b/>
         <w:bCs/>
         <w:color w:themeColor="text1" w:val="000000"/>
@@ -14678,6 +15367,7 @@
     </w:tblStylePr>
     <w:tblStylePr w:type="firstCol">
       <w:rPr>
+        <w:rFonts w:eastAsia="黑体"/>
         <w:color w:themeColor="background1" w:val="FFFFFF"/>
       </w:rPr>
       <w:tblPr/>
@@ -14687,6 +15377,7 @@
     </w:tblStylePr>
     <w:tblStylePr w:type="lastCol">
       <w:rPr>
+        <w:rFonts w:eastAsia="黑体"/>
         <w:color w:themeColor="background1" w:val="FFFFFF"/>
       </w:rPr>
       <w:tblPr/>
@@ -14716,6 +15407,7 @@
       <w:spacing w:after="0" w:line="240" w:lineRule="auto"/>
     </w:pPr>
     <w:rPr>
+      <w:rFonts w:eastAsia="黑体"/>
       <w:color w:themeColor="text1" w:val="000000"/>
     </w:rPr>
     <w:tblPr>
@@ -14737,6 +15429,7 @@
     </w:tcPr>
     <w:tblStylePr w:type="firstRow">
       <w:rPr>
+        <w:rFonts w:eastAsia="黑体"/>
         <w:b/>
         <w:bCs/>
       </w:rPr>
@@ -14747,6 +15440,7 @@
     </w:tblStylePr>
     <w:tblStylePr w:type="lastRow">
       <w:rPr>
+        <w:rFonts w:eastAsia="黑体"/>
         <w:b/>
         <w:bCs/>
         <w:color w:themeColor="text1" w:val="000000"/>
@@ -14758,6 +15452,7 @@
     </w:tblStylePr>
     <w:tblStylePr w:type="firstCol">
       <w:rPr>
+        <w:rFonts w:eastAsia="黑体"/>
         <w:color w:themeColor="background1" w:val="FFFFFF"/>
       </w:rPr>
       <w:tblPr/>
@@ -14767,6 +15462,7 @@
     </w:tblStylePr>
     <w:tblStylePr w:type="lastCol">
       <w:rPr>
+        <w:rFonts w:eastAsia="黑体"/>
         <w:color w:themeColor="background1" w:val="FFFFFF"/>
       </w:rPr>
       <w:tblPr/>
@@ -14796,6 +15492,7 @@
       <w:spacing w:after="0" w:line="240" w:lineRule="auto"/>
     </w:pPr>
     <w:rPr>
+      <w:rFonts w:eastAsia="黑体"/>
       <w:color w:themeColor="text1" w:val="000000"/>
     </w:rPr>
     <w:tblPr>
@@ -14817,6 +15514,7 @@
     </w:tcPr>
     <w:tblStylePr w:type="firstRow">
       <w:rPr>
+        <w:rFonts w:eastAsia="黑体"/>
         <w:b/>
         <w:bCs/>
       </w:rPr>
@@ -14827,6 +15525,7 @@
     </w:tblStylePr>
     <w:tblStylePr w:type="lastRow">
       <w:rPr>
+        <w:rFonts w:eastAsia="黑体"/>
         <w:b/>
         <w:bCs/>
         <w:color w:themeColor="text1" w:val="000000"/>
@@ -14838,6 +15537,7 @@
     </w:tblStylePr>
     <w:tblStylePr w:type="firstCol">
       <w:rPr>
+        <w:rFonts w:eastAsia="黑体"/>
         <w:color w:themeColor="background1" w:val="FFFFFF"/>
       </w:rPr>
       <w:tblPr/>
@@ -14847,6 +15547,7 @@
     </w:tblStylePr>
     <w:tblStylePr w:type="lastCol">
       <w:rPr>
+        <w:rFonts w:eastAsia="黑体"/>
         <w:color w:themeColor="background1" w:val="FFFFFF"/>
       </w:rPr>
       <w:tblPr/>
@@ -14876,6 +15577,7 @@
       <w:spacing w:after="0" w:line="240" w:lineRule="auto"/>
     </w:pPr>
     <w:rPr>
+      <w:rFonts w:eastAsia="黑体"/>
       <w:color w:themeColor="text1" w:val="000000"/>
     </w:rPr>
     <w:tblPr>
@@ -14897,6 +15599,7 @@
     </w:tcPr>
     <w:tblStylePr w:type="firstRow">
       <w:rPr>
+        <w:rFonts w:eastAsia="黑体"/>
         <w:b/>
         <w:bCs/>
       </w:rPr>
@@ -14907,6 +15610,7 @@
     </w:tblStylePr>
     <w:tblStylePr w:type="lastRow">
       <w:rPr>
+        <w:rFonts w:eastAsia="黑体"/>
         <w:b/>
         <w:bCs/>
         <w:color w:themeColor="text1" w:val="000000"/>
@@ -14918,6 +15622,7 @@
     </w:tblStylePr>
     <w:tblStylePr w:type="firstCol">
       <w:rPr>
+        <w:rFonts w:eastAsia="黑体"/>
         <w:color w:themeColor="background1" w:val="FFFFFF"/>
       </w:rPr>
       <w:tblPr/>
@@ -14927,6 +15632,7 @@
     </w:tblStylePr>
     <w:tblStylePr w:type="lastCol">
       <w:rPr>
+        <w:rFonts w:eastAsia="黑体"/>
         <w:color w:themeColor="background1" w:val="FFFFFF"/>
       </w:rPr>
       <w:tblPr/>
@@ -14956,6 +15662,7 @@
       <w:spacing w:after="0" w:line="240" w:lineRule="auto"/>
     </w:pPr>
     <w:rPr>
+      <w:rFonts w:eastAsia="黑体"/>
       <w:color w:themeColor="text1" w:val="000000"/>
     </w:rPr>
     <w:tblPr>
@@ -14977,6 +15684,7 @@
     </w:tcPr>
     <w:tblStylePr w:type="firstRow">
       <w:rPr>
+        <w:rFonts w:eastAsia="黑体"/>
         <w:b/>
         <w:bCs/>
       </w:rPr>
@@ -14987,6 +15695,7 @@
     </w:tblStylePr>
     <w:tblStylePr w:type="lastRow">
       <w:rPr>
+        <w:rFonts w:eastAsia="黑体"/>
         <w:b/>
         <w:bCs/>
         <w:color w:themeColor="text1" w:val="000000"/>
@@ -14998,6 +15707,7 @@
     </w:tblStylePr>
     <w:tblStylePr w:type="firstCol">
       <w:rPr>
+        <w:rFonts w:eastAsia="黑体"/>
         <w:color w:themeColor="background1" w:val="FFFFFF"/>
       </w:rPr>
       <w:tblPr/>
@@ -15007,6 +15717,7 @@
     </w:tblStylePr>
     <w:tblStylePr w:type="lastCol">
       <w:rPr>
+        <w:rFonts w:eastAsia="黑体"/>
         <w:color w:themeColor="background1" w:val="FFFFFF"/>
       </w:rPr>
       <w:tblPr/>
@@ -15036,6 +15747,7 @@
       <w:spacing w:after="0" w:line="240" w:lineRule="auto"/>
     </w:pPr>
     <w:rPr>
+      <w:rFonts w:eastAsia="黑体"/>
       <w:color w:themeColor="text1" w:val="000000"/>
     </w:rPr>
     <w:tblPr>
@@ -15057,6 +15769,7 @@
     </w:tcPr>
     <w:tblStylePr w:type="firstRow">
       <w:rPr>
+        <w:rFonts w:eastAsia="黑体"/>
         <w:b/>
         <w:bCs/>
       </w:rPr>
@@ -15067,6 +15780,7 @@
     </w:tblStylePr>
     <w:tblStylePr w:type="lastRow">
       <w:rPr>
+        <w:rFonts w:eastAsia="黑体"/>
         <w:b/>
         <w:bCs/>
         <w:color w:themeColor="text1" w:val="000000"/>
@@ -15078,6 +15792,7 @@
     </w:tblStylePr>
     <w:tblStylePr w:type="firstCol">
       <w:rPr>
+        <w:rFonts w:eastAsia="黑体"/>
         <w:color w:themeColor="background1" w:val="FFFFFF"/>
       </w:rPr>
       <w:tblPr/>
@@ -15087,6 +15802,7 @@
     </w:tblStylePr>
     <w:tblStylePr w:type="lastCol">
       <w:rPr>
+        <w:rFonts w:eastAsia="黑体"/>
         <w:color w:themeColor="background1" w:val="FFFFFF"/>
       </w:rPr>
       <w:tblPr/>
@@ -15116,6 +15832,7 @@
       <w:spacing w:after="0" w:line="240" w:lineRule="auto"/>
     </w:pPr>
     <w:rPr>
+      <w:rFonts w:eastAsia="黑体"/>
       <w:color w:themeColor="text1" w:val="000000"/>
     </w:rPr>
     <w:tblPr>
@@ -15137,6 +15854,7 @@
     </w:tcPr>
     <w:tblStylePr w:type="firstRow">
       <w:rPr>
+        <w:rFonts w:eastAsia="黑体"/>
         <w:b/>
         <w:bCs/>
       </w:rPr>
@@ -15147,6 +15865,7 @@
     </w:tblStylePr>
     <w:tblStylePr w:type="lastRow">
       <w:rPr>
+        <w:rFonts w:eastAsia="黑体"/>
         <w:b/>
         <w:bCs/>
         <w:color w:themeColor="text1" w:val="000000"/>
@@ -15158,6 +15877,7 @@
     </w:tblStylePr>
     <w:tblStylePr w:type="firstCol">
       <w:rPr>
+        <w:rFonts w:eastAsia="黑体"/>
         <w:color w:themeColor="background1" w:val="FFFFFF"/>
       </w:rPr>
       <w:tblPr/>
@@ -15167,6 +15887,7 @@
     </w:tblStylePr>
     <w:tblStylePr w:type="lastCol">
       <w:rPr>
+        <w:rFonts w:eastAsia="黑体"/>
         <w:color w:themeColor="background1" w:val="FFFFFF"/>
       </w:rPr>
       <w:tblPr/>
@@ -15199,6 +15920,7 @@
     <w:name w:val="KeywordTok"/>
     <w:basedOn w:val="VerbatimChar"/>
     <w:rPr>
+      <w:rFonts w:eastAsia="黑体"/>
       <w:b/>
       <w:color w:val="007020"/>
     </w:rPr>
@@ -15207,6 +15929,7 @@
     <w:name w:val="DataTypeTok"/>
     <w:basedOn w:val="VerbatimChar"/>
     <w:rPr>
+      <w:rFonts w:eastAsia="黑体"/>
       <w:color w:val="902000"/>
     </w:rPr>
   </w:style>
@@ -15214,6 +15937,7 @@
     <w:name w:val="DecValTok"/>
     <w:basedOn w:val="VerbatimChar"/>
     <w:rPr>
+      <w:rFonts w:eastAsia="黑体"/>
       <w:color w:val="40a070"/>
     </w:rPr>
   </w:style>
@@ -15221,6 +15945,7 @@
     <w:name w:val="BaseNTok"/>
     <w:basedOn w:val="VerbatimChar"/>
     <w:rPr>
+      <w:rFonts w:eastAsia="黑体"/>
       <w:color w:val="40a070"/>
     </w:rPr>
   </w:style>
@@ -15228,6 +15953,7 @@
     <w:name w:val="FloatTok"/>
     <w:basedOn w:val="VerbatimChar"/>
     <w:rPr>
+      <w:rFonts w:eastAsia="黑体"/>
       <w:color w:val="40a070"/>
     </w:rPr>
   </w:style>
@@ -15235,6 +15961,7 @@
     <w:name w:val="ConstantTok"/>
     <w:basedOn w:val="VerbatimChar"/>
     <w:rPr>
+      <w:rFonts w:eastAsia="黑体"/>
       <w:color w:val="880000"/>
     </w:rPr>
   </w:style>
@@ -15242,6 +15969,7 @@
     <w:name w:val="CharTok"/>
     <w:basedOn w:val="VerbatimChar"/>
     <w:rPr>
+      <w:rFonts w:eastAsia="黑体"/>
       <w:color w:val="4070a0"/>
     </w:rPr>
   </w:style>
@@ -15249,6 +15977,7 @@
     <w:name w:val="SpecialCharTok"/>
     <w:basedOn w:val="VerbatimChar"/>
     <w:rPr>
+      <w:rFonts w:eastAsia="黑体"/>
       <w:color w:val="4070a0"/>
     </w:rPr>
   </w:style>
@@ -15256,6 +15985,7 @@
     <w:name w:val="StringTok"/>
     <w:basedOn w:val="VerbatimChar"/>
     <w:rPr>
+      <w:rFonts w:eastAsia="黑体"/>
       <w:color w:val="4070a0"/>
     </w:rPr>
   </w:style>
@@ -15263,6 +15993,7 @@
     <w:name w:val="VerbatimStringTok"/>
     <w:basedOn w:val="VerbatimChar"/>
     <w:rPr>
+      <w:rFonts w:eastAsia="黑体"/>
       <w:color w:val="4070a0"/>
     </w:rPr>
   </w:style>
@@ -15270,6 +16001,7 @@
     <w:name w:val="SpecialStringTok"/>
     <w:basedOn w:val="VerbatimChar"/>
     <w:rPr>
+      <w:rFonts w:eastAsia="黑体"/>
       <w:color w:val="bb6688"/>
     </w:rPr>
   </w:style>
@@ -15277,6 +16009,7 @@
     <w:name w:val="ImportTok"/>
     <w:basedOn w:val="VerbatimChar"/>
     <w:rPr>
+      <w:rFonts w:eastAsia="黑体"/>
       <w:b/>
       <w:color w:val="008000"/>
     </w:rPr>
@@ -15285,6 +16018,7 @@
     <w:name w:val="CommentTok"/>
     <w:basedOn w:val="VerbatimChar"/>
     <w:rPr>
+      <w:rFonts w:eastAsia="黑体"/>
       <w:i/>
       <w:color w:val="60a0b0"/>
     </w:rPr>
@@ -15293,6 +16027,7 @@
     <w:name w:val="DocumentationTok"/>
     <w:basedOn w:val="VerbatimChar"/>
     <w:rPr>
+      <w:rFonts w:eastAsia="黑体"/>
       <w:i/>
       <w:color w:val="ba2121"/>
     </w:rPr>
@@ -15301,6 +16036,7 @@
     <w:name w:val="AnnotationTok"/>
     <w:basedOn w:val="VerbatimChar"/>
     <w:rPr>
+      <w:rFonts w:eastAsia="黑体"/>
       <w:b/>
       <w:i/>
       <w:color w:val="60a0b0"/>
@@ -15310,6 +16046,7 @@
     <w:name w:val="CommentVarTok"/>
     <w:basedOn w:val="VerbatimChar"/>
     <w:rPr>
+      <w:rFonts w:eastAsia="黑体"/>
       <w:b/>
       <w:i/>
       <w:color w:val="60a0b0"/>
@@ -15319,6 +16056,7 @@
     <w:name w:val="OtherTok"/>
     <w:basedOn w:val="VerbatimChar"/>
     <w:rPr>
+      <w:rFonts w:eastAsia="黑体"/>
       <w:color w:val="007020"/>
     </w:rPr>
   </w:style>
@@ -15326,6 +16064,7 @@
     <w:name w:val="FunctionTok"/>
     <w:basedOn w:val="VerbatimChar"/>
     <w:rPr>
+      <w:rFonts w:eastAsia="黑体"/>
       <w:color w:val="06287e"/>
     </w:rPr>
   </w:style>
@@ -15333,6 +16072,7 @@
     <w:name w:val="VariableTok"/>
     <w:basedOn w:val="VerbatimChar"/>
     <w:rPr>
+      <w:rFonts w:eastAsia="黑体"/>
       <w:color w:val="19177c"/>
     </w:rPr>
   </w:style>
@@ -15340,6 +16080,7 @@
     <w:name w:val="ControlFlowTok"/>
     <w:basedOn w:val="VerbatimChar"/>
     <w:rPr>
+      <w:rFonts w:eastAsia="黑体"/>
       <w:b/>
       <w:color w:val="007020"/>
     </w:rPr>
@@ -15348,6 +16089,7 @@
     <w:name w:val="OperatorTok"/>
     <w:basedOn w:val="VerbatimChar"/>
     <w:rPr>
+      <w:rFonts w:eastAsia="黑体"/>
       <w:color w:val="666666"/>
     </w:rPr>
   </w:style>
@@ -15355,18 +16097,22 @@
     <w:name w:val="BuiltInTok"/>
     <w:basedOn w:val="VerbatimChar"/>
     <w:rPr>
+      <w:rFonts w:eastAsia="黑体"/>
       <w:color w:val="008000"/>
     </w:rPr>
   </w:style>
   <w:style w:type="character" w:customStyle="1" w:styleId="ExtensionTok">
     <w:name w:val="ExtensionTok"/>
     <w:basedOn w:val="VerbatimChar"/>
-    <w:rPr/>
+    <w:rPr>
+      <w:rFonts w:eastAsia="黑体"/>
+    </w:rPr>
   </w:style>
   <w:style w:type="character" w:customStyle="1" w:styleId="PreprocessorTok">
     <w:name w:val="PreprocessorTok"/>
     <w:basedOn w:val="VerbatimChar"/>
     <w:rPr>
+      <w:rFonts w:eastAsia="黑体"/>
       <w:color w:val="bc7a00"/>
     </w:rPr>
   </w:style>
@@ -15374,18 +16120,22 @@
     <w:name w:val="AttributeTok"/>
     <w:basedOn w:val="VerbatimChar"/>
     <w:rPr>
+      <w:rFonts w:eastAsia="黑体"/>
       <w:color w:val="7d9029"/>
     </w:rPr>
   </w:style>
   <w:style w:type="character" w:customStyle="1" w:styleId="RegionMarkerTok">
     <w:name w:val="RegionMarkerTok"/>
     <w:basedOn w:val="VerbatimChar"/>
-    <w:rPr/>
+    <w:rPr>
+      <w:rFonts w:eastAsia="黑体"/>
+    </w:rPr>
   </w:style>
   <w:style w:type="character" w:customStyle="1" w:styleId="InformationTok">
     <w:name w:val="InformationTok"/>
     <w:basedOn w:val="VerbatimChar"/>
     <w:rPr>
+      <w:rFonts w:eastAsia="黑体"/>
       <w:b/>
       <w:i/>
       <w:color w:val="60a0b0"/>
@@ -15395,6 +16145,7 @@
     <w:name w:val="WarningTok"/>
     <w:basedOn w:val="VerbatimChar"/>
     <w:rPr>
+      <w:rFonts w:eastAsia="黑体"/>
       <w:b/>
       <w:i/>
       <w:color w:val="60a0b0"/>
@@ -15404,6 +16155,7 @@
     <w:name w:val="AlertTok"/>
     <w:basedOn w:val="VerbatimChar"/>
     <w:rPr>
+      <w:rFonts w:eastAsia="黑体"/>
       <w:b/>
       <w:color w:val="ff0000"/>
     </w:rPr>
@@ -15412,6 +16164,7 @@
     <w:name w:val="ErrorTok"/>
     <w:basedOn w:val="VerbatimChar"/>
     <w:rPr>
+      <w:rFonts w:eastAsia="黑体"/>
       <w:b/>
       <w:color w:val="ff0000"/>
     </w:rPr>
@@ -15419,7 +16172,9 @@
   <w:style w:type="character" w:customStyle="1" w:styleId="NormalTok">
     <w:name w:val="NormalTok"/>
     <w:basedOn w:val="VerbatimChar"/>
-    <w:rPr/>
+    <w:rPr>
+      <w:rFonts w:eastAsia="黑体"/>
+    </w:rPr>
   </w:style>
 </w:styles>
 </file>
@@ -15468,12 +16223,12 @@
     <a:fontScheme name="Office">
       <a:majorFont>
         <a:latin typeface="Calibri"/>
-        <a:ea typeface=""/>
+        <a:ea typeface="黑体"/>
         <a:cs typeface=""/>
         <a:font script="Jpan" typeface="ＭＳ ゴシック"/>
         <a:font script="Hang" typeface="맑은 고딕"/>
-        <a:font script="Hans" typeface="宋体"/>
-        <a:font script="Hant" typeface="新細明體"/>
+        <a:font script="Hans" typeface="黑体"/>
+        <a:font script="Hant" typeface="黑体"/>
         <a:font script="Arab" typeface="Times New Roman"/>
         <a:font script="Hebr" typeface="Times New Roman"/>
         <a:font script="Thai" typeface="Angsana New"/>
@@ -15503,12 +16258,12 @@
       </a:majorFont>
       <a:minorFont>
         <a:latin typeface="Cambria"/>
-        <a:ea typeface=""/>
+        <a:ea typeface="黑体"/>
         <a:cs typeface=""/>
         <a:font script="Jpan" typeface="ＭＳ 明朝"/>
         <a:font script="Hang" typeface="맑은 고딕"/>
-        <a:font script="Hans" typeface="宋体"/>
-        <a:font script="Hant" typeface="新細明體"/>
+        <a:font script="Hans" typeface="黑体"/>
+        <a:font script="Hant" typeface="黑体"/>
         <a:font script="Arab" typeface="Arial"/>
         <a:font script="Hebr" typeface="Arial"/>
         <a:font script="Thai" typeface="Cordia New"/>

--- a/03-振荡电路/03-晶体振荡器/温度补偿晶振TCXO/温度补偿晶振TCXO.docx
+++ b/03-振荡电路/03-晶体振荡器/温度补偿晶振TCXO/温度补偿晶振TCXO.docx
@@ -3152,7 +3152,7 @@
           <w:color w:val="555555"/>
           <w:sz w:val="21"/>
         </w:rPr>
-        <w:t>材料收集者：杜文杰，WX手机：19519196569，QQ:3478827729</w:t>
+        <w:t>材料收集者：杜文杰，微信/手机：19519196569，QQ:3478827729</w:t>
       </w:r>
     </w:p>
     <w:sectPr>
